--- a/laba_7/7_Кравчук.docx
+++ b/laba_7/7_Кравчук.docx
@@ -487,7 +487,6 @@
         </w:rPr>
         <w:t>(</w:t>
       </w:r>
-      <w:proofErr w:type="gramStart"/>
       <w:r>
         <w:rPr>
           <w:sz w:val="28"/>
@@ -501,15 +500,7 @@
           <w:sz w:val="28"/>
           <w:szCs w:val="28"/>
         </w:rPr>
-        <w:t>,x</w:t>
-      </w:r>
-      <w:proofErr w:type="gramEnd"/>
-      <w:r>
-        <w:rPr>
-          <w:sz w:val="28"/>
-          <w:szCs w:val="28"/>
-        </w:rPr>
-        <w:t>) с заданной точностью для некоторых значений аргументов</w:t>
+        <w:t>,x) с заданной точностью для некоторых значений аргументов</w:t>
       </w:r>
     </w:p>
     <w:p>
@@ -710,7 +701,6 @@
         </w:rPr>
         <w:t>(</w:t>
       </w:r>
-      <w:proofErr w:type="gramStart"/>
       <w:r>
         <w:rPr>
           <w:rFonts w:eastAsia="Symbol"/>
@@ -748,7 +738,6 @@
         </w:rPr>
         <w:t>q</w:t>
       </w:r>
-      <w:proofErr w:type="gramEnd"/>
       <w:r>
         <w:rPr>
           <w:color w:val="333333"/>
@@ -1240,55 +1229,7 @@
           <w:sz w:val="28"/>
           <w:szCs w:val="28"/>
         </w:rPr>
-        <w:t xml:space="preserve">Задание необходимо решить двумя </w:t>
-      </w:r>
-      <w:r>
-        <w:rPr>
-          <w:color w:val="333333"/>
-          <w:sz w:val="28"/>
-          <w:szCs w:val="28"/>
-        </w:rPr>
-        <w:t>метод</w:t>
-      </w:r>
-      <w:r>
-        <w:rPr>
-          <w:color w:val="333333"/>
-          <w:sz w:val="28"/>
-          <w:szCs w:val="28"/>
-        </w:rPr>
-        <w:t>а</w:t>
-      </w:r>
-      <w:r>
-        <w:rPr>
-          <w:color w:val="333333"/>
-          <w:sz w:val="28"/>
-          <w:szCs w:val="28"/>
-        </w:rPr>
-        <w:t>м</w:t>
-      </w:r>
-      <w:r>
-        <w:rPr>
-          <w:color w:val="333333"/>
-          <w:sz w:val="28"/>
-          <w:szCs w:val="28"/>
-        </w:rPr>
-        <w:t>и:</w:t>
-      </w:r>
-      <w:r>
-        <w:rPr>
-          <w:color w:val="333333"/>
-          <w:sz w:val="28"/>
-          <w:szCs w:val="28"/>
-        </w:rPr>
-        <w:t xml:space="preserve"> искусственной вязкостью и консервативной схемы</w:t>
-      </w:r>
-      <w:r>
-        <w:rPr>
-          <w:color w:val="333333"/>
-          <w:sz w:val="28"/>
-          <w:szCs w:val="28"/>
-        </w:rPr>
-        <w:t xml:space="preserve"> (</w:t>
+        <w:t>Задание необходимо решить двумя методами: искусственной вязкостью и консервативной схемы (</w:t>
       </w:r>
       <w:r>
         <w:rPr>
@@ -1736,23 +1677,8 @@
           <w:sz w:val="28"/>
           <w:szCs w:val="28"/>
         </w:rPr>
-        <w:t xml:space="preserve">Аппроксимация переноса: </w:t>
-      </w:r>
-      <w:r>
-        <w:rPr>
-          <w:sz w:val="28"/>
-          <w:szCs w:val="28"/>
-        </w:rPr>
-        <w:t>и</w:t>
-      </w:r>
-      <w:r>
-        <w:rPr>
-          <w:sz w:val="28"/>
-          <w:szCs w:val="28"/>
-        </w:rPr>
-        <w:t xml:space="preserve">спользуется направленная разность (левая разность), так как </w:t>
-      </w:r>
-      <w:proofErr w:type="gramStart"/>
+        <w:t xml:space="preserve">Аппроксимация переноса: используется направленная разность (левая разность), так как </w:t>
+      </w:r>
       <w:r>
         <w:rPr>
           <w:rStyle w:val="math-inline"/>
@@ -1777,7 +1703,6 @@
         </w:rPr>
         <w:t>&gt;</w:t>
       </w:r>
-      <w:proofErr w:type="gramEnd"/>
       <w:r>
         <w:rPr>
           <w:rStyle w:val="math-inline"/>
@@ -1821,21 +1746,7 @@
           <w:sz w:val="28"/>
           <w:szCs w:val="28"/>
         </w:rPr>
-        <w:t xml:space="preserve">Аппроксимация вязкости: </w:t>
-      </w:r>
-      <w:r>
-        <w:rPr>
-          <w:sz w:val="28"/>
-          <w:szCs w:val="28"/>
-        </w:rPr>
-        <w:t>в</w:t>
-      </w:r>
-      <w:r>
-        <w:rPr>
-          <w:sz w:val="28"/>
-          <w:szCs w:val="28"/>
-        </w:rPr>
-        <w:t>водится квадратичная добавка, которая активируется только в зонах резкого изменения градиента.</w:t>
+        <w:t>Аппроксимация вязкости: вводится квадратичная добавка, которая активируется только в зонах резкого изменения градиента.</w:t>
       </w:r>
     </w:p>
     <w:p>
@@ -2737,14 +2648,7 @@
           <w:sz w:val="28"/>
           <w:szCs w:val="28"/>
         </w:rPr>
-        <w:t xml:space="preserve">где </w:t>
-      </w:r>
-      <w:r>
-        <w:rPr>
-          <w:sz w:val="28"/>
-          <w:szCs w:val="28"/>
-        </w:rPr>
-        <w:t xml:space="preserve"> </w:t>
+        <w:t xml:space="preserve">где  </w:t>
       </w:r>
       <m:oMath>
         <m:r>
@@ -2764,14 +2668,7 @@
           <w:sz w:val="28"/>
           <w:szCs w:val="28"/>
         </w:rPr>
-        <w:t xml:space="preserve">  -</w:t>
-      </w:r>
-      <w:r>
-        <w:rPr>
-          <w:sz w:val="28"/>
-          <w:szCs w:val="28"/>
-        </w:rPr>
-        <w:t xml:space="preserve">шаг по времени, </w:t>
+        <w:t xml:space="preserve">  -шаг по времени, </w:t>
       </w:r>
       <w:r>
         <w:rPr>
@@ -6688,8 +6585,21 @@
                 </w:rPr>
                 <m:t>∂x</m:t>
               </m:r>
-              <m:d>
-                <m:dPr>
+            </m:den>
+          </m:f>
+          <m:d>
+            <m:dPr>
+              <m:ctrlPr>
+                <w:rPr>
+                  <w:rFonts w:ascii="Cambria Math" w:hAnsi="Cambria Math"/>
+                  <w:sz w:val="28"/>
+                  <w:szCs w:val="28"/>
+                </w:rPr>
+              </m:ctrlPr>
+            </m:dPr>
+            <m:e>
+              <m:f>
+                <m:fPr>
                   <m:ctrlPr>
                     <w:rPr>
                       <w:rFonts w:ascii="Cambria Math" w:hAnsi="Cambria Math"/>
@@ -6697,10 +6607,10 @@
                       <w:szCs w:val="28"/>
                     </w:rPr>
                   </m:ctrlPr>
-                </m:dPr>
-                <m:e>
-                  <m:f>
-                    <m:fPr>
+                </m:fPr>
+                <m:num>
+                  <m:sSup>
+                    <m:sSupPr>
                       <m:ctrlPr>
                         <w:rPr>
                           <w:rFonts w:ascii="Cambria Math" w:hAnsi="Cambria Math"/>
@@ -6708,47 +6618,21 @@
                           <w:szCs w:val="28"/>
                         </w:rPr>
                       </m:ctrlPr>
-                    </m:fPr>
-                    <m:num>
-                      <m:sSup>
-                        <m:sSupPr>
-                          <m:ctrlPr>
-                            <w:rPr>
-                              <w:rFonts w:ascii="Cambria Math" w:hAnsi="Cambria Math"/>
-                              <w:sz w:val="28"/>
-                              <w:szCs w:val="28"/>
-                            </w:rPr>
-                          </m:ctrlPr>
-                        </m:sSupPr>
-                        <m:e>
-                          <m:r>
-                            <m:rPr>
-                              <m:sty m:val="p"/>
-                            </m:rPr>
-                            <w:rPr>
-                              <w:rFonts w:ascii="Cambria Math" w:hAnsi="Cambria Math"/>
-                              <w:sz w:val="28"/>
-                              <w:szCs w:val="28"/>
-                            </w:rPr>
-                            <m:t>u</m:t>
-                          </m:r>
-                        </m:e>
-                        <m:sup>
-                          <m:r>
-                            <m:rPr>
-                              <m:sty m:val="p"/>
-                            </m:rPr>
-                            <w:rPr>
-                              <w:rFonts w:ascii="Cambria Math" w:hAnsi="Cambria Math"/>
-                              <w:sz w:val="28"/>
-                              <w:szCs w:val="28"/>
-                            </w:rPr>
-                            <m:t>2</m:t>
-                          </m:r>
-                        </m:sup>
-                      </m:sSup>
-                    </m:num>
-                    <m:den>
+                    </m:sSupPr>
+                    <m:e>
+                      <m:r>
+                        <m:rPr>
+                          <m:sty m:val="p"/>
+                        </m:rPr>
+                        <w:rPr>
+                          <w:rFonts w:ascii="Cambria Math" w:hAnsi="Cambria Math"/>
+                          <w:sz w:val="28"/>
+                          <w:szCs w:val="28"/>
+                        </w:rPr>
+                        <m:t>u</m:t>
+                      </m:r>
+                    </m:e>
+                    <m:sup>
                       <m:r>
                         <m:rPr>
                           <m:sty m:val="p"/>
@@ -6760,12 +6644,25 @@
                         </w:rPr>
                         <m:t>2</m:t>
                       </m:r>
-                    </m:den>
-                  </m:f>
-                </m:e>
-              </m:d>
-            </m:den>
-          </m:f>
+                    </m:sup>
+                  </m:sSup>
+                </m:num>
+                <m:den>
+                  <m:r>
+                    <m:rPr>
+                      <m:sty m:val="p"/>
+                    </m:rPr>
+                    <w:rPr>
+                      <w:rFonts w:ascii="Cambria Math" w:hAnsi="Cambria Math"/>
+                      <w:sz w:val="28"/>
+                      <w:szCs w:val="28"/>
+                    </w:rPr>
+                    <m:t>2</m:t>
+                  </m:r>
+                </m:den>
+              </m:f>
+            </m:e>
+          </m:d>
           <m:r>
             <m:rPr>
               <m:sty m:val="p"/>
@@ -6964,14 +6861,7 @@
           <w:sz w:val="28"/>
           <w:szCs w:val="28"/>
         </w:rPr>
-        <w:t xml:space="preserve"> и</w:t>
-      </w:r>
-      <w:r>
-        <w:rPr>
-          <w:sz w:val="28"/>
-          <w:szCs w:val="28"/>
-        </w:rPr>
-        <w:t>спользуется метод прямоугольников для аппроксимации интеграла от потока:</w:t>
+        <w:t xml:space="preserve"> используется метод прямоугольников для аппроксимации интеграла от потока:</w:t>
       </w:r>
     </w:p>
     <w:p>
@@ -11513,48 +11403,137 @@
     <w:p>
       <w:pPr>
         <w:spacing w:after="100" w:afterAutospacing="1"/>
-        <w:ind w:left="720"/>
-        <w:rPr>
-          <w:sz w:val="28"/>
-          <w:szCs w:val="28"/>
-        </w:rPr>
-      </w:pPr>
-    </w:p>
-    <w:p>
-      <w:pPr>
-        <w:spacing w:after="160" w:line="259" w:lineRule="auto"/>
-        <w:rPr>
-          <w:sz w:val="28"/>
-          <w:szCs w:val="28"/>
-        </w:rPr>
-      </w:pPr>
-      <w:r>
-        <w:rPr>
-          <w:sz w:val="28"/>
-          <w:szCs w:val="28"/>
-        </w:rPr>
-        <w:br w:type="page"/>
-      </w:r>
-    </w:p>
-    <w:p>
-      <w:pPr>
-        <w:jc w:val="both"/>
         <w:rPr>
           <w:b/>
           <w:bCs/>
           <w:sz w:val="28"/>
           <w:szCs w:val="28"/>
-          <w:lang w:val="en-US"/>
-        </w:rPr>
-      </w:pPr>
-      <w:r>
+        </w:rPr>
+      </w:pPr>
+    </w:p>
+    <w:p>
+      <w:pPr>
+        <w:spacing w:after="160" w:line="259" w:lineRule="auto"/>
         <w:rPr>
           <w:b/>
           <w:bCs/>
           <w:sz w:val="28"/>
           <w:szCs w:val="28"/>
         </w:rPr>
+      </w:pPr>
+      <w:r>
+        <w:rPr>
+          <w:b/>
+          <w:bCs/>
+          <w:sz w:val="28"/>
+          <w:szCs w:val="28"/>
+        </w:rPr>
+        <w:br w:type="page"/>
+      </w:r>
+    </w:p>
+    <w:p>
+      <w:pPr>
+        <w:spacing w:after="100" w:afterAutospacing="1"/>
+        <w:rPr>
+          <w:b/>
+          <w:bCs/>
+          <w:sz w:val="28"/>
+          <w:szCs w:val="28"/>
+          <w:lang w:val="en-US"/>
+        </w:rPr>
+      </w:pPr>
+      <w:r>
+        <w:rPr>
+          <w:b/>
+          <w:bCs/>
+          <w:sz w:val="28"/>
+          <w:szCs w:val="28"/>
+        </w:rPr>
         <w:lastRenderedPageBreak/>
+        <w:t>Графики решений</w:t>
+      </w:r>
+      <w:r>
+        <w:rPr>
+          <w:b/>
+          <w:bCs/>
+          <w:sz w:val="28"/>
+          <w:szCs w:val="28"/>
+          <w:lang w:val="en-US"/>
+        </w:rPr>
+        <w:t>:</w:t>
+      </w:r>
+    </w:p>
+    <w:p>
+      <w:pPr>
+        <w:spacing w:after="100" w:afterAutospacing="1"/>
+        <w:rPr>
+          <w:b/>
+          <w:bCs/>
+          <w:sz w:val="28"/>
+          <w:szCs w:val="28"/>
+          <w:lang w:val="en-US"/>
+        </w:rPr>
+      </w:pPr>
+      <w:r>
+        <w:rPr>
+          <w:b/>
+          <w:bCs/>
+          <w:sz w:val="28"/>
+          <w:szCs w:val="28"/>
+          <w:lang w:val="en-US"/>
+        </w:rPr>
+        <w:drawing>
+          <wp:inline distT="0" distB="0" distL="0" distR="0" wp14:anchorId="7519FB5C" wp14:editId="157EC949">
+            <wp:extent cx="6368652" cy="2880360"/>
+            <wp:effectExtent l="0" t="0" r="0" b="0"/>
+            <wp:docPr id="1" name="Рисунок 1"/>
+            <wp:cNvGraphicFramePr>
+              <a:graphicFrameLocks xmlns:a="http://schemas.openxmlformats.org/drawingml/2006/main" noChangeAspect="1"/>
+            </wp:cNvGraphicFramePr>
+            <a:graphic xmlns:a="http://schemas.openxmlformats.org/drawingml/2006/main">
+              <a:graphicData uri="http://schemas.openxmlformats.org/drawingml/2006/picture">
+                <pic:pic xmlns:pic="http://schemas.openxmlformats.org/drawingml/2006/picture">
+                  <pic:nvPicPr>
+                    <pic:cNvPr id="1" name=""/>
+                    <pic:cNvPicPr/>
+                  </pic:nvPicPr>
+                  <pic:blipFill>
+                    <a:blip r:embed="rId7"/>
+                    <a:stretch>
+                      <a:fillRect/>
+                    </a:stretch>
+                  </pic:blipFill>
+                  <pic:spPr>
+                    <a:xfrm>
+                      <a:off x="0" y="0"/>
+                      <a:ext cx="6373277" cy="2882452"/>
+                    </a:xfrm>
+                    <a:prstGeom prst="rect">
+                      <a:avLst/>
+                    </a:prstGeom>
+                  </pic:spPr>
+                </pic:pic>
+              </a:graphicData>
+            </a:graphic>
+          </wp:inline>
+        </w:drawing>
+      </w:r>
+    </w:p>
+    <w:p>
+      <w:pPr>
+        <w:spacing w:after="160" w:line="259" w:lineRule="auto"/>
+        <w:rPr>
+          <w:sz w:val="28"/>
+          <w:szCs w:val="28"/>
+        </w:rPr>
+      </w:pPr>
+      <w:r>
+        <w:rPr>
+          <w:b/>
+          <w:bCs/>
+          <w:sz w:val="28"/>
+          <w:szCs w:val="28"/>
+        </w:rPr>
         <w:t>Вывод</w:t>
       </w:r>
       <w:r>
@@ -11679,15 +11658,7 @@
           <w:sz w:val="28"/>
           <w:szCs w:val="28"/>
         </w:rPr>
-        <w:t xml:space="preserve"> </w:t>
-      </w:r>
-      <w:r>
-        <w:rPr>
-          <w:rStyle w:val="math-inline"/>
-          <w:sz w:val="28"/>
-          <w:szCs w:val="28"/>
-        </w:rPr>
-        <w:t>= 0.0001</w:t>
+        <w:t xml:space="preserve"> = 0.0001</w:t>
       </w:r>
       <w:r>
         <w:rPr>
@@ -11722,23 +11693,13 @@
         </w:rPr>
         <w:t xml:space="preserve">Полученные результаты представлены в виде двумерных таблиц распределения функции </w:t>
       </w:r>
-      <w:proofErr w:type="gramStart"/>
       <w:r>
         <w:rPr>
           <w:rStyle w:val="math-inline"/>
           <w:sz w:val="28"/>
           <w:szCs w:val="28"/>
         </w:rPr>
-        <w:t>U(</w:t>
-      </w:r>
-      <w:proofErr w:type="gramEnd"/>
-      <w:r>
-        <w:rPr>
-          <w:rStyle w:val="math-inline"/>
-          <w:sz w:val="28"/>
-          <w:szCs w:val="28"/>
-        </w:rPr>
-        <w:t>t, x)</w:t>
+        <w:t>U(t, x)</w:t>
       </w:r>
       <w:r>
         <w:rPr>
@@ -11860,21 +11821,2555 @@
         <w:rPr>
           <w:sz w:val="28"/>
           <w:szCs w:val="28"/>
-        </w:rPr>
-      </w:pPr>
+          <w:lang w:val="en-US"/>
+        </w:rPr>
+      </w:pPr>
+      <w:r>
+        <w:rPr>
+          <w:sz w:val="28"/>
+          <w:szCs w:val="28"/>
+          <w:lang w:val="en-US"/>
+        </w:rPr>
+        <w:t xml:space="preserve">import </w:t>
+      </w:r>
       <w:proofErr w:type="spellStart"/>
       <w:r>
         <w:rPr>
           <w:sz w:val="28"/>
           <w:szCs w:val="28"/>
-        </w:rPr>
-        <w:t>import</w:t>
+          <w:lang w:val="en-US"/>
+        </w:rPr>
+        <w:t>numpy</w:t>
       </w:r>
       <w:proofErr w:type="spellEnd"/>
       <w:r>
         <w:rPr>
           <w:sz w:val="28"/>
           <w:szCs w:val="28"/>
+          <w:lang w:val="en-US"/>
+        </w:rPr>
+        <w:t xml:space="preserve"> as np</w:t>
+      </w:r>
+    </w:p>
+    <w:p>
+      <w:pPr>
+        <w:rPr>
+          <w:sz w:val="28"/>
+          <w:szCs w:val="28"/>
+          <w:lang w:val="en-US"/>
+        </w:rPr>
+      </w:pPr>
+      <w:r>
+        <w:rPr>
+          <w:sz w:val="28"/>
+          <w:szCs w:val="28"/>
+          <w:lang w:val="en-US"/>
+        </w:rPr>
+        <w:t>import csv</w:t>
+      </w:r>
+    </w:p>
+    <w:p>
+      <w:pPr>
+        <w:rPr>
+          <w:sz w:val="28"/>
+          <w:szCs w:val="28"/>
+          <w:lang w:val="en-US"/>
+        </w:rPr>
+      </w:pPr>
+      <w:r>
+        <w:rPr>
+          <w:sz w:val="28"/>
+          <w:szCs w:val="28"/>
+          <w:lang w:val="en-US"/>
+        </w:rPr>
+        <w:t xml:space="preserve">import </w:t>
+      </w:r>
+      <w:proofErr w:type="spellStart"/>
+      <w:r>
+        <w:rPr>
+          <w:sz w:val="28"/>
+          <w:szCs w:val="28"/>
+          <w:lang w:val="en-US"/>
+        </w:rPr>
+        <w:t>os</w:t>
+      </w:r>
+      <w:proofErr w:type="spellEnd"/>
+    </w:p>
+    <w:p>
+      <w:pPr>
+        <w:rPr>
+          <w:sz w:val="28"/>
+          <w:szCs w:val="28"/>
+          <w:lang w:val="en-US"/>
+        </w:rPr>
+      </w:pPr>
+      <w:r>
+        <w:rPr>
+          <w:sz w:val="28"/>
+          <w:szCs w:val="28"/>
+          <w:lang w:val="en-US"/>
+        </w:rPr>
+        <w:t xml:space="preserve">import </w:t>
+      </w:r>
+      <w:proofErr w:type="spellStart"/>
+      <w:r>
+        <w:rPr>
+          <w:sz w:val="28"/>
+          <w:szCs w:val="28"/>
+          <w:lang w:val="en-US"/>
+        </w:rPr>
+        <w:t>matplotlib.pyplot</w:t>
+      </w:r>
+      <w:proofErr w:type="spellEnd"/>
+      <w:r>
+        <w:rPr>
+          <w:sz w:val="28"/>
+          <w:szCs w:val="28"/>
+          <w:lang w:val="en-US"/>
+        </w:rPr>
+        <w:t xml:space="preserve"> as </w:t>
+      </w:r>
+      <w:proofErr w:type="spellStart"/>
+      <w:r>
+        <w:rPr>
+          <w:sz w:val="28"/>
+          <w:szCs w:val="28"/>
+          <w:lang w:val="en-US"/>
+        </w:rPr>
+        <w:t>plt</w:t>
+      </w:r>
+      <w:proofErr w:type="spellEnd"/>
+    </w:p>
+    <w:p>
+      <w:pPr>
+        <w:rPr>
+          <w:sz w:val="28"/>
+          <w:szCs w:val="28"/>
+          <w:lang w:val="en-US"/>
+        </w:rPr>
+      </w:pPr>
+      <w:r>
+        <w:rPr>
+          <w:sz w:val="28"/>
+          <w:szCs w:val="28"/>
+          <w:lang w:val="en-US"/>
+        </w:rPr>
+        <w:t>from mpl_toolkits.mplot3d import Axes3D</w:t>
+      </w:r>
+    </w:p>
+    <w:p>
+      <w:pPr>
+        <w:rPr>
+          <w:sz w:val="28"/>
+          <w:szCs w:val="28"/>
+          <w:lang w:val="en-US"/>
+        </w:rPr>
+      </w:pPr>
+    </w:p>
+    <w:p>
+      <w:pPr>
+        <w:rPr>
+          <w:sz w:val="28"/>
+          <w:szCs w:val="28"/>
+          <w:lang w:val="en-US"/>
+        </w:rPr>
+      </w:pPr>
+      <w:proofErr w:type="spellStart"/>
+      <w:r>
+        <w:rPr>
+          <w:sz w:val="28"/>
+          <w:szCs w:val="28"/>
+          <w:lang w:val="en-US"/>
+        </w:rPr>
+        <w:t>output_dir</w:t>
+      </w:r>
+      <w:proofErr w:type="spellEnd"/>
+      <w:r>
+        <w:rPr>
+          <w:sz w:val="28"/>
+          <w:szCs w:val="28"/>
+          <w:lang w:val="en-US"/>
+        </w:rPr>
+        <w:t xml:space="preserve"> = 'Results_7_lab'</w:t>
+      </w:r>
+    </w:p>
+    <w:p>
+      <w:pPr>
+        <w:rPr>
+          <w:sz w:val="28"/>
+          <w:szCs w:val="28"/>
+          <w:lang w:val="en-US"/>
+        </w:rPr>
+      </w:pPr>
+      <w:r>
+        <w:rPr>
+          <w:sz w:val="28"/>
+          <w:szCs w:val="28"/>
+          <w:lang w:val="en-US"/>
+        </w:rPr>
+        <w:t xml:space="preserve">if not </w:t>
+      </w:r>
+      <w:proofErr w:type="spellStart"/>
+      <w:r>
+        <w:rPr>
+          <w:sz w:val="28"/>
+          <w:szCs w:val="28"/>
+          <w:lang w:val="en-US"/>
+        </w:rPr>
+        <w:t>os.path.exists</w:t>
+      </w:r>
+      <w:proofErr w:type="spellEnd"/>
+      <w:r>
+        <w:rPr>
+          <w:sz w:val="28"/>
+          <w:szCs w:val="28"/>
+          <w:lang w:val="en-US"/>
+        </w:rPr>
+        <w:t>(</w:t>
+      </w:r>
+      <w:proofErr w:type="spellStart"/>
+      <w:r>
+        <w:rPr>
+          <w:sz w:val="28"/>
+          <w:szCs w:val="28"/>
+          <w:lang w:val="en-US"/>
+        </w:rPr>
+        <w:t>output_dir</w:t>
+      </w:r>
+      <w:proofErr w:type="spellEnd"/>
+      <w:r>
+        <w:rPr>
+          <w:sz w:val="28"/>
+          <w:szCs w:val="28"/>
+          <w:lang w:val="en-US"/>
+        </w:rPr>
+        <w:t>):</w:t>
+      </w:r>
+    </w:p>
+    <w:p>
+      <w:pPr>
+        <w:rPr>
+          <w:sz w:val="28"/>
+          <w:szCs w:val="28"/>
+          <w:lang w:val="en-US"/>
+        </w:rPr>
+      </w:pPr>
+      <w:r>
+        <w:rPr>
+          <w:sz w:val="28"/>
+          <w:szCs w:val="28"/>
+          <w:lang w:val="en-US"/>
+        </w:rPr>
+        <w:t xml:space="preserve">    </w:t>
+      </w:r>
+      <w:proofErr w:type="spellStart"/>
+      <w:r>
+        <w:rPr>
+          <w:sz w:val="28"/>
+          <w:szCs w:val="28"/>
+          <w:lang w:val="en-US"/>
+        </w:rPr>
+        <w:t>os.makedirs</w:t>
+      </w:r>
+      <w:proofErr w:type="spellEnd"/>
+      <w:r>
+        <w:rPr>
+          <w:sz w:val="28"/>
+          <w:szCs w:val="28"/>
+          <w:lang w:val="en-US"/>
+        </w:rPr>
+        <w:t>(</w:t>
+      </w:r>
+      <w:proofErr w:type="spellStart"/>
+      <w:r>
+        <w:rPr>
+          <w:sz w:val="28"/>
+          <w:szCs w:val="28"/>
+          <w:lang w:val="en-US"/>
+        </w:rPr>
+        <w:t>output_dir</w:t>
+      </w:r>
+      <w:proofErr w:type="spellEnd"/>
+      <w:r>
+        <w:rPr>
+          <w:sz w:val="28"/>
+          <w:szCs w:val="28"/>
+          <w:lang w:val="en-US"/>
+        </w:rPr>
+        <w:t>)</w:t>
+      </w:r>
+    </w:p>
+    <w:p>
+      <w:pPr>
+        <w:rPr>
+          <w:sz w:val="28"/>
+          <w:szCs w:val="28"/>
+          <w:lang w:val="en-US"/>
+        </w:rPr>
+      </w:pPr>
+      <w:r>
+        <w:rPr>
+          <w:sz w:val="28"/>
+          <w:szCs w:val="28"/>
+          <w:lang w:val="en-US"/>
+        </w:rPr>
+        <w:t>L = 1.0</w:t>
+      </w:r>
+    </w:p>
+    <w:p>
+      <w:pPr>
+        <w:rPr>
+          <w:sz w:val="28"/>
+          <w:szCs w:val="28"/>
+          <w:lang w:val="en-US"/>
+        </w:rPr>
+      </w:pPr>
+      <w:proofErr w:type="spellStart"/>
+      <w:r>
+        <w:rPr>
+          <w:sz w:val="28"/>
+          <w:szCs w:val="28"/>
+          <w:lang w:val="en-US"/>
+        </w:rPr>
+        <w:t>T_end</w:t>
+      </w:r>
+      <w:proofErr w:type="spellEnd"/>
+      <w:r>
+        <w:rPr>
+          <w:sz w:val="28"/>
+          <w:szCs w:val="28"/>
+          <w:lang w:val="en-US"/>
+        </w:rPr>
+        <w:t xml:space="preserve"> = 1.0</w:t>
+      </w:r>
+    </w:p>
+    <w:p>
+      <w:pPr>
+        <w:rPr>
+          <w:sz w:val="28"/>
+          <w:szCs w:val="28"/>
+          <w:lang w:val="en-US"/>
+        </w:rPr>
+      </w:pPr>
+      <w:r>
+        <w:rPr>
+          <w:sz w:val="28"/>
+          <w:szCs w:val="28"/>
+          <w:lang w:val="en-US"/>
+        </w:rPr>
+        <w:t>h = 0.01</w:t>
+      </w:r>
+    </w:p>
+    <w:p>
+      <w:pPr>
+        <w:rPr>
+          <w:sz w:val="28"/>
+          <w:szCs w:val="28"/>
+          <w:lang w:val="en-US"/>
+        </w:rPr>
+      </w:pPr>
+      <w:r>
+        <w:rPr>
+          <w:sz w:val="28"/>
+          <w:szCs w:val="28"/>
+          <w:lang w:val="en-US"/>
+        </w:rPr>
+        <w:t>tau = 0.0001</w:t>
+      </w:r>
+    </w:p>
+    <w:p>
+      <w:pPr>
+        <w:rPr>
+          <w:sz w:val="28"/>
+          <w:szCs w:val="28"/>
+          <w:lang w:val="en-US"/>
+        </w:rPr>
+      </w:pPr>
+      <w:r>
+        <w:rPr>
+          <w:sz w:val="28"/>
+          <w:szCs w:val="28"/>
+          <w:lang w:val="en-US"/>
+        </w:rPr>
+        <w:t>eps = 0.005</w:t>
+      </w:r>
+    </w:p>
+    <w:p>
+      <w:pPr>
+        <w:rPr>
+          <w:sz w:val="28"/>
+          <w:szCs w:val="28"/>
+          <w:lang w:val="en-US"/>
+        </w:rPr>
+      </w:pPr>
+    </w:p>
+    <w:p>
+      <w:pPr>
+        <w:rPr>
+          <w:sz w:val="28"/>
+          <w:szCs w:val="28"/>
+          <w:lang w:val="en-US"/>
+        </w:rPr>
+      </w:pPr>
+      <w:proofErr w:type="spellStart"/>
+      <w:r>
+        <w:rPr>
+          <w:sz w:val="28"/>
+          <w:szCs w:val="28"/>
+          <w:lang w:val="en-US"/>
+        </w:rPr>
+        <w:t>nx</w:t>
+      </w:r>
+      <w:proofErr w:type="spellEnd"/>
+      <w:r>
+        <w:rPr>
+          <w:sz w:val="28"/>
+          <w:szCs w:val="28"/>
+          <w:lang w:val="en-US"/>
+        </w:rPr>
+        <w:t xml:space="preserve"> = int(L / h) + 1</w:t>
+      </w:r>
+    </w:p>
+    <w:p>
+      <w:pPr>
+        <w:rPr>
+          <w:sz w:val="28"/>
+          <w:szCs w:val="28"/>
+          <w:lang w:val="en-US"/>
+        </w:rPr>
+      </w:pPr>
+      <w:proofErr w:type="spellStart"/>
+      <w:r>
+        <w:rPr>
+          <w:sz w:val="28"/>
+          <w:szCs w:val="28"/>
+          <w:lang w:val="en-US"/>
+        </w:rPr>
+        <w:t>nt</w:t>
+      </w:r>
+      <w:proofErr w:type="spellEnd"/>
+      <w:r>
+        <w:rPr>
+          <w:sz w:val="28"/>
+          <w:szCs w:val="28"/>
+          <w:lang w:val="en-US"/>
+        </w:rPr>
+        <w:t xml:space="preserve"> = int(</w:t>
+      </w:r>
+      <w:proofErr w:type="spellStart"/>
+      <w:r>
+        <w:rPr>
+          <w:sz w:val="28"/>
+          <w:szCs w:val="28"/>
+          <w:lang w:val="en-US"/>
+        </w:rPr>
+        <w:t>T_end</w:t>
+      </w:r>
+      <w:proofErr w:type="spellEnd"/>
+      <w:r>
+        <w:rPr>
+          <w:sz w:val="28"/>
+          <w:szCs w:val="28"/>
+          <w:lang w:val="en-US"/>
+        </w:rPr>
+        <w:t xml:space="preserve"> / tau) + 1</w:t>
+      </w:r>
+    </w:p>
+    <w:p>
+      <w:pPr>
+        <w:rPr>
+          <w:sz w:val="28"/>
+          <w:szCs w:val="28"/>
+          <w:lang w:val="en-US"/>
+        </w:rPr>
+      </w:pPr>
+    </w:p>
+    <w:p>
+      <w:pPr>
+        <w:rPr>
+          <w:sz w:val="28"/>
+          <w:szCs w:val="28"/>
+          <w:lang w:val="en-US"/>
+        </w:rPr>
+      </w:pPr>
+      <w:r>
+        <w:rPr>
+          <w:sz w:val="28"/>
+          <w:szCs w:val="28"/>
+          <w:lang w:val="en-US"/>
+        </w:rPr>
+        <w:t xml:space="preserve">x = </w:t>
+      </w:r>
+      <w:proofErr w:type="spellStart"/>
+      <w:r>
+        <w:rPr>
+          <w:sz w:val="28"/>
+          <w:szCs w:val="28"/>
+          <w:lang w:val="en-US"/>
+        </w:rPr>
+        <w:t>np.linspace</w:t>
+      </w:r>
+      <w:proofErr w:type="spellEnd"/>
+      <w:r>
+        <w:rPr>
+          <w:sz w:val="28"/>
+          <w:szCs w:val="28"/>
+          <w:lang w:val="en-US"/>
+        </w:rPr>
+        <w:t xml:space="preserve">(0, L, </w:t>
+      </w:r>
+      <w:proofErr w:type="spellStart"/>
+      <w:r>
+        <w:rPr>
+          <w:sz w:val="28"/>
+          <w:szCs w:val="28"/>
+          <w:lang w:val="en-US"/>
+        </w:rPr>
+        <w:t>nx</w:t>
+      </w:r>
+      <w:proofErr w:type="spellEnd"/>
+      <w:r>
+        <w:rPr>
+          <w:sz w:val="28"/>
+          <w:szCs w:val="28"/>
+          <w:lang w:val="en-US"/>
+        </w:rPr>
+        <w:t>)</w:t>
+      </w:r>
+    </w:p>
+    <w:p>
+      <w:pPr>
+        <w:rPr>
+          <w:sz w:val="28"/>
+          <w:szCs w:val="28"/>
+          <w:lang w:val="en-US"/>
+        </w:rPr>
+      </w:pPr>
+      <w:r>
+        <w:rPr>
+          <w:sz w:val="28"/>
+          <w:szCs w:val="28"/>
+          <w:lang w:val="en-US"/>
+        </w:rPr>
+        <w:t xml:space="preserve">t = </w:t>
+      </w:r>
+      <w:proofErr w:type="spellStart"/>
+      <w:r>
+        <w:rPr>
+          <w:sz w:val="28"/>
+          <w:szCs w:val="28"/>
+          <w:lang w:val="en-US"/>
+        </w:rPr>
+        <w:t>np.linspace</w:t>
+      </w:r>
+      <w:proofErr w:type="spellEnd"/>
+      <w:r>
+        <w:rPr>
+          <w:sz w:val="28"/>
+          <w:szCs w:val="28"/>
+          <w:lang w:val="en-US"/>
+        </w:rPr>
+        <w:t xml:space="preserve">(0, </w:t>
+      </w:r>
+      <w:proofErr w:type="spellStart"/>
+      <w:r>
+        <w:rPr>
+          <w:sz w:val="28"/>
+          <w:szCs w:val="28"/>
+          <w:lang w:val="en-US"/>
+        </w:rPr>
+        <w:t>T_end</w:t>
+      </w:r>
+      <w:proofErr w:type="spellEnd"/>
+      <w:r>
+        <w:rPr>
+          <w:sz w:val="28"/>
+          <w:szCs w:val="28"/>
+          <w:lang w:val="en-US"/>
+        </w:rPr>
+        <w:t xml:space="preserve">, </w:t>
+      </w:r>
+      <w:proofErr w:type="spellStart"/>
+      <w:r>
+        <w:rPr>
+          <w:sz w:val="28"/>
+          <w:szCs w:val="28"/>
+          <w:lang w:val="en-US"/>
+        </w:rPr>
+        <w:t>nt</w:t>
+      </w:r>
+      <w:proofErr w:type="spellEnd"/>
+      <w:r>
+        <w:rPr>
+          <w:sz w:val="28"/>
+          <w:szCs w:val="28"/>
+          <w:lang w:val="en-US"/>
+        </w:rPr>
+        <w:t>)</w:t>
+      </w:r>
+    </w:p>
+    <w:p>
+      <w:pPr>
+        <w:rPr>
+          <w:sz w:val="28"/>
+          <w:szCs w:val="28"/>
+          <w:lang w:val="en-US"/>
+        </w:rPr>
+      </w:pPr>
+    </w:p>
+    <w:p>
+      <w:pPr>
+        <w:rPr>
+          <w:sz w:val="28"/>
+          <w:szCs w:val="28"/>
+          <w:lang w:val="en-US"/>
+        </w:rPr>
+      </w:pPr>
+      <w:r>
+        <w:rPr>
+          <w:sz w:val="28"/>
+          <w:szCs w:val="28"/>
+          <w:lang w:val="en-US"/>
+        </w:rPr>
+        <w:t xml:space="preserve">def </w:t>
+      </w:r>
+      <w:proofErr w:type="spellStart"/>
+      <w:r>
+        <w:rPr>
+          <w:sz w:val="28"/>
+          <w:szCs w:val="28"/>
+          <w:lang w:val="en-US"/>
+        </w:rPr>
+        <w:t>get_initial_u</w:t>
+      </w:r>
+      <w:proofErr w:type="spellEnd"/>
+      <w:r>
+        <w:rPr>
+          <w:sz w:val="28"/>
+          <w:szCs w:val="28"/>
+          <w:lang w:val="en-US"/>
+        </w:rPr>
+        <w:t>(</w:t>
+      </w:r>
+      <w:proofErr w:type="spellStart"/>
+      <w:r>
+        <w:rPr>
+          <w:sz w:val="28"/>
+          <w:szCs w:val="28"/>
+          <w:lang w:val="en-US"/>
+        </w:rPr>
+        <w:t>x_arr</w:t>
+      </w:r>
+      <w:proofErr w:type="spellEnd"/>
+      <w:r>
+        <w:rPr>
+          <w:sz w:val="28"/>
+          <w:szCs w:val="28"/>
+          <w:lang w:val="en-US"/>
+        </w:rPr>
+        <w:t>):</w:t>
+      </w:r>
+    </w:p>
+    <w:p>
+      <w:pPr>
+        <w:rPr>
+          <w:sz w:val="28"/>
+          <w:szCs w:val="28"/>
+          <w:lang w:val="en-US"/>
+        </w:rPr>
+      </w:pPr>
+      <w:r>
+        <w:rPr>
+          <w:sz w:val="28"/>
+          <w:szCs w:val="28"/>
+          <w:lang w:val="en-US"/>
+        </w:rPr>
+        <w:t xml:space="preserve">    return </w:t>
+      </w:r>
+      <w:proofErr w:type="spellStart"/>
+      <w:r>
+        <w:rPr>
+          <w:sz w:val="28"/>
+          <w:szCs w:val="28"/>
+          <w:lang w:val="en-US"/>
+        </w:rPr>
+        <w:t>np.where</w:t>
+      </w:r>
+      <w:proofErr w:type="spellEnd"/>
+      <w:r>
+        <w:rPr>
+          <w:sz w:val="28"/>
+          <w:szCs w:val="28"/>
+          <w:lang w:val="en-US"/>
+        </w:rPr>
+        <w:t>(</w:t>
+      </w:r>
+      <w:proofErr w:type="spellStart"/>
+      <w:r>
+        <w:rPr>
+          <w:sz w:val="28"/>
+          <w:szCs w:val="28"/>
+          <w:lang w:val="en-US"/>
+        </w:rPr>
+        <w:t>x_arr</w:t>
+      </w:r>
+      <w:proofErr w:type="spellEnd"/>
+      <w:r>
+        <w:rPr>
+          <w:sz w:val="28"/>
+          <w:szCs w:val="28"/>
+          <w:lang w:val="en-US"/>
+        </w:rPr>
+        <w:t xml:space="preserve"> &lt; 0.5, 3.0, 1.0)</w:t>
+      </w:r>
+    </w:p>
+    <w:p>
+      <w:pPr>
+        <w:rPr>
+          <w:sz w:val="28"/>
+          <w:szCs w:val="28"/>
+          <w:lang w:val="en-US"/>
+        </w:rPr>
+      </w:pPr>
+    </w:p>
+    <w:p>
+      <w:pPr>
+        <w:rPr>
+          <w:sz w:val="28"/>
+          <w:szCs w:val="28"/>
+          <w:lang w:val="en-US"/>
+        </w:rPr>
+      </w:pPr>
+      <w:proofErr w:type="spellStart"/>
+      <w:r>
+        <w:rPr>
+          <w:sz w:val="28"/>
+          <w:szCs w:val="28"/>
+          <w:lang w:val="en-US"/>
+        </w:rPr>
+        <w:t>U_visc</w:t>
+      </w:r>
+      <w:proofErr w:type="spellEnd"/>
+      <w:r>
+        <w:rPr>
+          <w:sz w:val="28"/>
+          <w:szCs w:val="28"/>
+          <w:lang w:val="en-US"/>
+        </w:rPr>
+        <w:t xml:space="preserve"> = </w:t>
+      </w:r>
+      <w:proofErr w:type="spellStart"/>
+      <w:r>
+        <w:rPr>
+          <w:sz w:val="28"/>
+          <w:szCs w:val="28"/>
+          <w:lang w:val="en-US"/>
+        </w:rPr>
+        <w:t>np.zeros</w:t>
+      </w:r>
+      <w:proofErr w:type="spellEnd"/>
+      <w:r>
+        <w:rPr>
+          <w:sz w:val="28"/>
+          <w:szCs w:val="28"/>
+          <w:lang w:val="en-US"/>
+        </w:rPr>
+        <w:t>((</w:t>
+      </w:r>
+      <w:proofErr w:type="spellStart"/>
+      <w:r>
+        <w:rPr>
+          <w:sz w:val="28"/>
+          <w:szCs w:val="28"/>
+          <w:lang w:val="en-US"/>
+        </w:rPr>
+        <w:t>nt</w:t>
+      </w:r>
+      <w:proofErr w:type="spellEnd"/>
+      <w:r>
+        <w:rPr>
+          <w:sz w:val="28"/>
+          <w:szCs w:val="28"/>
+          <w:lang w:val="en-US"/>
+        </w:rPr>
+        <w:t xml:space="preserve">, </w:t>
+      </w:r>
+      <w:proofErr w:type="spellStart"/>
+      <w:r>
+        <w:rPr>
+          <w:sz w:val="28"/>
+          <w:szCs w:val="28"/>
+          <w:lang w:val="en-US"/>
+        </w:rPr>
+        <w:t>nx</w:t>
+      </w:r>
+      <w:proofErr w:type="spellEnd"/>
+      <w:r>
+        <w:rPr>
+          <w:sz w:val="28"/>
+          <w:szCs w:val="28"/>
+          <w:lang w:val="en-US"/>
+        </w:rPr>
+        <w:t>))</w:t>
+      </w:r>
+    </w:p>
+    <w:p>
+      <w:pPr>
+        <w:rPr>
+          <w:sz w:val="28"/>
+          <w:szCs w:val="28"/>
+          <w:lang w:val="en-US"/>
+        </w:rPr>
+      </w:pPr>
+      <w:proofErr w:type="spellStart"/>
+      <w:r>
+        <w:rPr>
+          <w:sz w:val="28"/>
+          <w:szCs w:val="28"/>
+          <w:lang w:val="en-US"/>
+        </w:rPr>
+        <w:t>U_visc</w:t>
+      </w:r>
+      <w:proofErr w:type="spellEnd"/>
+      <w:r>
+        <w:rPr>
+          <w:sz w:val="28"/>
+          <w:szCs w:val="28"/>
+          <w:lang w:val="en-US"/>
+        </w:rPr>
+        <w:t xml:space="preserve">[0, :] = </w:t>
+      </w:r>
+      <w:proofErr w:type="spellStart"/>
+      <w:r>
+        <w:rPr>
+          <w:sz w:val="28"/>
+          <w:szCs w:val="28"/>
+          <w:lang w:val="en-US"/>
+        </w:rPr>
+        <w:t>get_initial_u</w:t>
+      </w:r>
+      <w:proofErr w:type="spellEnd"/>
+      <w:r>
+        <w:rPr>
+          <w:sz w:val="28"/>
+          <w:szCs w:val="28"/>
+          <w:lang w:val="en-US"/>
+        </w:rPr>
+        <w:t>(x)</w:t>
+      </w:r>
+    </w:p>
+    <w:p>
+      <w:pPr>
+        <w:rPr>
+          <w:sz w:val="28"/>
+          <w:szCs w:val="28"/>
+          <w:lang w:val="en-US"/>
+        </w:rPr>
+      </w:pPr>
+    </w:p>
+    <w:p>
+      <w:pPr>
+        <w:rPr>
+          <w:sz w:val="28"/>
+          <w:szCs w:val="28"/>
+          <w:lang w:val="en-US"/>
+        </w:rPr>
+      </w:pPr>
+      <w:r>
+        <w:rPr>
+          <w:sz w:val="28"/>
+          <w:szCs w:val="28"/>
+          <w:lang w:val="en-US"/>
+        </w:rPr>
+        <w:t xml:space="preserve">for j in range(0, </w:t>
+      </w:r>
+      <w:proofErr w:type="spellStart"/>
+      <w:r>
+        <w:rPr>
+          <w:sz w:val="28"/>
+          <w:szCs w:val="28"/>
+          <w:lang w:val="en-US"/>
+        </w:rPr>
+        <w:t>nt</w:t>
+      </w:r>
+      <w:proofErr w:type="spellEnd"/>
+      <w:r>
+        <w:rPr>
+          <w:sz w:val="28"/>
+          <w:szCs w:val="28"/>
+          <w:lang w:val="en-US"/>
+        </w:rPr>
+        <w:t xml:space="preserve"> - 1):</w:t>
+      </w:r>
+    </w:p>
+    <w:p>
+      <w:pPr>
+        <w:rPr>
+          <w:sz w:val="28"/>
+          <w:szCs w:val="28"/>
+          <w:lang w:val="en-US"/>
+        </w:rPr>
+      </w:pPr>
+      <w:r>
+        <w:rPr>
+          <w:sz w:val="28"/>
+          <w:szCs w:val="28"/>
+          <w:lang w:val="en-US"/>
+        </w:rPr>
+        <w:t xml:space="preserve">    </w:t>
+      </w:r>
+      <w:proofErr w:type="spellStart"/>
+      <w:r>
+        <w:rPr>
+          <w:sz w:val="28"/>
+          <w:szCs w:val="28"/>
+          <w:lang w:val="en-US"/>
+        </w:rPr>
+        <w:t>U_visc</w:t>
+      </w:r>
+      <w:proofErr w:type="spellEnd"/>
+      <w:r>
+        <w:rPr>
+          <w:sz w:val="28"/>
+          <w:szCs w:val="28"/>
+          <w:lang w:val="en-US"/>
+        </w:rPr>
+        <w:t>[j + 1, 0] = 3.0</w:t>
+      </w:r>
+    </w:p>
+    <w:p>
+      <w:pPr>
+        <w:rPr>
+          <w:sz w:val="28"/>
+          <w:szCs w:val="28"/>
+          <w:lang w:val="en-US"/>
+        </w:rPr>
+      </w:pPr>
+      <w:r>
+        <w:rPr>
+          <w:sz w:val="28"/>
+          <w:szCs w:val="28"/>
+          <w:lang w:val="en-US"/>
+        </w:rPr>
+        <w:t xml:space="preserve">    for </w:t>
+      </w:r>
+      <w:proofErr w:type="spellStart"/>
+      <w:r>
+        <w:rPr>
+          <w:sz w:val="28"/>
+          <w:szCs w:val="28"/>
+          <w:lang w:val="en-US"/>
+        </w:rPr>
+        <w:t>i</w:t>
+      </w:r>
+      <w:proofErr w:type="spellEnd"/>
+      <w:r>
+        <w:rPr>
+          <w:sz w:val="28"/>
+          <w:szCs w:val="28"/>
+          <w:lang w:val="en-US"/>
+        </w:rPr>
+        <w:t xml:space="preserve"> in range(1, </w:t>
+      </w:r>
+      <w:proofErr w:type="spellStart"/>
+      <w:r>
+        <w:rPr>
+          <w:sz w:val="28"/>
+          <w:szCs w:val="28"/>
+          <w:lang w:val="en-US"/>
+        </w:rPr>
+        <w:t>nx</w:t>
+      </w:r>
+      <w:proofErr w:type="spellEnd"/>
+      <w:r>
+        <w:rPr>
+          <w:sz w:val="28"/>
+          <w:szCs w:val="28"/>
+          <w:lang w:val="en-US"/>
+        </w:rPr>
+        <w:t xml:space="preserve"> - 1):</w:t>
+      </w:r>
+    </w:p>
+    <w:p>
+      <w:pPr>
+        <w:rPr>
+          <w:sz w:val="28"/>
+          <w:szCs w:val="28"/>
+          <w:lang w:val="en-US"/>
+        </w:rPr>
+      </w:pPr>
+      <w:r>
+        <w:rPr>
+          <w:sz w:val="28"/>
+          <w:szCs w:val="28"/>
+          <w:lang w:val="en-US"/>
+        </w:rPr>
+        <w:t xml:space="preserve">        advection = (tau / h) * </w:t>
+      </w:r>
+      <w:proofErr w:type="spellStart"/>
+      <w:r>
+        <w:rPr>
+          <w:sz w:val="28"/>
+          <w:szCs w:val="28"/>
+          <w:lang w:val="en-US"/>
+        </w:rPr>
+        <w:t>U_visc</w:t>
+      </w:r>
+      <w:proofErr w:type="spellEnd"/>
+      <w:r>
+        <w:rPr>
+          <w:sz w:val="28"/>
+          <w:szCs w:val="28"/>
+          <w:lang w:val="en-US"/>
+        </w:rPr>
+        <w:t xml:space="preserve">[j, </w:t>
+      </w:r>
+      <w:proofErr w:type="spellStart"/>
+      <w:r>
+        <w:rPr>
+          <w:sz w:val="28"/>
+          <w:szCs w:val="28"/>
+          <w:lang w:val="en-US"/>
+        </w:rPr>
+        <w:t>i</w:t>
+      </w:r>
+      <w:proofErr w:type="spellEnd"/>
+      <w:r>
+        <w:rPr>
+          <w:sz w:val="28"/>
+          <w:szCs w:val="28"/>
+          <w:lang w:val="en-US"/>
+        </w:rPr>
+        <w:t>] * (</w:t>
+      </w:r>
+      <w:proofErr w:type="spellStart"/>
+      <w:r>
+        <w:rPr>
+          <w:sz w:val="28"/>
+          <w:szCs w:val="28"/>
+          <w:lang w:val="en-US"/>
+        </w:rPr>
+        <w:t>U_visc</w:t>
+      </w:r>
+      <w:proofErr w:type="spellEnd"/>
+      <w:r>
+        <w:rPr>
+          <w:sz w:val="28"/>
+          <w:szCs w:val="28"/>
+          <w:lang w:val="en-US"/>
+        </w:rPr>
+        <w:t xml:space="preserve">[j, </w:t>
+      </w:r>
+      <w:proofErr w:type="spellStart"/>
+      <w:r>
+        <w:rPr>
+          <w:sz w:val="28"/>
+          <w:szCs w:val="28"/>
+          <w:lang w:val="en-US"/>
+        </w:rPr>
+        <w:t>i</w:t>
+      </w:r>
+      <w:proofErr w:type="spellEnd"/>
+      <w:r>
+        <w:rPr>
+          <w:sz w:val="28"/>
+          <w:szCs w:val="28"/>
+          <w:lang w:val="en-US"/>
+        </w:rPr>
+        <w:t xml:space="preserve">] - </w:t>
+      </w:r>
+      <w:proofErr w:type="spellStart"/>
+      <w:r>
+        <w:rPr>
+          <w:sz w:val="28"/>
+          <w:szCs w:val="28"/>
+          <w:lang w:val="en-US"/>
+        </w:rPr>
+        <w:t>U_visc</w:t>
+      </w:r>
+      <w:proofErr w:type="spellEnd"/>
+      <w:r>
+        <w:rPr>
+          <w:sz w:val="28"/>
+          <w:szCs w:val="28"/>
+          <w:lang w:val="en-US"/>
+        </w:rPr>
+        <w:t xml:space="preserve">[j, </w:t>
+      </w:r>
+      <w:proofErr w:type="spellStart"/>
+      <w:r>
+        <w:rPr>
+          <w:sz w:val="28"/>
+          <w:szCs w:val="28"/>
+          <w:lang w:val="en-US"/>
+        </w:rPr>
+        <w:t>i</w:t>
+      </w:r>
+      <w:proofErr w:type="spellEnd"/>
+      <w:r>
+        <w:rPr>
+          <w:sz w:val="28"/>
+          <w:szCs w:val="28"/>
+          <w:lang w:val="en-US"/>
+        </w:rPr>
+        <w:t xml:space="preserve"> - 1])</w:t>
+      </w:r>
+    </w:p>
+    <w:p>
+      <w:pPr>
+        <w:rPr>
+          <w:sz w:val="28"/>
+          <w:szCs w:val="28"/>
+          <w:lang w:val="en-US"/>
+        </w:rPr>
+      </w:pPr>
+      <w:r>
+        <w:rPr>
+          <w:sz w:val="28"/>
+          <w:szCs w:val="28"/>
+          <w:lang w:val="en-US"/>
+        </w:rPr>
+        <w:t xml:space="preserve">        </w:t>
+      </w:r>
+      <w:proofErr w:type="spellStart"/>
+      <w:r>
+        <w:rPr>
+          <w:sz w:val="28"/>
+          <w:szCs w:val="28"/>
+          <w:lang w:val="en-US"/>
+        </w:rPr>
+        <w:t>diff_right</w:t>
+      </w:r>
+      <w:proofErr w:type="spellEnd"/>
+      <w:r>
+        <w:rPr>
+          <w:sz w:val="28"/>
+          <w:szCs w:val="28"/>
+          <w:lang w:val="en-US"/>
+        </w:rPr>
+        <w:t xml:space="preserve"> = (</w:t>
+      </w:r>
+      <w:proofErr w:type="spellStart"/>
+      <w:r>
+        <w:rPr>
+          <w:sz w:val="28"/>
+          <w:szCs w:val="28"/>
+          <w:lang w:val="en-US"/>
+        </w:rPr>
+        <w:t>U_visc</w:t>
+      </w:r>
+      <w:proofErr w:type="spellEnd"/>
+      <w:r>
+        <w:rPr>
+          <w:sz w:val="28"/>
+          <w:szCs w:val="28"/>
+          <w:lang w:val="en-US"/>
+        </w:rPr>
+        <w:t xml:space="preserve">[j, </w:t>
+      </w:r>
+      <w:proofErr w:type="spellStart"/>
+      <w:r>
+        <w:rPr>
+          <w:sz w:val="28"/>
+          <w:szCs w:val="28"/>
+          <w:lang w:val="en-US"/>
+        </w:rPr>
+        <w:t>i</w:t>
+      </w:r>
+      <w:proofErr w:type="spellEnd"/>
+      <w:r>
+        <w:rPr>
+          <w:sz w:val="28"/>
+          <w:szCs w:val="28"/>
+          <w:lang w:val="en-US"/>
+        </w:rPr>
+        <w:t xml:space="preserve"> + 1] - </w:t>
+      </w:r>
+      <w:proofErr w:type="spellStart"/>
+      <w:r>
+        <w:rPr>
+          <w:sz w:val="28"/>
+          <w:szCs w:val="28"/>
+          <w:lang w:val="en-US"/>
+        </w:rPr>
+        <w:t>U_visc</w:t>
+      </w:r>
+      <w:proofErr w:type="spellEnd"/>
+      <w:r>
+        <w:rPr>
+          <w:sz w:val="28"/>
+          <w:szCs w:val="28"/>
+          <w:lang w:val="en-US"/>
+        </w:rPr>
+        <w:t xml:space="preserve">[j, </w:t>
+      </w:r>
+      <w:proofErr w:type="spellStart"/>
+      <w:r>
+        <w:rPr>
+          <w:sz w:val="28"/>
+          <w:szCs w:val="28"/>
+          <w:lang w:val="en-US"/>
+        </w:rPr>
+        <w:t>i</w:t>
+      </w:r>
+      <w:proofErr w:type="spellEnd"/>
+      <w:r>
+        <w:rPr>
+          <w:sz w:val="28"/>
+          <w:szCs w:val="28"/>
+          <w:lang w:val="en-US"/>
+        </w:rPr>
+        <w:t>]) ** 2</w:t>
+      </w:r>
+    </w:p>
+    <w:p>
+      <w:pPr>
+        <w:rPr>
+          <w:sz w:val="28"/>
+          <w:szCs w:val="28"/>
+          <w:lang w:val="en-US"/>
+        </w:rPr>
+      </w:pPr>
+      <w:r>
+        <w:rPr>
+          <w:sz w:val="28"/>
+          <w:szCs w:val="28"/>
+          <w:lang w:val="en-US"/>
+        </w:rPr>
+        <w:t xml:space="preserve">        </w:t>
+      </w:r>
+      <w:proofErr w:type="spellStart"/>
+      <w:r>
+        <w:rPr>
+          <w:sz w:val="28"/>
+          <w:szCs w:val="28"/>
+          <w:lang w:val="en-US"/>
+        </w:rPr>
+        <w:t>diff_left</w:t>
+      </w:r>
+      <w:proofErr w:type="spellEnd"/>
+      <w:r>
+        <w:rPr>
+          <w:sz w:val="28"/>
+          <w:szCs w:val="28"/>
+          <w:lang w:val="en-US"/>
+        </w:rPr>
+        <w:t xml:space="preserve"> = (</w:t>
+      </w:r>
+      <w:proofErr w:type="spellStart"/>
+      <w:r>
+        <w:rPr>
+          <w:sz w:val="28"/>
+          <w:szCs w:val="28"/>
+          <w:lang w:val="en-US"/>
+        </w:rPr>
+        <w:t>U_visc</w:t>
+      </w:r>
+      <w:proofErr w:type="spellEnd"/>
+      <w:r>
+        <w:rPr>
+          <w:sz w:val="28"/>
+          <w:szCs w:val="28"/>
+          <w:lang w:val="en-US"/>
+        </w:rPr>
+        <w:t xml:space="preserve">[j, </w:t>
+      </w:r>
+      <w:proofErr w:type="spellStart"/>
+      <w:r>
+        <w:rPr>
+          <w:sz w:val="28"/>
+          <w:szCs w:val="28"/>
+          <w:lang w:val="en-US"/>
+        </w:rPr>
+        <w:t>i</w:t>
+      </w:r>
+      <w:proofErr w:type="spellEnd"/>
+      <w:r>
+        <w:rPr>
+          <w:sz w:val="28"/>
+          <w:szCs w:val="28"/>
+          <w:lang w:val="en-US"/>
+        </w:rPr>
+        <w:t xml:space="preserve">] - </w:t>
+      </w:r>
+      <w:proofErr w:type="spellStart"/>
+      <w:r>
+        <w:rPr>
+          <w:sz w:val="28"/>
+          <w:szCs w:val="28"/>
+          <w:lang w:val="en-US"/>
+        </w:rPr>
+        <w:t>U_visc</w:t>
+      </w:r>
+      <w:proofErr w:type="spellEnd"/>
+      <w:r>
+        <w:rPr>
+          <w:sz w:val="28"/>
+          <w:szCs w:val="28"/>
+          <w:lang w:val="en-US"/>
+        </w:rPr>
+        <w:t xml:space="preserve">[j, </w:t>
+      </w:r>
+      <w:proofErr w:type="spellStart"/>
+      <w:r>
+        <w:rPr>
+          <w:sz w:val="28"/>
+          <w:szCs w:val="28"/>
+          <w:lang w:val="en-US"/>
+        </w:rPr>
+        <w:t>i</w:t>
+      </w:r>
+      <w:proofErr w:type="spellEnd"/>
+      <w:r>
+        <w:rPr>
+          <w:sz w:val="28"/>
+          <w:szCs w:val="28"/>
+          <w:lang w:val="en-US"/>
+        </w:rPr>
+        <w:t xml:space="preserve"> - 1]) ** 2</w:t>
+      </w:r>
+    </w:p>
+    <w:p>
+      <w:pPr>
+        <w:rPr>
+          <w:sz w:val="28"/>
+          <w:szCs w:val="28"/>
+          <w:lang w:val="en-US"/>
+        </w:rPr>
+      </w:pPr>
+      <w:r>
+        <w:rPr>
+          <w:sz w:val="28"/>
+          <w:szCs w:val="28"/>
+          <w:lang w:val="en-US"/>
+        </w:rPr>
+        <w:t xml:space="preserve">        viscosity = (eps * tau / (2 * h ** 3)) * (</w:t>
+      </w:r>
+      <w:proofErr w:type="spellStart"/>
+      <w:r>
+        <w:rPr>
+          <w:sz w:val="28"/>
+          <w:szCs w:val="28"/>
+          <w:lang w:val="en-US"/>
+        </w:rPr>
+        <w:t>diff_right</w:t>
+      </w:r>
+      <w:proofErr w:type="spellEnd"/>
+      <w:r>
+        <w:rPr>
+          <w:sz w:val="28"/>
+          <w:szCs w:val="28"/>
+          <w:lang w:val="en-US"/>
+        </w:rPr>
+        <w:t xml:space="preserve"> - </w:t>
+      </w:r>
+      <w:proofErr w:type="spellStart"/>
+      <w:r>
+        <w:rPr>
+          <w:sz w:val="28"/>
+          <w:szCs w:val="28"/>
+          <w:lang w:val="en-US"/>
+        </w:rPr>
+        <w:t>diff_left</w:t>
+      </w:r>
+      <w:proofErr w:type="spellEnd"/>
+      <w:r>
+        <w:rPr>
+          <w:sz w:val="28"/>
+          <w:szCs w:val="28"/>
+          <w:lang w:val="en-US"/>
+        </w:rPr>
+        <w:t>)</w:t>
+      </w:r>
+    </w:p>
+    <w:p>
+      <w:pPr>
+        <w:rPr>
+          <w:sz w:val="28"/>
+          <w:szCs w:val="28"/>
+          <w:lang w:val="en-US"/>
+        </w:rPr>
+      </w:pPr>
+      <w:r>
+        <w:rPr>
+          <w:sz w:val="28"/>
+          <w:szCs w:val="28"/>
+          <w:lang w:val="en-US"/>
+        </w:rPr>
+        <w:t xml:space="preserve">        </w:t>
+      </w:r>
+      <w:proofErr w:type="spellStart"/>
+      <w:r>
+        <w:rPr>
+          <w:sz w:val="28"/>
+          <w:szCs w:val="28"/>
+          <w:lang w:val="en-US"/>
+        </w:rPr>
+        <w:t>U_visc</w:t>
+      </w:r>
+      <w:proofErr w:type="spellEnd"/>
+      <w:r>
+        <w:rPr>
+          <w:sz w:val="28"/>
+          <w:szCs w:val="28"/>
+          <w:lang w:val="en-US"/>
+        </w:rPr>
+        <w:t xml:space="preserve">[j + 1, </w:t>
+      </w:r>
+      <w:proofErr w:type="spellStart"/>
+      <w:r>
+        <w:rPr>
+          <w:sz w:val="28"/>
+          <w:szCs w:val="28"/>
+          <w:lang w:val="en-US"/>
+        </w:rPr>
+        <w:t>i</w:t>
+      </w:r>
+      <w:proofErr w:type="spellEnd"/>
+      <w:r>
+        <w:rPr>
+          <w:sz w:val="28"/>
+          <w:szCs w:val="28"/>
+          <w:lang w:val="en-US"/>
+        </w:rPr>
+        <w:t xml:space="preserve">] = </w:t>
+      </w:r>
+      <w:proofErr w:type="spellStart"/>
+      <w:r>
+        <w:rPr>
+          <w:sz w:val="28"/>
+          <w:szCs w:val="28"/>
+          <w:lang w:val="en-US"/>
+        </w:rPr>
+        <w:t>U_visc</w:t>
+      </w:r>
+      <w:proofErr w:type="spellEnd"/>
+      <w:r>
+        <w:rPr>
+          <w:sz w:val="28"/>
+          <w:szCs w:val="28"/>
+          <w:lang w:val="en-US"/>
+        </w:rPr>
+        <w:t xml:space="preserve">[j, </w:t>
+      </w:r>
+      <w:proofErr w:type="spellStart"/>
+      <w:r>
+        <w:rPr>
+          <w:sz w:val="28"/>
+          <w:szCs w:val="28"/>
+          <w:lang w:val="en-US"/>
+        </w:rPr>
+        <w:t>i</w:t>
+      </w:r>
+      <w:proofErr w:type="spellEnd"/>
+      <w:r>
+        <w:rPr>
+          <w:sz w:val="28"/>
+          <w:szCs w:val="28"/>
+          <w:lang w:val="en-US"/>
+        </w:rPr>
+        <w:t>] - advection - viscosity</w:t>
+      </w:r>
+    </w:p>
+    <w:p>
+      <w:pPr>
+        <w:rPr>
+          <w:sz w:val="28"/>
+          <w:szCs w:val="28"/>
+          <w:lang w:val="en-US"/>
+        </w:rPr>
+      </w:pPr>
+      <w:r>
+        <w:rPr>
+          <w:sz w:val="28"/>
+          <w:szCs w:val="28"/>
+          <w:lang w:val="en-US"/>
+        </w:rPr>
+        <w:t xml:space="preserve">    </w:t>
+      </w:r>
+      <w:proofErr w:type="spellStart"/>
+      <w:r>
+        <w:rPr>
+          <w:sz w:val="28"/>
+          <w:szCs w:val="28"/>
+          <w:lang w:val="en-US"/>
+        </w:rPr>
+        <w:t>U_visc</w:t>
+      </w:r>
+      <w:proofErr w:type="spellEnd"/>
+      <w:r>
+        <w:rPr>
+          <w:sz w:val="28"/>
+          <w:szCs w:val="28"/>
+          <w:lang w:val="en-US"/>
+        </w:rPr>
+        <w:t xml:space="preserve">[j + 1, -1] = </w:t>
+      </w:r>
+      <w:proofErr w:type="spellStart"/>
+      <w:r>
+        <w:rPr>
+          <w:sz w:val="28"/>
+          <w:szCs w:val="28"/>
+          <w:lang w:val="en-US"/>
+        </w:rPr>
+        <w:t>U_visc</w:t>
+      </w:r>
+      <w:proofErr w:type="spellEnd"/>
+      <w:r>
+        <w:rPr>
+          <w:sz w:val="28"/>
+          <w:szCs w:val="28"/>
+          <w:lang w:val="en-US"/>
+        </w:rPr>
+        <w:t>[j + 1, -2]</w:t>
+      </w:r>
+    </w:p>
+    <w:p>
+      <w:pPr>
+        <w:rPr>
+          <w:sz w:val="28"/>
+          <w:szCs w:val="28"/>
+          <w:lang w:val="en-US"/>
+        </w:rPr>
+      </w:pPr>
+    </w:p>
+    <w:p>
+      <w:pPr>
+        <w:rPr>
+          <w:sz w:val="28"/>
+          <w:szCs w:val="28"/>
+          <w:lang w:val="en-US"/>
+        </w:rPr>
+      </w:pPr>
+      <w:proofErr w:type="spellStart"/>
+      <w:r>
+        <w:rPr>
+          <w:sz w:val="28"/>
+          <w:szCs w:val="28"/>
+          <w:lang w:val="en-US"/>
+        </w:rPr>
+        <w:t>U_cons</w:t>
+      </w:r>
+      <w:proofErr w:type="spellEnd"/>
+      <w:r>
+        <w:rPr>
+          <w:sz w:val="28"/>
+          <w:szCs w:val="28"/>
+          <w:lang w:val="en-US"/>
+        </w:rPr>
+        <w:t xml:space="preserve"> = </w:t>
+      </w:r>
+      <w:proofErr w:type="spellStart"/>
+      <w:r>
+        <w:rPr>
+          <w:sz w:val="28"/>
+          <w:szCs w:val="28"/>
+          <w:lang w:val="en-US"/>
+        </w:rPr>
+        <w:t>np.zeros</w:t>
+      </w:r>
+      <w:proofErr w:type="spellEnd"/>
+      <w:r>
+        <w:rPr>
+          <w:sz w:val="28"/>
+          <w:szCs w:val="28"/>
+          <w:lang w:val="en-US"/>
+        </w:rPr>
+        <w:t>((</w:t>
+      </w:r>
+      <w:proofErr w:type="spellStart"/>
+      <w:r>
+        <w:rPr>
+          <w:sz w:val="28"/>
+          <w:szCs w:val="28"/>
+          <w:lang w:val="en-US"/>
+        </w:rPr>
+        <w:t>nt</w:t>
+      </w:r>
+      <w:proofErr w:type="spellEnd"/>
+      <w:r>
+        <w:rPr>
+          <w:sz w:val="28"/>
+          <w:szCs w:val="28"/>
+          <w:lang w:val="en-US"/>
+        </w:rPr>
+        <w:t xml:space="preserve">, </w:t>
+      </w:r>
+      <w:proofErr w:type="spellStart"/>
+      <w:r>
+        <w:rPr>
+          <w:sz w:val="28"/>
+          <w:szCs w:val="28"/>
+          <w:lang w:val="en-US"/>
+        </w:rPr>
+        <w:t>nx</w:t>
+      </w:r>
+      <w:proofErr w:type="spellEnd"/>
+      <w:r>
+        <w:rPr>
+          <w:sz w:val="28"/>
+          <w:szCs w:val="28"/>
+          <w:lang w:val="en-US"/>
+        </w:rPr>
+        <w:t>))</w:t>
+      </w:r>
+    </w:p>
+    <w:p>
+      <w:pPr>
+        <w:rPr>
+          <w:sz w:val="28"/>
+          <w:szCs w:val="28"/>
+          <w:lang w:val="en-US"/>
+        </w:rPr>
+      </w:pPr>
+      <w:proofErr w:type="spellStart"/>
+      <w:r>
+        <w:rPr>
+          <w:sz w:val="28"/>
+          <w:szCs w:val="28"/>
+          <w:lang w:val="en-US"/>
+        </w:rPr>
+        <w:t>U_cons</w:t>
+      </w:r>
+      <w:proofErr w:type="spellEnd"/>
+      <w:r>
+        <w:rPr>
+          <w:sz w:val="28"/>
+          <w:szCs w:val="28"/>
+          <w:lang w:val="en-US"/>
+        </w:rPr>
+        <w:t xml:space="preserve">[0, :] = </w:t>
+      </w:r>
+      <w:proofErr w:type="spellStart"/>
+      <w:r>
+        <w:rPr>
+          <w:sz w:val="28"/>
+          <w:szCs w:val="28"/>
+          <w:lang w:val="en-US"/>
+        </w:rPr>
+        <w:t>get_initial_u</w:t>
+      </w:r>
+      <w:proofErr w:type="spellEnd"/>
+      <w:r>
+        <w:rPr>
+          <w:sz w:val="28"/>
+          <w:szCs w:val="28"/>
+          <w:lang w:val="en-US"/>
+        </w:rPr>
+        <w:t>(x)</w:t>
+      </w:r>
+    </w:p>
+    <w:p>
+      <w:pPr>
+        <w:rPr>
+          <w:sz w:val="28"/>
+          <w:szCs w:val="28"/>
+          <w:lang w:val="en-US"/>
+        </w:rPr>
+      </w:pPr>
+    </w:p>
+    <w:p>
+      <w:pPr>
+        <w:rPr>
+          <w:sz w:val="28"/>
+          <w:szCs w:val="28"/>
+          <w:lang w:val="en-US"/>
+        </w:rPr>
+      </w:pPr>
+      <w:r>
+        <w:rPr>
+          <w:sz w:val="28"/>
+          <w:szCs w:val="28"/>
+          <w:lang w:val="en-US"/>
+        </w:rPr>
+        <w:t xml:space="preserve">for j in range(0, </w:t>
+      </w:r>
+      <w:proofErr w:type="spellStart"/>
+      <w:r>
+        <w:rPr>
+          <w:sz w:val="28"/>
+          <w:szCs w:val="28"/>
+          <w:lang w:val="en-US"/>
+        </w:rPr>
+        <w:t>nt</w:t>
+      </w:r>
+      <w:proofErr w:type="spellEnd"/>
+      <w:r>
+        <w:rPr>
+          <w:sz w:val="28"/>
+          <w:szCs w:val="28"/>
+          <w:lang w:val="en-US"/>
+        </w:rPr>
+        <w:t xml:space="preserve"> - 1):</w:t>
+      </w:r>
+    </w:p>
+    <w:p>
+      <w:pPr>
+        <w:rPr>
+          <w:sz w:val="28"/>
+          <w:szCs w:val="28"/>
+          <w:lang w:val="en-US"/>
+        </w:rPr>
+      </w:pPr>
+      <w:r>
+        <w:rPr>
+          <w:sz w:val="28"/>
+          <w:szCs w:val="28"/>
+          <w:lang w:val="en-US"/>
+        </w:rPr>
+        <w:lastRenderedPageBreak/>
+        <w:t xml:space="preserve">    </w:t>
+      </w:r>
+      <w:proofErr w:type="spellStart"/>
+      <w:r>
+        <w:rPr>
+          <w:sz w:val="28"/>
+          <w:szCs w:val="28"/>
+          <w:lang w:val="en-US"/>
+        </w:rPr>
+        <w:t>U_cons</w:t>
+      </w:r>
+      <w:proofErr w:type="spellEnd"/>
+      <w:r>
+        <w:rPr>
+          <w:sz w:val="28"/>
+          <w:szCs w:val="28"/>
+          <w:lang w:val="en-US"/>
+        </w:rPr>
+        <w:t>[j + 1, 0] = 3.0</w:t>
+      </w:r>
+    </w:p>
+    <w:p>
+      <w:pPr>
+        <w:rPr>
+          <w:sz w:val="28"/>
+          <w:szCs w:val="28"/>
+          <w:lang w:val="en-US"/>
+        </w:rPr>
+      </w:pPr>
+      <w:r>
+        <w:rPr>
+          <w:sz w:val="28"/>
+          <w:szCs w:val="28"/>
+          <w:lang w:val="en-US"/>
+        </w:rPr>
+        <w:t xml:space="preserve">    for </w:t>
+      </w:r>
+      <w:proofErr w:type="spellStart"/>
+      <w:r>
+        <w:rPr>
+          <w:sz w:val="28"/>
+          <w:szCs w:val="28"/>
+          <w:lang w:val="en-US"/>
+        </w:rPr>
+        <w:t>i</w:t>
+      </w:r>
+      <w:proofErr w:type="spellEnd"/>
+      <w:r>
+        <w:rPr>
+          <w:sz w:val="28"/>
+          <w:szCs w:val="28"/>
+          <w:lang w:val="en-US"/>
+        </w:rPr>
+        <w:t xml:space="preserve"> in range(1, </w:t>
+      </w:r>
+      <w:proofErr w:type="spellStart"/>
+      <w:r>
+        <w:rPr>
+          <w:sz w:val="28"/>
+          <w:szCs w:val="28"/>
+          <w:lang w:val="en-US"/>
+        </w:rPr>
+        <w:t>nx</w:t>
+      </w:r>
+      <w:proofErr w:type="spellEnd"/>
+      <w:r>
+        <w:rPr>
+          <w:sz w:val="28"/>
+          <w:szCs w:val="28"/>
+          <w:lang w:val="en-US"/>
+        </w:rPr>
+        <w:t>):</w:t>
+      </w:r>
+    </w:p>
+    <w:p>
+      <w:pPr>
+        <w:rPr>
+          <w:sz w:val="28"/>
+          <w:szCs w:val="28"/>
+          <w:lang w:val="en-US"/>
+        </w:rPr>
+      </w:pPr>
+      <w:r>
+        <w:rPr>
+          <w:sz w:val="28"/>
+          <w:szCs w:val="28"/>
+          <w:lang w:val="en-US"/>
+        </w:rPr>
+        <w:t xml:space="preserve">        </w:t>
+      </w:r>
+      <w:proofErr w:type="spellStart"/>
+      <w:r>
+        <w:rPr>
+          <w:sz w:val="28"/>
+          <w:szCs w:val="28"/>
+          <w:lang w:val="en-US"/>
+        </w:rPr>
+        <w:t>flux_term</w:t>
+      </w:r>
+      <w:proofErr w:type="spellEnd"/>
+      <w:r>
+        <w:rPr>
+          <w:sz w:val="28"/>
+          <w:szCs w:val="28"/>
+          <w:lang w:val="en-US"/>
+        </w:rPr>
+        <w:t xml:space="preserve"> = (tau / (2 * h)) * (</w:t>
+      </w:r>
+      <w:proofErr w:type="spellStart"/>
+      <w:r>
+        <w:rPr>
+          <w:sz w:val="28"/>
+          <w:szCs w:val="28"/>
+          <w:lang w:val="en-US"/>
+        </w:rPr>
+        <w:t>U_cons</w:t>
+      </w:r>
+      <w:proofErr w:type="spellEnd"/>
+      <w:r>
+        <w:rPr>
+          <w:sz w:val="28"/>
+          <w:szCs w:val="28"/>
+          <w:lang w:val="en-US"/>
+        </w:rPr>
+        <w:t xml:space="preserve">[j, </w:t>
+      </w:r>
+      <w:proofErr w:type="spellStart"/>
+      <w:r>
+        <w:rPr>
+          <w:sz w:val="28"/>
+          <w:szCs w:val="28"/>
+          <w:lang w:val="en-US"/>
+        </w:rPr>
+        <w:t>i</w:t>
+      </w:r>
+      <w:proofErr w:type="spellEnd"/>
+      <w:r>
+        <w:rPr>
+          <w:sz w:val="28"/>
+          <w:szCs w:val="28"/>
+          <w:lang w:val="en-US"/>
+        </w:rPr>
+        <w:t xml:space="preserve">] ** 2 - </w:t>
+      </w:r>
+      <w:proofErr w:type="spellStart"/>
+      <w:r>
+        <w:rPr>
+          <w:sz w:val="28"/>
+          <w:szCs w:val="28"/>
+          <w:lang w:val="en-US"/>
+        </w:rPr>
+        <w:t>U_cons</w:t>
+      </w:r>
+      <w:proofErr w:type="spellEnd"/>
+      <w:r>
+        <w:rPr>
+          <w:sz w:val="28"/>
+          <w:szCs w:val="28"/>
+          <w:lang w:val="en-US"/>
+        </w:rPr>
+        <w:t xml:space="preserve">[j, </w:t>
+      </w:r>
+      <w:proofErr w:type="spellStart"/>
+      <w:r>
+        <w:rPr>
+          <w:sz w:val="28"/>
+          <w:szCs w:val="28"/>
+          <w:lang w:val="en-US"/>
+        </w:rPr>
+        <w:t>i</w:t>
+      </w:r>
+      <w:proofErr w:type="spellEnd"/>
+      <w:r>
+        <w:rPr>
+          <w:sz w:val="28"/>
+          <w:szCs w:val="28"/>
+          <w:lang w:val="en-US"/>
+        </w:rPr>
+        <w:t xml:space="preserve"> - 1] ** 2)</w:t>
+      </w:r>
+    </w:p>
+    <w:p>
+      <w:pPr>
+        <w:rPr>
+          <w:sz w:val="28"/>
+          <w:szCs w:val="28"/>
+          <w:lang w:val="en-US"/>
+        </w:rPr>
+      </w:pPr>
+      <w:r>
+        <w:rPr>
+          <w:sz w:val="28"/>
+          <w:szCs w:val="28"/>
+          <w:lang w:val="en-US"/>
+        </w:rPr>
+        <w:t xml:space="preserve">        </w:t>
+      </w:r>
+      <w:proofErr w:type="spellStart"/>
+      <w:r>
+        <w:rPr>
+          <w:sz w:val="28"/>
+          <w:szCs w:val="28"/>
+          <w:lang w:val="en-US"/>
+        </w:rPr>
+        <w:t>U_cons</w:t>
+      </w:r>
+      <w:proofErr w:type="spellEnd"/>
+      <w:r>
+        <w:rPr>
+          <w:sz w:val="28"/>
+          <w:szCs w:val="28"/>
+          <w:lang w:val="en-US"/>
+        </w:rPr>
+        <w:t xml:space="preserve">[j + 1, </w:t>
+      </w:r>
+      <w:proofErr w:type="spellStart"/>
+      <w:r>
+        <w:rPr>
+          <w:sz w:val="28"/>
+          <w:szCs w:val="28"/>
+          <w:lang w:val="en-US"/>
+        </w:rPr>
+        <w:t>i</w:t>
+      </w:r>
+      <w:proofErr w:type="spellEnd"/>
+      <w:r>
+        <w:rPr>
+          <w:sz w:val="28"/>
+          <w:szCs w:val="28"/>
+          <w:lang w:val="en-US"/>
+        </w:rPr>
+        <w:t xml:space="preserve">] = </w:t>
+      </w:r>
+      <w:proofErr w:type="spellStart"/>
+      <w:r>
+        <w:rPr>
+          <w:sz w:val="28"/>
+          <w:szCs w:val="28"/>
+          <w:lang w:val="en-US"/>
+        </w:rPr>
+        <w:t>U_cons</w:t>
+      </w:r>
+      <w:proofErr w:type="spellEnd"/>
+      <w:r>
+        <w:rPr>
+          <w:sz w:val="28"/>
+          <w:szCs w:val="28"/>
+          <w:lang w:val="en-US"/>
+        </w:rPr>
+        <w:t xml:space="preserve">[j, </w:t>
+      </w:r>
+      <w:proofErr w:type="spellStart"/>
+      <w:r>
+        <w:rPr>
+          <w:sz w:val="28"/>
+          <w:szCs w:val="28"/>
+          <w:lang w:val="en-US"/>
+        </w:rPr>
+        <w:t>i</w:t>
+      </w:r>
+      <w:proofErr w:type="spellEnd"/>
+      <w:r>
+        <w:rPr>
+          <w:sz w:val="28"/>
+          <w:szCs w:val="28"/>
+          <w:lang w:val="en-US"/>
+        </w:rPr>
+        <w:t xml:space="preserve">] - </w:t>
+      </w:r>
+      <w:proofErr w:type="spellStart"/>
+      <w:r>
+        <w:rPr>
+          <w:sz w:val="28"/>
+          <w:szCs w:val="28"/>
+          <w:lang w:val="en-US"/>
+        </w:rPr>
+        <w:t>flux_term</w:t>
+      </w:r>
+      <w:proofErr w:type="spellEnd"/>
+    </w:p>
+    <w:p>
+      <w:pPr>
+        <w:rPr>
+          <w:sz w:val="28"/>
+          <w:szCs w:val="28"/>
+          <w:lang w:val="en-US"/>
+        </w:rPr>
+      </w:pPr>
+    </w:p>
+    <w:p>
+      <w:pPr>
+        <w:rPr>
+          <w:sz w:val="28"/>
+          <w:szCs w:val="28"/>
+          <w:lang w:val="en-US"/>
+        </w:rPr>
+      </w:pPr>
+      <w:r>
+        <w:rPr>
+          <w:sz w:val="28"/>
+          <w:szCs w:val="28"/>
+          <w:lang w:val="en-US"/>
+        </w:rPr>
+        <w:t xml:space="preserve">def </w:t>
+      </w:r>
+      <w:proofErr w:type="spellStart"/>
+      <w:r>
+        <w:rPr>
+          <w:sz w:val="28"/>
+          <w:szCs w:val="28"/>
+          <w:lang w:val="en-US"/>
+        </w:rPr>
+        <w:t>save_results</w:t>
+      </w:r>
+      <w:proofErr w:type="spellEnd"/>
+      <w:r>
+        <w:rPr>
+          <w:sz w:val="28"/>
+          <w:szCs w:val="28"/>
+          <w:lang w:val="en-US"/>
+        </w:rPr>
+        <w:t>(filename, data):</w:t>
+      </w:r>
+    </w:p>
+    <w:p>
+      <w:pPr>
+        <w:rPr>
+          <w:sz w:val="28"/>
+          <w:szCs w:val="28"/>
+          <w:lang w:val="en-US"/>
+        </w:rPr>
+      </w:pPr>
+      <w:r>
+        <w:rPr>
+          <w:sz w:val="28"/>
+          <w:szCs w:val="28"/>
+          <w:lang w:val="en-US"/>
+        </w:rPr>
+        <w:t xml:space="preserve">    </w:t>
+      </w:r>
+      <w:proofErr w:type="spellStart"/>
+      <w:r>
+        <w:rPr>
+          <w:sz w:val="28"/>
+          <w:szCs w:val="28"/>
+          <w:lang w:val="en-US"/>
+        </w:rPr>
+        <w:t>file_path</w:t>
+      </w:r>
+      <w:proofErr w:type="spellEnd"/>
+      <w:r>
+        <w:rPr>
+          <w:sz w:val="28"/>
+          <w:szCs w:val="28"/>
+          <w:lang w:val="en-US"/>
+        </w:rPr>
+        <w:t xml:space="preserve"> = </w:t>
+      </w:r>
+      <w:proofErr w:type="spellStart"/>
+      <w:r>
+        <w:rPr>
+          <w:sz w:val="28"/>
+          <w:szCs w:val="28"/>
+          <w:lang w:val="en-US"/>
+        </w:rPr>
+        <w:t>os.path.join</w:t>
+      </w:r>
+      <w:proofErr w:type="spellEnd"/>
+      <w:r>
+        <w:rPr>
+          <w:sz w:val="28"/>
+          <w:szCs w:val="28"/>
+          <w:lang w:val="en-US"/>
+        </w:rPr>
+        <w:t>(</w:t>
+      </w:r>
+      <w:proofErr w:type="spellStart"/>
+      <w:r>
+        <w:rPr>
+          <w:sz w:val="28"/>
+          <w:szCs w:val="28"/>
+          <w:lang w:val="en-US"/>
+        </w:rPr>
+        <w:t>output_dir</w:t>
+      </w:r>
+      <w:proofErr w:type="spellEnd"/>
+      <w:r>
+        <w:rPr>
+          <w:sz w:val="28"/>
+          <w:szCs w:val="28"/>
+          <w:lang w:val="en-US"/>
+        </w:rPr>
+        <w:t>, filename)</w:t>
+      </w:r>
+    </w:p>
+    <w:p>
+      <w:pPr>
+        <w:rPr>
+          <w:sz w:val="28"/>
+          <w:szCs w:val="28"/>
+          <w:lang w:val="en-US"/>
+        </w:rPr>
+      </w:pPr>
+      <w:r>
+        <w:rPr>
+          <w:sz w:val="28"/>
+          <w:szCs w:val="28"/>
+          <w:lang w:val="en-US"/>
+        </w:rPr>
+        <w:t xml:space="preserve">    with open(</w:t>
+      </w:r>
+      <w:proofErr w:type="spellStart"/>
+      <w:r>
+        <w:rPr>
+          <w:sz w:val="28"/>
+          <w:szCs w:val="28"/>
+          <w:lang w:val="en-US"/>
+        </w:rPr>
+        <w:t>file_path</w:t>
+      </w:r>
+      <w:proofErr w:type="spellEnd"/>
+      <w:r>
+        <w:rPr>
+          <w:sz w:val="28"/>
+          <w:szCs w:val="28"/>
+          <w:lang w:val="en-US"/>
+        </w:rPr>
+        <w:t>, 'w', newline='', encoding='utf-8') as f:</w:t>
+      </w:r>
+    </w:p>
+    <w:p>
+      <w:pPr>
+        <w:rPr>
+          <w:sz w:val="28"/>
+          <w:szCs w:val="28"/>
+          <w:lang w:val="en-US"/>
+        </w:rPr>
+      </w:pPr>
+      <w:r>
+        <w:rPr>
+          <w:sz w:val="28"/>
+          <w:szCs w:val="28"/>
+          <w:lang w:val="en-US"/>
+        </w:rPr>
+        <w:t xml:space="preserve">        writer = </w:t>
+      </w:r>
+      <w:proofErr w:type="spellStart"/>
+      <w:r>
+        <w:rPr>
+          <w:sz w:val="28"/>
+          <w:szCs w:val="28"/>
+          <w:lang w:val="en-US"/>
+        </w:rPr>
+        <w:t>csv.writer</w:t>
+      </w:r>
+      <w:proofErr w:type="spellEnd"/>
+      <w:r>
+        <w:rPr>
+          <w:sz w:val="28"/>
+          <w:szCs w:val="28"/>
+          <w:lang w:val="en-US"/>
+        </w:rPr>
+        <w:t>(f, delimiter=';')</w:t>
+      </w:r>
+    </w:p>
+    <w:p>
+      <w:pPr>
+        <w:rPr>
+          <w:sz w:val="28"/>
+          <w:szCs w:val="28"/>
+          <w:lang w:val="en-US"/>
+        </w:rPr>
+      </w:pPr>
+      <w:r>
+        <w:rPr>
+          <w:sz w:val="28"/>
+          <w:szCs w:val="28"/>
+          <w:lang w:val="en-US"/>
+        </w:rPr>
+        <w:t xml:space="preserve">        </w:t>
+      </w:r>
+      <w:proofErr w:type="spellStart"/>
+      <w:r>
+        <w:rPr>
+          <w:sz w:val="28"/>
+          <w:szCs w:val="28"/>
+          <w:lang w:val="en-US"/>
+        </w:rPr>
+        <w:t>writer.writerow</w:t>
+      </w:r>
+      <w:proofErr w:type="spellEnd"/>
+      <w:r>
+        <w:rPr>
+          <w:sz w:val="28"/>
+          <w:szCs w:val="28"/>
+          <w:lang w:val="en-US"/>
+        </w:rPr>
+        <w:t>(['t/x'] + [round(</w:t>
+      </w:r>
+      <w:proofErr w:type="spellStart"/>
+      <w:r>
+        <w:rPr>
+          <w:sz w:val="28"/>
+          <w:szCs w:val="28"/>
+          <w:lang w:val="en-US"/>
+        </w:rPr>
+        <w:t>val</w:t>
+      </w:r>
+      <w:proofErr w:type="spellEnd"/>
+      <w:r>
+        <w:rPr>
+          <w:sz w:val="28"/>
+          <w:szCs w:val="28"/>
+          <w:lang w:val="en-US"/>
+        </w:rPr>
+        <w:t xml:space="preserve">, 2) for </w:t>
+      </w:r>
+      <w:proofErr w:type="spellStart"/>
+      <w:r>
+        <w:rPr>
+          <w:sz w:val="28"/>
+          <w:szCs w:val="28"/>
+          <w:lang w:val="en-US"/>
+        </w:rPr>
+        <w:t>val</w:t>
+      </w:r>
+      <w:proofErr w:type="spellEnd"/>
+      <w:r>
+        <w:rPr>
+          <w:sz w:val="28"/>
+          <w:szCs w:val="28"/>
+          <w:lang w:val="en-US"/>
+        </w:rPr>
+        <w:t xml:space="preserve"> in x[::10]])</w:t>
+      </w:r>
+    </w:p>
+    <w:p>
+      <w:pPr>
+        <w:rPr>
+          <w:sz w:val="28"/>
+          <w:szCs w:val="28"/>
+          <w:lang w:val="en-US"/>
+        </w:rPr>
+      </w:pPr>
+      <w:r>
+        <w:rPr>
+          <w:sz w:val="28"/>
+          <w:szCs w:val="28"/>
+          <w:lang w:val="en-US"/>
+        </w:rPr>
+        <w:t xml:space="preserve">        for </w:t>
+      </w:r>
+      <w:proofErr w:type="spellStart"/>
+      <w:r>
+        <w:rPr>
+          <w:sz w:val="28"/>
+          <w:szCs w:val="28"/>
+          <w:lang w:val="en-US"/>
+        </w:rPr>
+        <w:t>i</w:t>
+      </w:r>
+      <w:proofErr w:type="spellEnd"/>
+      <w:r>
+        <w:rPr>
+          <w:sz w:val="28"/>
+          <w:szCs w:val="28"/>
+          <w:lang w:val="en-US"/>
+        </w:rPr>
+        <w:t xml:space="preserve"> in range(0, </w:t>
+      </w:r>
+      <w:proofErr w:type="spellStart"/>
+      <w:r>
+        <w:rPr>
+          <w:sz w:val="28"/>
+          <w:szCs w:val="28"/>
+          <w:lang w:val="en-US"/>
+        </w:rPr>
+        <w:t>nt</w:t>
+      </w:r>
+      <w:proofErr w:type="spellEnd"/>
+      <w:r>
+        <w:rPr>
+          <w:sz w:val="28"/>
+          <w:szCs w:val="28"/>
+          <w:lang w:val="en-US"/>
+        </w:rPr>
+        <w:t>, 1000):</w:t>
+      </w:r>
+    </w:p>
+    <w:p>
+      <w:pPr>
+        <w:rPr>
+          <w:sz w:val="28"/>
+          <w:szCs w:val="28"/>
+          <w:lang w:val="en-US"/>
+        </w:rPr>
+      </w:pPr>
+      <w:r>
+        <w:rPr>
+          <w:sz w:val="28"/>
+          <w:szCs w:val="28"/>
+          <w:lang w:val="en-US"/>
+        </w:rPr>
+        <w:t xml:space="preserve">            row = [round(t[</w:t>
+      </w:r>
+      <w:proofErr w:type="spellStart"/>
+      <w:r>
+        <w:rPr>
+          <w:sz w:val="28"/>
+          <w:szCs w:val="28"/>
+          <w:lang w:val="en-US"/>
+        </w:rPr>
+        <w:t>i</w:t>
+      </w:r>
+      <w:proofErr w:type="spellEnd"/>
+      <w:r>
+        <w:rPr>
+          <w:sz w:val="28"/>
+          <w:szCs w:val="28"/>
+          <w:lang w:val="en-US"/>
+        </w:rPr>
+        <w:t>], 2)] + [round(</w:t>
+      </w:r>
+      <w:proofErr w:type="spellStart"/>
+      <w:r>
+        <w:rPr>
+          <w:sz w:val="28"/>
+          <w:szCs w:val="28"/>
+          <w:lang w:val="en-US"/>
+        </w:rPr>
+        <w:t>val</w:t>
+      </w:r>
+      <w:proofErr w:type="spellEnd"/>
+      <w:r>
+        <w:rPr>
+          <w:sz w:val="28"/>
+          <w:szCs w:val="28"/>
+          <w:lang w:val="en-US"/>
+        </w:rPr>
+        <w:t xml:space="preserve">, 4) for </w:t>
+      </w:r>
+      <w:proofErr w:type="spellStart"/>
+      <w:r>
+        <w:rPr>
+          <w:sz w:val="28"/>
+          <w:szCs w:val="28"/>
+          <w:lang w:val="en-US"/>
+        </w:rPr>
+        <w:t>val</w:t>
+      </w:r>
+      <w:proofErr w:type="spellEnd"/>
+      <w:r>
+        <w:rPr>
+          <w:sz w:val="28"/>
+          <w:szCs w:val="28"/>
+          <w:lang w:val="en-US"/>
+        </w:rPr>
+        <w:t xml:space="preserve"> in data[</w:t>
+      </w:r>
+      <w:proofErr w:type="spellStart"/>
+      <w:r>
+        <w:rPr>
+          <w:sz w:val="28"/>
+          <w:szCs w:val="28"/>
+          <w:lang w:val="en-US"/>
+        </w:rPr>
+        <w:t>i</w:t>
+      </w:r>
+      <w:proofErr w:type="spellEnd"/>
+      <w:r>
+        <w:rPr>
+          <w:sz w:val="28"/>
+          <w:szCs w:val="28"/>
+          <w:lang w:val="en-US"/>
+        </w:rPr>
+        <w:t>, ::10]]</w:t>
+      </w:r>
+    </w:p>
+    <w:p>
+      <w:pPr>
+        <w:rPr>
+          <w:sz w:val="28"/>
+          <w:szCs w:val="28"/>
+          <w:lang w:val="en-US"/>
+        </w:rPr>
+      </w:pPr>
+      <w:r>
+        <w:rPr>
+          <w:sz w:val="28"/>
+          <w:szCs w:val="28"/>
+          <w:lang w:val="en-US"/>
+        </w:rPr>
+        <w:t xml:space="preserve">            </w:t>
+      </w:r>
+      <w:proofErr w:type="spellStart"/>
+      <w:r>
+        <w:rPr>
+          <w:sz w:val="28"/>
+          <w:szCs w:val="28"/>
+          <w:lang w:val="en-US"/>
+        </w:rPr>
+        <w:t>writer.writerow</w:t>
+      </w:r>
+      <w:proofErr w:type="spellEnd"/>
+      <w:r>
+        <w:rPr>
+          <w:sz w:val="28"/>
+          <w:szCs w:val="28"/>
+          <w:lang w:val="en-US"/>
+        </w:rPr>
+        <w:t>(row)</w:t>
+      </w:r>
+    </w:p>
+    <w:p>
+      <w:pPr>
+        <w:rPr>
+          <w:sz w:val="28"/>
+          <w:szCs w:val="28"/>
+          <w:lang w:val="en-US"/>
+        </w:rPr>
+      </w:pPr>
+    </w:p>
+    <w:p>
+      <w:pPr>
+        <w:rPr>
+          <w:sz w:val="28"/>
+          <w:szCs w:val="28"/>
+          <w:lang w:val="en-US"/>
+        </w:rPr>
+      </w:pPr>
+      <w:proofErr w:type="spellStart"/>
+      <w:r>
+        <w:rPr>
+          <w:sz w:val="28"/>
+          <w:szCs w:val="28"/>
+          <w:lang w:val="en-US"/>
+        </w:rPr>
+        <w:t>save_results</w:t>
+      </w:r>
+      <w:proofErr w:type="spellEnd"/>
+      <w:r>
+        <w:rPr>
+          <w:sz w:val="28"/>
+          <w:szCs w:val="28"/>
+          <w:lang w:val="en-US"/>
+        </w:rPr>
+        <w:t xml:space="preserve">('viscosity_method.csv', </w:t>
+      </w:r>
+      <w:proofErr w:type="spellStart"/>
+      <w:r>
+        <w:rPr>
+          <w:sz w:val="28"/>
+          <w:szCs w:val="28"/>
+          <w:lang w:val="en-US"/>
+        </w:rPr>
+        <w:t>U_visc</w:t>
+      </w:r>
+      <w:proofErr w:type="spellEnd"/>
+      <w:r>
+        <w:rPr>
+          <w:sz w:val="28"/>
+          <w:szCs w:val="28"/>
+          <w:lang w:val="en-US"/>
+        </w:rPr>
+        <w:t>)</w:t>
+      </w:r>
+    </w:p>
+    <w:p>
+      <w:pPr>
+        <w:rPr>
+          <w:sz w:val="28"/>
+          <w:szCs w:val="28"/>
+          <w:lang w:val="en-US"/>
+        </w:rPr>
+      </w:pPr>
+      <w:proofErr w:type="spellStart"/>
+      <w:r>
+        <w:rPr>
+          <w:sz w:val="28"/>
+          <w:szCs w:val="28"/>
+          <w:lang w:val="en-US"/>
+        </w:rPr>
+        <w:t>save_results</w:t>
+      </w:r>
+      <w:proofErr w:type="spellEnd"/>
+      <w:r>
+        <w:rPr>
+          <w:sz w:val="28"/>
+          <w:szCs w:val="28"/>
+          <w:lang w:val="en-US"/>
+        </w:rPr>
+        <w:t xml:space="preserve">('conservative_method.csv', </w:t>
+      </w:r>
+      <w:proofErr w:type="spellStart"/>
+      <w:r>
+        <w:rPr>
+          <w:sz w:val="28"/>
+          <w:szCs w:val="28"/>
+          <w:lang w:val="en-US"/>
+        </w:rPr>
+        <w:t>U_cons</w:t>
+      </w:r>
+      <w:proofErr w:type="spellEnd"/>
+      <w:r>
+        <w:rPr>
+          <w:sz w:val="28"/>
+          <w:szCs w:val="28"/>
+          <w:lang w:val="en-US"/>
+        </w:rPr>
+        <w:t>)</w:t>
+      </w:r>
+    </w:p>
+    <w:p>
+      <w:pPr>
+        <w:rPr>
+          <w:sz w:val="28"/>
+          <w:szCs w:val="28"/>
+          <w:lang w:val="en-US"/>
+        </w:rPr>
+      </w:pPr>
+    </w:p>
+    <w:p>
+      <w:pPr>
+        <w:rPr>
+          <w:sz w:val="28"/>
+          <w:szCs w:val="28"/>
+          <w:lang w:val="en-US"/>
+        </w:rPr>
+      </w:pPr>
+      <w:r>
+        <w:rPr>
+          <w:sz w:val="28"/>
+          <w:szCs w:val="28"/>
+          <w:lang w:val="en-US"/>
+        </w:rPr>
+        <w:t>print(</w:t>
+      </w:r>
+      <w:proofErr w:type="spellStart"/>
+      <w:r>
+        <w:rPr>
+          <w:sz w:val="28"/>
+          <w:szCs w:val="28"/>
+          <w:lang w:val="en-US"/>
+        </w:rPr>
+        <w:t>f"Таблицы</w:t>
+      </w:r>
+      <w:proofErr w:type="spellEnd"/>
+      <w:r>
+        <w:rPr>
+          <w:sz w:val="28"/>
+          <w:szCs w:val="28"/>
+          <w:lang w:val="en-US"/>
         </w:rPr>
         <w:t xml:space="preserve"> </w:t>
       </w:r>
@@ -11883,14 +14378,1265 @@
         <w:rPr>
           <w:sz w:val="28"/>
           <w:szCs w:val="28"/>
-        </w:rPr>
-        <w:t>numpy</w:t>
+          <w:lang w:val="en-US"/>
+        </w:rPr>
+        <w:t>сохранены</w:t>
       </w:r>
       <w:proofErr w:type="spellEnd"/>
       <w:r>
         <w:rPr>
           <w:sz w:val="28"/>
           <w:szCs w:val="28"/>
+          <w:lang w:val="en-US"/>
+        </w:rPr>
+        <w:t xml:space="preserve"> в: {</w:t>
+      </w:r>
+      <w:proofErr w:type="spellStart"/>
+      <w:r>
+        <w:rPr>
+          <w:sz w:val="28"/>
+          <w:szCs w:val="28"/>
+          <w:lang w:val="en-US"/>
+        </w:rPr>
+        <w:t>os.path.abspath</w:t>
+      </w:r>
+      <w:proofErr w:type="spellEnd"/>
+      <w:r>
+        <w:rPr>
+          <w:sz w:val="28"/>
+          <w:szCs w:val="28"/>
+          <w:lang w:val="en-US"/>
+        </w:rPr>
+        <w:t>(</w:t>
+      </w:r>
+      <w:proofErr w:type="spellStart"/>
+      <w:r>
+        <w:rPr>
+          <w:sz w:val="28"/>
+          <w:szCs w:val="28"/>
+          <w:lang w:val="en-US"/>
+        </w:rPr>
+        <w:t>output_dir</w:t>
+      </w:r>
+      <w:proofErr w:type="spellEnd"/>
+      <w:r>
+        <w:rPr>
+          <w:sz w:val="28"/>
+          <w:szCs w:val="28"/>
+          <w:lang w:val="en-US"/>
+        </w:rPr>
+        <w:t>)}")</w:t>
+      </w:r>
+    </w:p>
+    <w:p>
+      <w:pPr>
+        <w:rPr>
+          <w:sz w:val="28"/>
+          <w:szCs w:val="28"/>
+          <w:lang w:val="en-US"/>
+        </w:rPr>
+      </w:pPr>
+      <w:r>
+        <w:rPr>
+          <w:sz w:val="28"/>
+          <w:szCs w:val="28"/>
+          <w:lang w:val="en-US"/>
+        </w:rPr>
+        <w:t>skip = 100</w:t>
+      </w:r>
+    </w:p>
+    <w:p>
+      <w:pPr>
+        <w:rPr>
+          <w:sz w:val="28"/>
+          <w:szCs w:val="28"/>
+          <w:lang w:val="en-US"/>
+        </w:rPr>
+      </w:pPr>
+      <w:proofErr w:type="spellStart"/>
+      <w:r>
+        <w:rPr>
+          <w:sz w:val="28"/>
+          <w:szCs w:val="28"/>
+          <w:lang w:val="en-US"/>
+        </w:rPr>
+        <w:t>t_reduced</w:t>
+      </w:r>
+      <w:proofErr w:type="spellEnd"/>
+      <w:r>
+        <w:rPr>
+          <w:sz w:val="28"/>
+          <w:szCs w:val="28"/>
+          <w:lang w:val="en-US"/>
+        </w:rPr>
+        <w:t xml:space="preserve"> = t[::skip]</w:t>
+      </w:r>
+    </w:p>
+    <w:p>
+      <w:pPr>
+        <w:rPr>
+          <w:sz w:val="28"/>
+          <w:szCs w:val="28"/>
+          <w:lang w:val="en-US"/>
+        </w:rPr>
+      </w:pPr>
+      <w:proofErr w:type="spellStart"/>
+      <w:r>
+        <w:rPr>
+          <w:sz w:val="28"/>
+          <w:szCs w:val="28"/>
+          <w:lang w:val="en-US"/>
+        </w:rPr>
+        <w:t>U_visc_reduced</w:t>
+      </w:r>
+      <w:proofErr w:type="spellEnd"/>
+      <w:r>
+        <w:rPr>
+          <w:sz w:val="28"/>
+          <w:szCs w:val="28"/>
+          <w:lang w:val="en-US"/>
+        </w:rPr>
+        <w:t xml:space="preserve"> = </w:t>
+      </w:r>
+      <w:proofErr w:type="spellStart"/>
+      <w:r>
+        <w:rPr>
+          <w:sz w:val="28"/>
+          <w:szCs w:val="28"/>
+          <w:lang w:val="en-US"/>
+        </w:rPr>
+        <w:t>U_visc</w:t>
+      </w:r>
+      <w:proofErr w:type="spellEnd"/>
+      <w:r>
+        <w:rPr>
+          <w:sz w:val="28"/>
+          <w:szCs w:val="28"/>
+          <w:lang w:val="en-US"/>
+        </w:rPr>
+        <w:t>[::skip, :]</w:t>
+      </w:r>
+    </w:p>
+    <w:p>
+      <w:pPr>
+        <w:rPr>
+          <w:sz w:val="28"/>
+          <w:szCs w:val="28"/>
+          <w:lang w:val="en-US"/>
+        </w:rPr>
+      </w:pPr>
+      <w:proofErr w:type="spellStart"/>
+      <w:r>
+        <w:rPr>
+          <w:sz w:val="28"/>
+          <w:szCs w:val="28"/>
+          <w:lang w:val="en-US"/>
+        </w:rPr>
+        <w:t>U_cons_reduced</w:t>
+      </w:r>
+      <w:proofErr w:type="spellEnd"/>
+      <w:r>
+        <w:rPr>
+          <w:sz w:val="28"/>
+          <w:szCs w:val="28"/>
+          <w:lang w:val="en-US"/>
+        </w:rPr>
+        <w:t xml:space="preserve"> = </w:t>
+      </w:r>
+      <w:proofErr w:type="spellStart"/>
+      <w:r>
+        <w:rPr>
+          <w:sz w:val="28"/>
+          <w:szCs w:val="28"/>
+          <w:lang w:val="en-US"/>
+        </w:rPr>
+        <w:t>U_cons</w:t>
+      </w:r>
+      <w:proofErr w:type="spellEnd"/>
+      <w:r>
+        <w:rPr>
+          <w:sz w:val="28"/>
+          <w:szCs w:val="28"/>
+          <w:lang w:val="en-US"/>
+        </w:rPr>
+        <w:t>[::skip, :]</w:t>
+      </w:r>
+    </w:p>
+    <w:p>
+      <w:pPr>
+        <w:rPr>
+          <w:sz w:val="28"/>
+          <w:szCs w:val="28"/>
+          <w:lang w:val="en-US"/>
+        </w:rPr>
+      </w:pPr>
+    </w:p>
+    <w:p>
+      <w:pPr>
+        <w:rPr>
+          <w:sz w:val="28"/>
+          <w:szCs w:val="28"/>
+          <w:lang w:val="en-US"/>
+        </w:rPr>
+      </w:pPr>
+      <w:proofErr w:type="spellStart"/>
+      <w:r>
+        <w:rPr>
+          <w:sz w:val="28"/>
+          <w:szCs w:val="28"/>
+          <w:lang w:val="en-US"/>
+        </w:rPr>
+        <w:t>X_grid</w:t>
+      </w:r>
+      <w:proofErr w:type="spellEnd"/>
+      <w:r>
+        <w:rPr>
+          <w:sz w:val="28"/>
+          <w:szCs w:val="28"/>
+          <w:lang w:val="en-US"/>
+        </w:rPr>
+        <w:t xml:space="preserve">, </w:t>
+      </w:r>
+      <w:proofErr w:type="spellStart"/>
+      <w:r>
+        <w:rPr>
+          <w:sz w:val="28"/>
+          <w:szCs w:val="28"/>
+          <w:lang w:val="en-US"/>
+        </w:rPr>
+        <w:t>T_grid</w:t>
+      </w:r>
+      <w:proofErr w:type="spellEnd"/>
+      <w:r>
+        <w:rPr>
+          <w:sz w:val="28"/>
+          <w:szCs w:val="28"/>
+          <w:lang w:val="en-US"/>
+        </w:rPr>
+        <w:t xml:space="preserve"> = </w:t>
+      </w:r>
+      <w:proofErr w:type="spellStart"/>
+      <w:r>
+        <w:rPr>
+          <w:sz w:val="28"/>
+          <w:szCs w:val="28"/>
+          <w:lang w:val="en-US"/>
+        </w:rPr>
+        <w:t>np.meshgrid</w:t>
+      </w:r>
+      <w:proofErr w:type="spellEnd"/>
+      <w:r>
+        <w:rPr>
+          <w:sz w:val="28"/>
+          <w:szCs w:val="28"/>
+          <w:lang w:val="en-US"/>
+        </w:rPr>
+        <w:t xml:space="preserve">(x, </w:t>
+      </w:r>
+      <w:proofErr w:type="spellStart"/>
+      <w:r>
+        <w:rPr>
+          <w:sz w:val="28"/>
+          <w:szCs w:val="28"/>
+          <w:lang w:val="en-US"/>
+        </w:rPr>
+        <w:t>t_reduced</w:t>
+      </w:r>
+      <w:proofErr w:type="spellEnd"/>
+      <w:r>
+        <w:rPr>
+          <w:sz w:val="28"/>
+          <w:szCs w:val="28"/>
+          <w:lang w:val="en-US"/>
+        </w:rPr>
+        <w:t>)</w:t>
+      </w:r>
+    </w:p>
+    <w:p>
+      <w:pPr>
+        <w:rPr>
+          <w:sz w:val="28"/>
+          <w:szCs w:val="28"/>
+          <w:lang w:val="en-US"/>
+        </w:rPr>
+      </w:pPr>
+    </w:p>
+    <w:p>
+      <w:pPr>
+        <w:rPr>
+          <w:sz w:val="28"/>
+          <w:szCs w:val="28"/>
+          <w:lang w:val="en-US"/>
+        </w:rPr>
+      </w:pPr>
+      <w:r>
+        <w:rPr>
+          <w:sz w:val="28"/>
+          <w:szCs w:val="28"/>
+          <w:lang w:val="en-US"/>
+        </w:rPr>
+        <w:t xml:space="preserve">fig = </w:t>
+      </w:r>
+      <w:proofErr w:type="spellStart"/>
+      <w:r>
+        <w:rPr>
+          <w:sz w:val="28"/>
+          <w:szCs w:val="28"/>
+          <w:lang w:val="en-US"/>
+        </w:rPr>
+        <w:t>plt.figure</w:t>
+      </w:r>
+      <w:proofErr w:type="spellEnd"/>
+      <w:r>
+        <w:rPr>
+          <w:sz w:val="28"/>
+          <w:szCs w:val="28"/>
+          <w:lang w:val="en-US"/>
+        </w:rPr>
+        <w:t>(</w:t>
+      </w:r>
+      <w:proofErr w:type="spellStart"/>
+      <w:r>
+        <w:rPr>
+          <w:sz w:val="28"/>
+          <w:szCs w:val="28"/>
+          <w:lang w:val="en-US"/>
+        </w:rPr>
+        <w:t>figsize</w:t>
+      </w:r>
+      <w:proofErr w:type="spellEnd"/>
+      <w:r>
+        <w:rPr>
+          <w:sz w:val="28"/>
+          <w:szCs w:val="28"/>
+          <w:lang w:val="en-US"/>
+        </w:rPr>
+        <w:t>=(16, 7))</w:t>
+      </w:r>
+    </w:p>
+    <w:p>
+      <w:pPr>
+        <w:rPr>
+          <w:sz w:val="28"/>
+          <w:szCs w:val="28"/>
+          <w:lang w:val="en-US"/>
+        </w:rPr>
+      </w:pPr>
+    </w:p>
+    <w:p>
+      <w:pPr>
+        <w:rPr>
+          <w:sz w:val="28"/>
+          <w:szCs w:val="28"/>
+          <w:lang w:val="en-US"/>
+        </w:rPr>
+      </w:pPr>
+      <w:r>
+        <w:rPr>
+          <w:sz w:val="28"/>
+          <w:szCs w:val="28"/>
+          <w:lang w:val="en-US"/>
+        </w:rPr>
+        <w:t xml:space="preserve">ax1 = </w:t>
+      </w:r>
+      <w:proofErr w:type="spellStart"/>
+      <w:r>
+        <w:rPr>
+          <w:sz w:val="28"/>
+          <w:szCs w:val="28"/>
+          <w:lang w:val="en-US"/>
+        </w:rPr>
+        <w:t>fig.add_subplot</w:t>
+      </w:r>
+      <w:proofErr w:type="spellEnd"/>
+      <w:r>
+        <w:rPr>
+          <w:sz w:val="28"/>
+          <w:szCs w:val="28"/>
+          <w:lang w:val="en-US"/>
+        </w:rPr>
+        <w:t>(1, 2, 1, projection='3d')</w:t>
+      </w:r>
+    </w:p>
+    <w:p>
+      <w:pPr>
+        <w:rPr>
+          <w:sz w:val="28"/>
+          <w:szCs w:val="28"/>
+          <w:lang w:val="en-US"/>
+        </w:rPr>
+      </w:pPr>
+      <w:r>
+        <w:rPr>
+          <w:sz w:val="28"/>
+          <w:szCs w:val="28"/>
+          <w:lang w:val="en-US"/>
+        </w:rPr>
+        <w:t>surf1 = ax1.plot_surface(</w:t>
+      </w:r>
+      <w:proofErr w:type="spellStart"/>
+      <w:r>
+        <w:rPr>
+          <w:sz w:val="28"/>
+          <w:szCs w:val="28"/>
+          <w:lang w:val="en-US"/>
+        </w:rPr>
+        <w:t>X_grid</w:t>
+      </w:r>
+      <w:proofErr w:type="spellEnd"/>
+      <w:r>
+        <w:rPr>
+          <w:sz w:val="28"/>
+          <w:szCs w:val="28"/>
+          <w:lang w:val="en-US"/>
+        </w:rPr>
+        <w:t xml:space="preserve">, </w:t>
+      </w:r>
+      <w:proofErr w:type="spellStart"/>
+      <w:r>
+        <w:rPr>
+          <w:sz w:val="28"/>
+          <w:szCs w:val="28"/>
+          <w:lang w:val="en-US"/>
+        </w:rPr>
+        <w:t>T_grid</w:t>
+      </w:r>
+      <w:proofErr w:type="spellEnd"/>
+      <w:r>
+        <w:rPr>
+          <w:sz w:val="28"/>
+          <w:szCs w:val="28"/>
+          <w:lang w:val="en-US"/>
+        </w:rPr>
+        <w:t xml:space="preserve">, </w:t>
+      </w:r>
+      <w:proofErr w:type="spellStart"/>
+      <w:r>
+        <w:rPr>
+          <w:sz w:val="28"/>
+          <w:szCs w:val="28"/>
+          <w:lang w:val="en-US"/>
+        </w:rPr>
+        <w:t>U_visc_reduced</w:t>
+      </w:r>
+      <w:proofErr w:type="spellEnd"/>
+      <w:r>
+        <w:rPr>
+          <w:sz w:val="28"/>
+          <w:szCs w:val="28"/>
+          <w:lang w:val="en-US"/>
+        </w:rPr>
+        <w:t xml:space="preserve">, </w:t>
+      </w:r>
+      <w:proofErr w:type="spellStart"/>
+      <w:r>
+        <w:rPr>
+          <w:sz w:val="28"/>
+          <w:szCs w:val="28"/>
+          <w:lang w:val="en-US"/>
+        </w:rPr>
+        <w:t>cmap</w:t>
+      </w:r>
+      <w:proofErr w:type="spellEnd"/>
+      <w:r>
+        <w:rPr>
+          <w:sz w:val="28"/>
+          <w:szCs w:val="28"/>
+          <w:lang w:val="en-US"/>
+        </w:rPr>
+        <w:t>='</w:t>
+      </w:r>
+      <w:proofErr w:type="spellStart"/>
+      <w:r>
+        <w:rPr>
+          <w:sz w:val="28"/>
+          <w:szCs w:val="28"/>
+          <w:lang w:val="en-US"/>
+        </w:rPr>
+        <w:t>viridis</w:t>
+      </w:r>
+      <w:proofErr w:type="spellEnd"/>
+      <w:r>
+        <w:rPr>
+          <w:sz w:val="28"/>
+          <w:szCs w:val="28"/>
+          <w:lang w:val="en-US"/>
+        </w:rPr>
+        <w:t xml:space="preserve">', </w:t>
+      </w:r>
+      <w:proofErr w:type="spellStart"/>
+      <w:r>
+        <w:rPr>
+          <w:sz w:val="28"/>
+          <w:szCs w:val="28"/>
+          <w:lang w:val="en-US"/>
+        </w:rPr>
+        <w:t>edgecolor</w:t>
+      </w:r>
+      <w:proofErr w:type="spellEnd"/>
+      <w:r>
+        <w:rPr>
+          <w:sz w:val="28"/>
+          <w:szCs w:val="28"/>
+          <w:lang w:val="en-US"/>
+        </w:rPr>
+        <w:t>='none', alpha=0.9)</w:t>
+      </w:r>
+    </w:p>
+    <w:p>
+      <w:pPr>
+        <w:rPr>
+          <w:sz w:val="28"/>
+          <w:szCs w:val="28"/>
+        </w:rPr>
+      </w:pPr>
+      <w:r>
+        <w:rPr>
+          <w:sz w:val="28"/>
+          <w:szCs w:val="28"/>
+          <w:lang w:val="en-US"/>
+        </w:rPr>
+        <w:t>ax</w:t>
+      </w:r>
+      <w:r>
+        <w:rPr>
+          <w:sz w:val="28"/>
+          <w:szCs w:val="28"/>
+        </w:rPr>
+        <w:t>1.</w:t>
+      </w:r>
+      <w:r>
+        <w:rPr>
+          <w:sz w:val="28"/>
+          <w:szCs w:val="28"/>
+          <w:lang w:val="en-US"/>
+        </w:rPr>
+        <w:t>set</w:t>
+      </w:r>
+      <w:r>
+        <w:rPr>
+          <w:sz w:val="28"/>
+          <w:szCs w:val="28"/>
+        </w:rPr>
+        <w:t>_</w:t>
+      </w:r>
+      <w:r>
+        <w:rPr>
+          <w:sz w:val="28"/>
+          <w:szCs w:val="28"/>
+          <w:lang w:val="en-US"/>
+        </w:rPr>
+        <w:t>title</w:t>
+      </w:r>
+      <w:r>
+        <w:rPr>
+          <w:sz w:val="28"/>
+          <w:szCs w:val="28"/>
+        </w:rPr>
+        <w:t>('Метод искусственной вязкости')</w:t>
+      </w:r>
+    </w:p>
+    <w:p>
+      <w:pPr>
+        <w:rPr>
+          <w:sz w:val="28"/>
+          <w:szCs w:val="28"/>
+        </w:rPr>
+      </w:pPr>
+      <w:r>
+        <w:rPr>
+          <w:sz w:val="28"/>
+          <w:szCs w:val="28"/>
+          <w:lang w:val="en-US"/>
+        </w:rPr>
+        <w:t>ax</w:t>
+      </w:r>
+      <w:r>
+        <w:rPr>
+          <w:sz w:val="28"/>
+          <w:szCs w:val="28"/>
+        </w:rPr>
+        <w:t>1.</w:t>
+      </w:r>
+      <w:r>
+        <w:rPr>
+          <w:sz w:val="28"/>
+          <w:szCs w:val="28"/>
+          <w:lang w:val="en-US"/>
+        </w:rPr>
+        <w:t>set</w:t>
+      </w:r>
+      <w:r>
+        <w:rPr>
+          <w:sz w:val="28"/>
+          <w:szCs w:val="28"/>
+        </w:rPr>
+        <w:t>_</w:t>
+      </w:r>
+      <w:r>
+        <w:rPr>
+          <w:sz w:val="28"/>
+          <w:szCs w:val="28"/>
+          <w:lang w:val="en-US"/>
+        </w:rPr>
+        <w:t>xlabel</w:t>
+      </w:r>
+      <w:r>
+        <w:rPr>
+          <w:sz w:val="28"/>
+          <w:szCs w:val="28"/>
+        </w:rPr>
+        <w:t xml:space="preserve">('Пространство </w:t>
+      </w:r>
+      <w:r>
+        <w:rPr>
+          <w:sz w:val="28"/>
+          <w:szCs w:val="28"/>
+          <w:lang w:val="en-US"/>
+        </w:rPr>
+        <w:t>x</w:t>
+      </w:r>
+      <w:r>
+        <w:rPr>
+          <w:sz w:val="28"/>
+          <w:szCs w:val="28"/>
+        </w:rPr>
+        <w:t>')</w:t>
+      </w:r>
+    </w:p>
+    <w:p>
+      <w:pPr>
+        <w:rPr>
+          <w:sz w:val="28"/>
+          <w:szCs w:val="28"/>
+          <w:lang w:val="en-US"/>
+        </w:rPr>
+      </w:pPr>
+      <w:r>
+        <w:rPr>
+          <w:sz w:val="28"/>
+          <w:szCs w:val="28"/>
+          <w:lang w:val="en-US"/>
+        </w:rPr>
+        <w:t>ax1.set_ylabel('</w:t>
+      </w:r>
+      <w:proofErr w:type="spellStart"/>
+      <w:r>
+        <w:rPr>
+          <w:sz w:val="28"/>
+          <w:szCs w:val="28"/>
+          <w:lang w:val="en-US"/>
+        </w:rPr>
+        <w:t>Время</w:t>
+      </w:r>
+      <w:proofErr w:type="spellEnd"/>
+      <w:r>
+        <w:rPr>
+          <w:sz w:val="28"/>
+          <w:szCs w:val="28"/>
+          <w:lang w:val="en-US"/>
+        </w:rPr>
+        <w:t xml:space="preserve"> t')</w:t>
+      </w:r>
+    </w:p>
+    <w:p>
+      <w:pPr>
+        <w:rPr>
+          <w:sz w:val="28"/>
+          <w:szCs w:val="28"/>
+          <w:lang w:val="en-US"/>
+        </w:rPr>
+      </w:pPr>
+      <w:r>
+        <w:rPr>
+          <w:sz w:val="28"/>
+          <w:szCs w:val="28"/>
+          <w:lang w:val="en-US"/>
+        </w:rPr>
+        <w:t>ax1.set_zlabel('</w:t>
+      </w:r>
+      <w:proofErr w:type="spellStart"/>
+      <w:r>
+        <w:rPr>
+          <w:sz w:val="28"/>
+          <w:szCs w:val="28"/>
+          <w:lang w:val="en-US"/>
+        </w:rPr>
+        <w:t>Значение</w:t>
+      </w:r>
+      <w:proofErr w:type="spellEnd"/>
+      <w:r>
+        <w:rPr>
+          <w:sz w:val="28"/>
+          <w:szCs w:val="28"/>
+          <w:lang w:val="en-US"/>
+        </w:rPr>
+        <w:t xml:space="preserve"> U')</w:t>
+      </w:r>
+    </w:p>
+    <w:p>
+      <w:pPr>
+        <w:rPr>
+          <w:sz w:val="28"/>
+          <w:szCs w:val="28"/>
+          <w:lang w:val="en-US"/>
+        </w:rPr>
+      </w:pPr>
+      <w:proofErr w:type="spellStart"/>
+      <w:r>
+        <w:rPr>
+          <w:sz w:val="28"/>
+          <w:szCs w:val="28"/>
+          <w:lang w:val="en-US"/>
+        </w:rPr>
+        <w:t>fig.colorbar</w:t>
+      </w:r>
+      <w:proofErr w:type="spellEnd"/>
+      <w:r>
+        <w:rPr>
+          <w:sz w:val="28"/>
+          <w:szCs w:val="28"/>
+          <w:lang w:val="en-US"/>
+        </w:rPr>
+        <w:t>(surf1, ax=ax1, shrink=0.5, aspect=10)</w:t>
+      </w:r>
+    </w:p>
+    <w:p>
+      <w:pPr>
+        <w:rPr>
+          <w:sz w:val="28"/>
+          <w:szCs w:val="28"/>
+          <w:lang w:val="en-US"/>
+        </w:rPr>
+      </w:pPr>
+      <w:r>
+        <w:rPr>
+          <w:sz w:val="28"/>
+          <w:szCs w:val="28"/>
+          <w:lang w:val="en-US"/>
+        </w:rPr>
+        <w:t xml:space="preserve">ax2 = </w:t>
+      </w:r>
+      <w:proofErr w:type="spellStart"/>
+      <w:r>
+        <w:rPr>
+          <w:sz w:val="28"/>
+          <w:szCs w:val="28"/>
+          <w:lang w:val="en-US"/>
+        </w:rPr>
+        <w:t>fig.add_subplot</w:t>
+      </w:r>
+      <w:proofErr w:type="spellEnd"/>
+      <w:r>
+        <w:rPr>
+          <w:sz w:val="28"/>
+          <w:szCs w:val="28"/>
+          <w:lang w:val="en-US"/>
+        </w:rPr>
+        <w:t>(1, 2, 2, projection='3d')</w:t>
+      </w:r>
+    </w:p>
+    <w:p>
+      <w:pPr>
+        <w:rPr>
+          <w:sz w:val="28"/>
+          <w:szCs w:val="28"/>
+          <w:lang w:val="en-US"/>
+        </w:rPr>
+      </w:pPr>
+      <w:r>
+        <w:rPr>
+          <w:sz w:val="28"/>
+          <w:szCs w:val="28"/>
+          <w:lang w:val="en-US"/>
+        </w:rPr>
+        <w:t>surf2 = ax2.plot_surface(</w:t>
+      </w:r>
+      <w:proofErr w:type="spellStart"/>
+      <w:r>
+        <w:rPr>
+          <w:sz w:val="28"/>
+          <w:szCs w:val="28"/>
+          <w:lang w:val="en-US"/>
+        </w:rPr>
+        <w:t>X_grid</w:t>
+      </w:r>
+      <w:proofErr w:type="spellEnd"/>
+      <w:r>
+        <w:rPr>
+          <w:sz w:val="28"/>
+          <w:szCs w:val="28"/>
+          <w:lang w:val="en-US"/>
+        </w:rPr>
+        <w:t xml:space="preserve">, </w:t>
+      </w:r>
+      <w:proofErr w:type="spellStart"/>
+      <w:r>
+        <w:rPr>
+          <w:sz w:val="28"/>
+          <w:szCs w:val="28"/>
+          <w:lang w:val="en-US"/>
+        </w:rPr>
+        <w:t>T_grid</w:t>
+      </w:r>
+      <w:proofErr w:type="spellEnd"/>
+      <w:r>
+        <w:rPr>
+          <w:sz w:val="28"/>
+          <w:szCs w:val="28"/>
+          <w:lang w:val="en-US"/>
+        </w:rPr>
+        <w:t xml:space="preserve">, </w:t>
+      </w:r>
+      <w:proofErr w:type="spellStart"/>
+      <w:r>
+        <w:rPr>
+          <w:sz w:val="28"/>
+          <w:szCs w:val="28"/>
+          <w:lang w:val="en-US"/>
+        </w:rPr>
+        <w:t>U_cons_reduced</w:t>
+      </w:r>
+      <w:proofErr w:type="spellEnd"/>
+      <w:r>
+        <w:rPr>
+          <w:sz w:val="28"/>
+          <w:szCs w:val="28"/>
+          <w:lang w:val="en-US"/>
+        </w:rPr>
+        <w:t xml:space="preserve">, </w:t>
+      </w:r>
+      <w:proofErr w:type="spellStart"/>
+      <w:r>
+        <w:rPr>
+          <w:sz w:val="28"/>
+          <w:szCs w:val="28"/>
+          <w:lang w:val="en-US"/>
+        </w:rPr>
+        <w:t>cmap</w:t>
+      </w:r>
+      <w:proofErr w:type="spellEnd"/>
+      <w:r>
+        <w:rPr>
+          <w:sz w:val="28"/>
+          <w:szCs w:val="28"/>
+          <w:lang w:val="en-US"/>
+        </w:rPr>
+        <w:t xml:space="preserve">='plasma', </w:t>
+      </w:r>
+      <w:proofErr w:type="spellStart"/>
+      <w:r>
+        <w:rPr>
+          <w:sz w:val="28"/>
+          <w:szCs w:val="28"/>
+          <w:lang w:val="en-US"/>
+        </w:rPr>
+        <w:t>edgecolor</w:t>
+      </w:r>
+      <w:proofErr w:type="spellEnd"/>
+      <w:r>
+        <w:rPr>
+          <w:sz w:val="28"/>
+          <w:szCs w:val="28"/>
+          <w:lang w:val="en-US"/>
+        </w:rPr>
+        <w:t>='none', alpha=0.9)</w:t>
+      </w:r>
+    </w:p>
+    <w:p>
+      <w:pPr>
+        <w:rPr>
+          <w:sz w:val="28"/>
+          <w:szCs w:val="28"/>
+        </w:rPr>
+      </w:pPr>
+      <w:r>
+        <w:rPr>
+          <w:sz w:val="28"/>
+          <w:szCs w:val="28"/>
+          <w:lang w:val="en-US"/>
+        </w:rPr>
+        <w:t>ax</w:t>
+      </w:r>
+      <w:r>
+        <w:rPr>
+          <w:sz w:val="28"/>
+          <w:szCs w:val="28"/>
+        </w:rPr>
+        <w:t>2.</w:t>
+      </w:r>
+      <w:r>
+        <w:rPr>
+          <w:sz w:val="28"/>
+          <w:szCs w:val="28"/>
+          <w:lang w:val="en-US"/>
+        </w:rPr>
+        <w:t>set</w:t>
+      </w:r>
+      <w:r>
+        <w:rPr>
+          <w:sz w:val="28"/>
+          <w:szCs w:val="28"/>
+        </w:rPr>
+        <w:t>_</w:t>
+      </w:r>
+      <w:r>
+        <w:rPr>
+          <w:sz w:val="28"/>
+          <w:szCs w:val="28"/>
+          <w:lang w:val="en-US"/>
+        </w:rPr>
+        <w:t>title</w:t>
+      </w:r>
+      <w:r>
+        <w:rPr>
+          <w:sz w:val="28"/>
+          <w:szCs w:val="28"/>
+        </w:rPr>
+        <w:t>('Консервативная схема')</w:t>
+      </w:r>
+    </w:p>
+    <w:p>
+      <w:pPr>
+        <w:rPr>
+          <w:sz w:val="28"/>
+          <w:szCs w:val="28"/>
+        </w:rPr>
+      </w:pPr>
+      <w:r>
+        <w:rPr>
+          <w:sz w:val="28"/>
+          <w:szCs w:val="28"/>
+          <w:lang w:val="en-US"/>
+        </w:rPr>
+        <w:t>ax</w:t>
+      </w:r>
+      <w:r>
+        <w:rPr>
+          <w:sz w:val="28"/>
+          <w:szCs w:val="28"/>
+        </w:rPr>
+        <w:t>2.</w:t>
+      </w:r>
+      <w:r>
+        <w:rPr>
+          <w:sz w:val="28"/>
+          <w:szCs w:val="28"/>
+          <w:lang w:val="en-US"/>
+        </w:rPr>
+        <w:t>set</w:t>
+      </w:r>
+      <w:r>
+        <w:rPr>
+          <w:sz w:val="28"/>
+          <w:szCs w:val="28"/>
+        </w:rPr>
+        <w:t>_</w:t>
+      </w:r>
+      <w:r>
+        <w:rPr>
+          <w:sz w:val="28"/>
+          <w:szCs w:val="28"/>
+          <w:lang w:val="en-US"/>
+        </w:rPr>
+        <w:t>xlabel</w:t>
+      </w:r>
+      <w:r>
+        <w:rPr>
+          <w:sz w:val="28"/>
+          <w:szCs w:val="28"/>
+        </w:rPr>
+        <w:t xml:space="preserve">('Пространство </w:t>
+      </w:r>
+      <w:r>
+        <w:rPr>
+          <w:sz w:val="28"/>
+          <w:szCs w:val="28"/>
+          <w:lang w:val="en-US"/>
+        </w:rPr>
+        <w:t>x</w:t>
+      </w:r>
+      <w:r>
+        <w:rPr>
+          <w:sz w:val="28"/>
+          <w:szCs w:val="28"/>
+        </w:rPr>
+        <w:t>')</w:t>
+      </w:r>
+    </w:p>
+    <w:p>
+      <w:pPr>
+        <w:rPr>
+          <w:sz w:val="28"/>
+          <w:szCs w:val="28"/>
+          <w:lang w:val="en-US"/>
+        </w:rPr>
+      </w:pPr>
+      <w:r>
+        <w:rPr>
+          <w:sz w:val="28"/>
+          <w:szCs w:val="28"/>
+          <w:lang w:val="en-US"/>
+        </w:rPr>
+        <w:t>ax2.set_ylabel('</w:t>
+      </w:r>
+      <w:proofErr w:type="spellStart"/>
+      <w:r>
+        <w:rPr>
+          <w:sz w:val="28"/>
+          <w:szCs w:val="28"/>
+          <w:lang w:val="en-US"/>
+        </w:rPr>
+        <w:t>Время</w:t>
+      </w:r>
+      <w:proofErr w:type="spellEnd"/>
+      <w:r>
+        <w:rPr>
+          <w:sz w:val="28"/>
+          <w:szCs w:val="28"/>
+          <w:lang w:val="en-US"/>
+        </w:rPr>
+        <w:t xml:space="preserve"> t')</w:t>
+      </w:r>
+    </w:p>
+    <w:p>
+      <w:pPr>
+        <w:rPr>
+          <w:sz w:val="28"/>
+          <w:szCs w:val="28"/>
+          <w:lang w:val="en-US"/>
+        </w:rPr>
+      </w:pPr>
+      <w:r>
+        <w:rPr>
+          <w:sz w:val="28"/>
+          <w:szCs w:val="28"/>
+          <w:lang w:val="en-US"/>
+        </w:rPr>
+        <w:t>ax2.set_zlabel('</w:t>
+      </w:r>
+      <w:proofErr w:type="spellStart"/>
+      <w:r>
+        <w:rPr>
+          <w:sz w:val="28"/>
+          <w:szCs w:val="28"/>
+          <w:lang w:val="en-US"/>
+        </w:rPr>
+        <w:t>Значение</w:t>
+      </w:r>
+      <w:proofErr w:type="spellEnd"/>
+      <w:r>
+        <w:rPr>
+          <w:sz w:val="28"/>
+          <w:szCs w:val="28"/>
+          <w:lang w:val="en-US"/>
+        </w:rPr>
+        <w:t xml:space="preserve"> U')</w:t>
+      </w:r>
+    </w:p>
+    <w:p>
+      <w:pPr>
+        <w:rPr>
+          <w:sz w:val="28"/>
+          <w:szCs w:val="28"/>
+          <w:lang w:val="en-US"/>
+        </w:rPr>
+      </w:pPr>
+      <w:proofErr w:type="spellStart"/>
+      <w:r>
+        <w:rPr>
+          <w:sz w:val="28"/>
+          <w:szCs w:val="28"/>
+          <w:lang w:val="en-US"/>
+        </w:rPr>
+        <w:t>fig.colorbar</w:t>
+      </w:r>
+      <w:proofErr w:type="spellEnd"/>
+      <w:r>
+        <w:rPr>
+          <w:sz w:val="28"/>
+          <w:szCs w:val="28"/>
+          <w:lang w:val="en-US"/>
+        </w:rPr>
+        <w:t>(surf2, ax=ax2, shrink=0.5, aspect=10)</w:t>
+      </w:r>
+    </w:p>
+    <w:p>
+      <w:pPr>
+        <w:rPr>
+          <w:sz w:val="28"/>
+          <w:szCs w:val="28"/>
+          <w:lang w:val="en-US"/>
+        </w:rPr>
+      </w:pPr>
+    </w:p>
+    <w:p>
+      <w:pPr>
+        <w:rPr>
+          <w:sz w:val="28"/>
+          <w:szCs w:val="28"/>
+          <w:lang w:val="en-US"/>
+        </w:rPr>
+      </w:pPr>
+      <w:proofErr w:type="spellStart"/>
+      <w:r>
+        <w:rPr>
+          <w:sz w:val="28"/>
+          <w:szCs w:val="28"/>
+          <w:lang w:val="en-US"/>
+        </w:rPr>
+        <w:lastRenderedPageBreak/>
+        <w:t>plt.tight_layout</w:t>
+      </w:r>
+      <w:proofErr w:type="spellEnd"/>
+      <w:r>
+        <w:rPr>
+          <w:sz w:val="28"/>
+          <w:szCs w:val="28"/>
+          <w:lang w:val="en-US"/>
+        </w:rPr>
+        <w:t>()</w:t>
+      </w:r>
+    </w:p>
+    <w:p>
+      <w:pPr>
+        <w:rPr>
+          <w:sz w:val="28"/>
+          <w:szCs w:val="28"/>
+          <w:lang w:val="en-US"/>
+        </w:rPr>
+      </w:pPr>
+      <w:proofErr w:type="spellStart"/>
+      <w:r>
+        <w:rPr>
+          <w:sz w:val="28"/>
+          <w:szCs w:val="28"/>
+          <w:lang w:val="en-US"/>
+        </w:rPr>
+        <w:t>plot_path</w:t>
+      </w:r>
+      <w:proofErr w:type="spellEnd"/>
+      <w:r>
+        <w:rPr>
+          <w:sz w:val="28"/>
+          <w:szCs w:val="28"/>
+          <w:lang w:val="en-US"/>
+        </w:rPr>
+        <w:t xml:space="preserve"> = </w:t>
+      </w:r>
+      <w:proofErr w:type="spellStart"/>
+      <w:r>
+        <w:rPr>
+          <w:sz w:val="28"/>
+          <w:szCs w:val="28"/>
+          <w:lang w:val="en-US"/>
+        </w:rPr>
+        <w:t>os.path.join</w:t>
+      </w:r>
+      <w:proofErr w:type="spellEnd"/>
+      <w:r>
+        <w:rPr>
+          <w:sz w:val="28"/>
+          <w:szCs w:val="28"/>
+          <w:lang w:val="en-US"/>
+        </w:rPr>
+        <w:t>(</w:t>
+      </w:r>
+      <w:proofErr w:type="spellStart"/>
+      <w:r>
+        <w:rPr>
+          <w:sz w:val="28"/>
+          <w:szCs w:val="28"/>
+          <w:lang w:val="en-US"/>
+        </w:rPr>
+        <w:t>output_dir</w:t>
+      </w:r>
+      <w:proofErr w:type="spellEnd"/>
+      <w:r>
+        <w:rPr>
+          <w:sz w:val="28"/>
+          <w:szCs w:val="28"/>
+          <w:lang w:val="en-US"/>
+        </w:rPr>
+        <w:t>, '3D_plots_comparison.png')</w:t>
+      </w:r>
+    </w:p>
+    <w:p>
+      <w:pPr>
+        <w:rPr>
+          <w:sz w:val="28"/>
+          <w:szCs w:val="28"/>
+          <w:lang w:val="en-US"/>
+        </w:rPr>
+      </w:pPr>
+      <w:proofErr w:type="spellStart"/>
+      <w:r>
+        <w:rPr>
+          <w:sz w:val="28"/>
+          <w:szCs w:val="28"/>
+          <w:lang w:val="en-US"/>
+        </w:rPr>
+        <w:t>plt.savefig</w:t>
+      </w:r>
+      <w:proofErr w:type="spellEnd"/>
+      <w:r>
+        <w:rPr>
+          <w:sz w:val="28"/>
+          <w:szCs w:val="28"/>
+          <w:lang w:val="en-US"/>
+        </w:rPr>
+        <w:t>(</w:t>
+      </w:r>
+      <w:proofErr w:type="spellStart"/>
+      <w:r>
+        <w:rPr>
+          <w:sz w:val="28"/>
+          <w:szCs w:val="28"/>
+          <w:lang w:val="en-US"/>
+        </w:rPr>
+        <w:t>plot_path</w:t>
+      </w:r>
+      <w:proofErr w:type="spellEnd"/>
+      <w:r>
+        <w:rPr>
+          <w:sz w:val="28"/>
+          <w:szCs w:val="28"/>
+          <w:lang w:val="en-US"/>
+        </w:rPr>
+        <w:t>, dpi=300)</w:t>
+      </w:r>
+    </w:p>
+    <w:p>
+      <w:pPr>
+        <w:rPr>
+          <w:sz w:val="28"/>
+          <w:szCs w:val="28"/>
+          <w:lang w:val="en-US"/>
+        </w:rPr>
+      </w:pPr>
+      <w:r>
+        <w:rPr>
+          <w:sz w:val="28"/>
+          <w:szCs w:val="28"/>
+          <w:lang w:val="en-US"/>
+        </w:rPr>
+        <w:t xml:space="preserve">print(f"3D </w:t>
+      </w:r>
+      <w:proofErr w:type="spellStart"/>
+      <w:r>
+        <w:rPr>
+          <w:sz w:val="28"/>
+          <w:szCs w:val="28"/>
+          <w:lang w:val="en-US"/>
+        </w:rPr>
+        <w:t>графики</w:t>
+      </w:r>
+      <w:proofErr w:type="spellEnd"/>
+      <w:r>
+        <w:rPr>
+          <w:sz w:val="28"/>
+          <w:szCs w:val="28"/>
+          <w:lang w:val="en-US"/>
         </w:rPr>
         <w:t xml:space="preserve"> </w:t>
       </w:r>
@@ -11899,59 +15645,36 @@
         <w:rPr>
           <w:sz w:val="28"/>
           <w:szCs w:val="28"/>
-        </w:rPr>
-        <w:t>as</w:t>
+          <w:lang w:val="en-US"/>
+        </w:rPr>
+        <w:t>сохранены</w:t>
       </w:r>
       <w:proofErr w:type="spellEnd"/>
       <w:r>
         <w:rPr>
           <w:sz w:val="28"/>
           <w:szCs w:val="28"/>
-        </w:rPr>
-        <w:t xml:space="preserve"> </w:t>
+          <w:lang w:val="en-US"/>
+        </w:rPr>
+        <w:t xml:space="preserve"> в: {</w:t>
       </w:r>
       <w:proofErr w:type="spellStart"/>
       <w:r>
         <w:rPr>
           <w:sz w:val="28"/>
           <w:szCs w:val="28"/>
-        </w:rPr>
-        <w:t>np</w:t>
+          <w:lang w:val="en-US"/>
+        </w:rPr>
+        <w:t>os.path.abspath</w:t>
       </w:r>
       <w:proofErr w:type="spellEnd"/>
-    </w:p>
-    <w:p>
-      <w:pPr>
-        <w:rPr>
-          <w:sz w:val="28"/>
-          <w:szCs w:val="28"/>
-          <w:lang w:val="en-US"/>
-        </w:rPr>
-      </w:pPr>
-      <w:r>
-        <w:rPr>
-          <w:sz w:val="28"/>
-          <w:szCs w:val="28"/>
-          <w:lang w:val="en-US"/>
-        </w:rPr>
-        <w:t>import csv</w:t>
-      </w:r>
-    </w:p>
-    <w:p>
-      <w:pPr>
-        <w:rPr>
-          <w:sz w:val="28"/>
-          <w:szCs w:val="28"/>
-          <w:lang w:val="en-US"/>
-        </w:rPr>
-      </w:pPr>
-      <w:r>
-        <w:rPr>
-          <w:sz w:val="28"/>
-          <w:szCs w:val="28"/>
-          <w:lang w:val="en-US"/>
-        </w:rPr>
-        <w:t xml:space="preserve">import </w:t>
+      <w:r>
+        <w:rPr>
+          <w:sz w:val="28"/>
+          <w:szCs w:val="28"/>
+          <w:lang w:val="en-US"/>
+        </w:rPr>
+        <w:t>(</w:t>
       </w:r>
       <w:proofErr w:type="spellStart"/>
       <w:r>
@@ -11960,9 +15683,17 @@
           <w:szCs w:val="28"/>
           <w:lang w:val="en-US"/>
         </w:rPr>
-        <w:t>os</w:t>
+        <w:t>plot_path</w:t>
       </w:r>
       <w:proofErr w:type="spellEnd"/>
+      <w:r>
+        <w:rPr>
+          <w:sz w:val="28"/>
+          <w:szCs w:val="28"/>
+          <w:lang w:val="en-US"/>
+        </w:rPr>
+        <w:t>)}")</w:t>
+      </w:r>
     </w:p>
     <w:p>
       <w:pPr>
@@ -11988,7 +15719,7 @@
           <w:szCs w:val="28"/>
           <w:lang w:val="en-US"/>
         </w:rPr>
-        <w:t>output_dir</w:t>
+        <w:t>plt.show</w:t>
       </w:r>
       <w:proofErr w:type="spellEnd"/>
       <w:r>
@@ -11997,2926 +15728,11 @@
           <w:szCs w:val="28"/>
           <w:lang w:val="en-US"/>
         </w:rPr>
-        <w:t xml:space="preserve"> = 'Results_7_lab'</w:t>
-      </w:r>
-    </w:p>
-    <w:p>
-      <w:pPr>
-        <w:rPr>
-          <w:sz w:val="28"/>
-          <w:szCs w:val="28"/>
-          <w:lang w:val="en-US"/>
-        </w:rPr>
-      </w:pPr>
-      <w:r>
-        <w:rPr>
-          <w:sz w:val="28"/>
-          <w:szCs w:val="28"/>
-          <w:lang w:val="en-US"/>
-        </w:rPr>
-        <w:t xml:space="preserve">if not </w:t>
-      </w:r>
-      <w:proofErr w:type="spellStart"/>
-      <w:proofErr w:type="gramStart"/>
-      <w:r>
-        <w:rPr>
-          <w:sz w:val="28"/>
-          <w:szCs w:val="28"/>
-          <w:lang w:val="en-US"/>
-        </w:rPr>
-        <w:t>os.path</w:t>
-      </w:r>
-      <w:proofErr w:type="gramEnd"/>
-      <w:r>
-        <w:rPr>
-          <w:sz w:val="28"/>
-          <w:szCs w:val="28"/>
-          <w:lang w:val="en-US"/>
-        </w:rPr>
-        <w:t>.exists</w:t>
-      </w:r>
-      <w:proofErr w:type="spellEnd"/>
-      <w:r>
-        <w:rPr>
-          <w:sz w:val="28"/>
-          <w:szCs w:val="28"/>
-          <w:lang w:val="en-US"/>
-        </w:rPr>
-        <w:t>(</w:t>
-      </w:r>
-      <w:proofErr w:type="spellStart"/>
-      <w:r>
-        <w:rPr>
-          <w:sz w:val="28"/>
-          <w:szCs w:val="28"/>
-          <w:lang w:val="en-US"/>
-        </w:rPr>
-        <w:t>output_dir</w:t>
-      </w:r>
-      <w:proofErr w:type="spellEnd"/>
-      <w:r>
-        <w:rPr>
-          <w:sz w:val="28"/>
-          <w:szCs w:val="28"/>
-          <w:lang w:val="en-US"/>
-        </w:rPr>
-        <w:t>):</w:t>
-      </w:r>
-    </w:p>
-    <w:p>
-      <w:pPr>
-        <w:rPr>
-          <w:sz w:val="28"/>
-          <w:szCs w:val="28"/>
-          <w:lang w:val="en-US"/>
-        </w:rPr>
-      </w:pPr>
-      <w:r>
-        <w:rPr>
-          <w:sz w:val="28"/>
-          <w:szCs w:val="28"/>
-          <w:lang w:val="en-US"/>
-        </w:rPr>
-        <w:t xml:space="preserve">    </w:t>
-      </w:r>
-      <w:proofErr w:type="spellStart"/>
-      <w:proofErr w:type="gramStart"/>
-      <w:r>
-        <w:rPr>
-          <w:sz w:val="28"/>
-          <w:szCs w:val="28"/>
-          <w:lang w:val="en-US"/>
-        </w:rPr>
-        <w:t>os.makedirs</w:t>
-      </w:r>
-      <w:proofErr w:type="spellEnd"/>
-      <w:proofErr w:type="gramEnd"/>
-      <w:r>
-        <w:rPr>
-          <w:sz w:val="28"/>
-          <w:szCs w:val="28"/>
-          <w:lang w:val="en-US"/>
-        </w:rPr>
-        <w:t>(</w:t>
-      </w:r>
-      <w:proofErr w:type="spellStart"/>
-      <w:r>
-        <w:rPr>
-          <w:sz w:val="28"/>
-          <w:szCs w:val="28"/>
-          <w:lang w:val="en-US"/>
-        </w:rPr>
-        <w:t>output_dir</w:t>
-      </w:r>
-      <w:proofErr w:type="spellEnd"/>
-      <w:r>
-        <w:rPr>
-          <w:sz w:val="28"/>
-          <w:szCs w:val="28"/>
-          <w:lang w:val="en-US"/>
-        </w:rPr>
-        <w:t>)</w:t>
-      </w:r>
-    </w:p>
-    <w:p>
-      <w:pPr>
-        <w:rPr>
-          <w:sz w:val="28"/>
-          <w:szCs w:val="28"/>
-          <w:lang w:val="en-US"/>
-        </w:rPr>
-      </w:pPr>
-    </w:p>
-    <w:p>
-      <w:pPr>
-        <w:rPr>
-          <w:sz w:val="28"/>
-          <w:szCs w:val="28"/>
-          <w:lang w:val="en-US"/>
-        </w:rPr>
-      </w:pPr>
-      <w:r>
-        <w:rPr>
-          <w:sz w:val="28"/>
-          <w:szCs w:val="28"/>
-          <w:lang w:val="en-US"/>
-        </w:rPr>
-        <w:t>L = 1.0</w:t>
-      </w:r>
-    </w:p>
-    <w:p>
-      <w:pPr>
-        <w:rPr>
-          <w:sz w:val="28"/>
-          <w:szCs w:val="28"/>
-          <w:lang w:val="en-US"/>
-        </w:rPr>
-      </w:pPr>
-      <w:proofErr w:type="spellStart"/>
-      <w:r>
-        <w:rPr>
-          <w:sz w:val="28"/>
-          <w:szCs w:val="28"/>
-          <w:lang w:val="en-US"/>
-        </w:rPr>
-        <w:t>T_end</w:t>
-      </w:r>
-      <w:proofErr w:type="spellEnd"/>
-      <w:r>
-        <w:rPr>
-          <w:sz w:val="28"/>
-          <w:szCs w:val="28"/>
-          <w:lang w:val="en-US"/>
-        </w:rPr>
-        <w:t xml:space="preserve"> = 1.0</w:t>
-      </w:r>
-    </w:p>
-    <w:p>
-      <w:pPr>
-        <w:rPr>
-          <w:sz w:val="28"/>
-          <w:szCs w:val="28"/>
-          <w:lang w:val="en-US"/>
-        </w:rPr>
-      </w:pPr>
-      <w:r>
-        <w:rPr>
-          <w:sz w:val="28"/>
-          <w:szCs w:val="28"/>
-          <w:lang w:val="en-US"/>
-        </w:rPr>
-        <w:t>h = 0.01</w:t>
-      </w:r>
-    </w:p>
-    <w:p>
-      <w:pPr>
-        <w:rPr>
-          <w:sz w:val="28"/>
-          <w:szCs w:val="28"/>
-          <w:lang w:val="en-US"/>
-        </w:rPr>
-      </w:pPr>
-      <w:r>
-        <w:rPr>
-          <w:sz w:val="28"/>
-          <w:szCs w:val="28"/>
-          <w:lang w:val="en-US"/>
-        </w:rPr>
-        <w:t>tau = 0.0001</w:t>
-      </w:r>
-    </w:p>
-    <w:p>
-      <w:pPr>
-        <w:rPr>
-          <w:sz w:val="28"/>
-          <w:szCs w:val="28"/>
-          <w:lang w:val="en-US"/>
-        </w:rPr>
-      </w:pPr>
-      <w:r>
-        <w:rPr>
-          <w:sz w:val="28"/>
-          <w:szCs w:val="28"/>
-          <w:lang w:val="en-US"/>
-        </w:rPr>
-        <w:t>eps = 0.005</w:t>
-      </w:r>
-    </w:p>
-    <w:p>
-      <w:pPr>
-        <w:rPr>
-          <w:sz w:val="28"/>
-          <w:szCs w:val="28"/>
-          <w:lang w:val="en-US"/>
-        </w:rPr>
-      </w:pPr>
-    </w:p>
-    <w:p>
-      <w:pPr>
-        <w:rPr>
-          <w:sz w:val="28"/>
-          <w:szCs w:val="28"/>
-          <w:lang w:val="en-US"/>
-        </w:rPr>
-      </w:pPr>
-      <w:proofErr w:type="spellStart"/>
-      <w:r>
-        <w:rPr>
-          <w:sz w:val="28"/>
-          <w:szCs w:val="28"/>
-          <w:lang w:val="en-US"/>
-        </w:rPr>
-        <w:t>nx</w:t>
-      </w:r>
-      <w:proofErr w:type="spellEnd"/>
-      <w:r>
-        <w:rPr>
-          <w:sz w:val="28"/>
-          <w:szCs w:val="28"/>
-          <w:lang w:val="en-US"/>
-        </w:rPr>
-        <w:t xml:space="preserve"> = </w:t>
-      </w:r>
-      <w:proofErr w:type="gramStart"/>
-      <w:r>
-        <w:rPr>
-          <w:sz w:val="28"/>
-          <w:szCs w:val="28"/>
-          <w:lang w:val="en-US"/>
-        </w:rPr>
-        <w:t>int(</w:t>
-      </w:r>
-      <w:proofErr w:type="gramEnd"/>
-      <w:r>
-        <w:rPr>
-          <w:sz w:val="28"/>
-          <w:szCs w:val="28"/>
-          <w:lang w:val="en-US"/>
-        </w:rPr>
-        <w:t>L / h) + 1</w:t>
-      </w:r>
-    </w:p>
-    <w:p>
-      <w:pPr>
-        <w:rPr>
-          <w:sz w:val="28"/>
-          <w:szCs w:val="28"/>
-          <w:lang w:val="en-US"/>
-        </w:rPr>
-      </w:pPr>
-      <w:proofErr w:type="spellStart"/>
-      <w:r>
-        <w:rPr>
-          <w:sz w:val="28"/>
-          <w:szCs w:val="28"/>
-          <w:lang w:val="en-US"/>
-        </w:rPr>
-        <w:t>nt</w:t>
-      </w:r>
-      <w:proofErr w:type="spellEnd"/>
-      <w:r>
-        <w:rPr>
-          <w:sz w:val="28"/>
-          <w:szCs w:val="28"/>
-          <w:lang w:val="en-US"/>
-        </w:rPr>
-        <w:t xml:space="preserve"> = </w:t>
-      </w:r>
-      <w:proofErr w:type="gramStart"/>
-      <w:r>
-        <w:rPr>
-          <w:sz w:val="28"/>
-          <w:szCs w:val="28"/>
-          <w:lang w:val="en-US"/>
-        </w:rPr>
-        <w:t>int(</w:t>
-      </w:r>
-      <w:proofErr w:type="spellStart"/>
-      <w:proofErr w:type="gramEnd"/>
-      <w:r>
-        <w:rPr>
-          <w:sz w:val="28"/>
-          <w:szCs w:val="28"/>
-          <w:lang w:val="en-US"/>
-        </w:rPr>
-        <w:t>T_end</w:t>
-      </w:r>
-      <w:proofErr w:type="spellEnd"/>
-      <w:r>
-        <w:rPr>
-          <w:sz w:val="28"/>
-          <w:szCs w:val="28"/>
-          <w:lang w:val="en-US"/>
-        </w:rPr>
-        <w:t xml:space="preserve"> / tau) + 1</w:t>
-      </w:r>
-    </w:p>
-    <w:p>
-      <w:pPr>
-        <w:rPr>
-          <w:sz w:val="28"/>
-          <w:szCs w:val="28"/>
-          <w:lang w:val="en-US"/>
-        </w:rPr>
-      </w:pPr>
-    </w:p>
-    <w:p>
-      <w:pPr>
-        <w:rPr>
-          <w:sz w:val="28"/>
-          <w:szCs w:val="28"/>
-          <w:lang w:val="en-US"/>
-        </w:rPr>
-      </w:pPr>
-      <w:r>
-        <w:rPr>
-          <w:sz w:val="28"/>
-          <w:szCs w:val="28"/>
-          <w:lang w:val="en-US"/>
-        </w:rPr>
-        <w:t xml:space="preserve">x = </w:t>
-      </w:r>
-      <w:proofErr w:type="spellStart"/>
-      <w:proofErr w:type="gramStart"/>
-      <w:r>
-        <w:rPr>
-          <w:sz w:val="28"/>
-          <w:szCs w:val="28"/>
-          <w:lang w:val="en-US"/>
-        </w:rPr>
-        <w:t>np.linspace</w:t>
-      </w:r>
-      <w:proofErr w:type="spellEnd"/>
-      <w:proofErr w:type="gramEnd"/>
-      <w:r>
-        <w:rPr>
-          <w:sz w:val="28"/>
-          <w:szCs w:val="28"/>
-          <w:lang w:val="en-US"/>
-        </w:rPr>
-        <w:t xml:space="preserve">(0, L, </w:t>
-      </w:r>
-      <w:proofErr w:type="spellStart"/>
-      <w:r>
-        <w:rPr>
-          <w:sz w:val="28"/>
-          <w:szCs w:val="28"/>
-          <w:lang w:val="en-US"/>
-        </w:rPr>
-        <w:t>nx</w:t>
-      </w:r>
-      <w:proofErr w:type="spellEnd"/>
-      <w:r>
-        <w:rPr>
-          <w:sz w:val="28"/>
-          <w:szCs w:val="28"/>
-          <w:lang w:val="en-US"/>
-        </w:rPr>
-        <w:t>)</w:t>
-      </w:r>
-    </w:p>
-    <w:p>
-      <w:pPr>
-        <w:rPr>
-          <w:sz w:val="28"/>
-          <w:szCs w:val="28"/>
-          <w:lang w:val="en-US"/>
-        </w:rPr>
-      </w:pPr>
-      <w:r>
-        <w:rPr>
-          <w:sz w:val="28"/>
-          <w:szCs w:val="28"/>
-          <w:lang w:val="en-US"/>
-        </w:rPr>
-        <w:t xml:space="preserve">t = </w:t>
-      </w:r>
-      <w:proofErr w:type="spellStart"/>
-      <w:proofErr w:type="gramStart"/>
-      <w:r>
-        <w:rPr>
-          <w:sz w:val="28"/>
-          <w:szCs w:val="28"/>
-          <w:lang w:val="en-US"/>
-        </w:rPr>
-        <w:t>np.linspace</w:t>
-      </w:r>
-      <w:proofErr w:type="spellEnd"/>
-      <w:proofErr w:type="gramEnd"/>
-      <w:r>
-        <w:rPr>
-          <w:sz w:val="28"/>
-          <w:szCs w:val="28"/>
-          <w:lang w:val="en-US"/>
-        </w:rPr>
-        <w:t xml:space="preserve">(0, </w:t>
-      </w:r>
-      <w:proofErr w:type="spellStart"/>
-      <w:r>
-        <w:rPr>
-          <w:sz w:val="28"/>
-          <w:szCs w:val="28"/>
-          <w:lang w:val="en-US"/>
-        </w:rPr>
-        <w:t>T_end</w:t>
-      </w:r>
-      <w:proofErr w:type="spellEnd"/>
-      <w:r>
-        <w:rPr>
-          <w:sz w:val="28"/>
-          <w:szCs w:val="28"/>
-          <w:lang w:val="en-US"/>
-        </w:rPr>
-        <w:t xml:space="preserve">, </w:t>
-      </w:r>
-      <w:proofErr w:type="spellStart"/>
-      <w:r>
-        <w:rPr>
-          <w:sz w:val="28"/>
-          <w:szCs w:val="28"/>
-          <w:lang w:val="en-US"/>
-        </w:rPr>
-        <w:t>nt</w:t>
-      </w:r>
-      <w:proofErr w:type="spellEnd"/>
-      <w:r>
-        <w:rPr>
-          <w:sz w:val="28"/>
-          <w:szCs w:val="28"/>
-          <w:lang w:val="en-US"/>
-        </w:rPr>
-        <w:t>)</w:t>
-      </w:r>
-    </w:p>
-    <w:p>
-      <w:pPr>
-        <w:rPr>
-          <w:sz w:val="28"/>
-          <w:szCs w:val="28"/>
-          <w:lang w:val="en-US"/>
-        </w:rPr>
-      </w:pPr>
-    </w:p>
-    <w:p>
-      <w:pPr>
-        <w:rPr>
-          <w:sz w:val="28"/>
-          <w:szCs w:val="28"/>
-          <w:lang w:val="en-US"/>
-        </w:rPr>
-      </w:pPr>
-      <w:r>
-        <w:rPr>
-          <w:sz w:val="28"/>
-          <w:szCs w:val="28"/>
-          <w:lang w:val="en-US"/>
-        </w:rPr>
-        <w:t xml:space="preserve">def </w:t>
-      </w:r>
-      <w:proofErr w:type="spellStart"/>
-      <w:r>
-        <w:rPr>
-          <w:sz w:val="28"/>
-          <w:szCs w:val="28"/>
-          <w:lang w:val="en-US"/>
-        </w:rPr>
-        <w:t>get_initial_u</w:t>
-      </w:r>
-      <w:proofErr w:type="spellEnd"/>
-      <w:r>
-        <w:rPr>
-          <w:sz w:val="28"/>
-          <w:szCs w:val="28"/>
-          <w:lang w:val="en-US"/>
-        </w:rPr>
-        <w:t>(</w:t>
-      </w:r>
-      <w:proofErr w:type="spellStart"/>
-      <w:r>
-        <w:rPr>
-          <w:sz w:val="28"/>
-          <w:szCs w:val="28"/>
-          <w:lang w:val="en-US"/>
-        </w:rPr>
-        <w:t>x_arr</w:t>
-      </w:r>
-      <w:proofErr w:type="spellEnd"/>
-      <w:r>
-        <w:rPr>
-          <w:sz w:val="28"/>
-          <w:szCs w:val="28"/>
-          <w:lang w:val="en-US"/>
-        </w:rPr>
-        <w:t>):</w:t>
-      </w:r>
-    </w:p>
-    <w:p>
-      <w:pPr>
-        <w:rPr>
-          <w:sz w:val="28"/>
-          <w:szCs w:val="28"/>
-          <w:lang w:val="en-US"/>
-        </w:rPr>
-      </w:pPr>
-      <w:r>
-        <w:rPr>
-          <w:sz w:val="28"/>
-          <w:szCs w:val="28"/>
-          <w:lang w:val="en-US"/>
-        </w:rPr>
-        <w:t xml:space="preserve">    return </w:t>
-      </w:r>
-      <w:proofErr w:type="spellStart"/>
-      <w:proofErr w:type="gramStart"/>
-      <w:r>
-        <w:rPr>
-          <w:sz w:val="28"/>
-          <w:szCs w:val="28"/>
-          <w:lang w:val="en-US"/>
-        </w:rPr>
-        <w:t>np.where</w:t>
-      </w:r>
-      <w:proofErr w:type="spellEnd"/>
-      <w:proofErr w:type="gramEnd"/>
-      <w:r>
-        <w:rPr>
-          <w:sz w:val="28"/>
-          <w:szCs w:val="28"/>
-          <w:lang w:val="en-US"/>
-        </w:rPr>
-        <w:t>(</w:t>
-      </w:r>
-      <w:proofErr w:type="spellStart"/>
-      <w:r>
-        <w:rPr>
-          <w:sz w:val="28"/>
-          <w:szCs w:val="28"/>
-          <w:lang w:val="en-US"/>
-        </w:rPr>
-        <w:t>x_arr</w:t>
-      </w:r>
-      <w:proofErr w:type="spellEnd"/>
-      <w:r>
-        <w:rPr>
-          <w:sz w:val="28"/>
-          <w:szCs w:val="28"/>
-          <w:lang w:val="en-US"/>
-        </w:rPr>
-        <w:t xml:space="preserve"> &lt; 0.5, 3.0, 1.0)</w:t>
-      </w:r>
-    </w:p>
-    <w:p>
-      <w:pPr>
-        <w:rPr>
-          <w:sz w:val="28"/>
-          <w:szCs w:val="28"/>
-          <w:lang w:val="en-US"/>
-        </w:rPr>
-      </w:pPr>
-    </w:p>
-    <w:p>
-      <w:pPr>
-        <w:rPr>
-          <w:sz w:val="28"/>
-          <w:szCs w:val="28"/>
-          <w:lang w:val="en-US"/>
-        </w:rPr>
-      </w:pPr>
-      <w:proofErr w:type="spellStart"/>
-      <w:r>
-        <w:rPr>
-          <w:sz w:val="28"/>
-          <w:szCs w:val="28"/>
-          <w:lang w:val="en-US"/>
-        </w:rPr>
-        <w:t>U_visc</w:t>
-      </w:r>
-      <w:proofErr w:type="spellEnd"/>
-      <w:r>
-        <w:rPr>
-          <w:sz w:val="28"/>
-          <w:szCs w:val="28"/>
-          <w:lang w:val="en-US"/>
-        </w:rPr>
-        <w:t xml:space="preserve"> = </w:t>
-      </w:r>
-      <w:proofErr w:type="spellStart"/>
-      <w:proofErr w:type="gramStart"/>
-      <w:r>
-        <w:rPr>
-          <w:sz w:val="28"/>
-          <w:szCs w:val="28"/>
-          <w:lang w:val="en-US"/>
-        </w:rPr>
-        <w:t>np.zeros</w:t>
-      </w:r>
-      <w:proofErr w:type="spellEnd"/>
-      <w:proofErr w:type="gramEnd"/>
-      <w:r>
-        <w:rPr>
-          <w:sz w:val="28"/>
-          <w:szCs w:val="28"/>
-          <w:lang w:val="en-US"/>
-        </w:rPr>
-        <w:t>((</w:t>
-      </w:r>
-      <w:proofErr w:type="spellStart"/>
-      <w:r>
-        <w:rPr>
-          <w:sz w:val="28"/>
-          <w:szCs w:val="28"/>
-          <w:lang w:val="en-US"/>
-        </w:rPr>
-        <w:t>nt</w:t>
-      </w:r>
-      <w:proofErr w:type="spellEnd"/>
-      <w:r>
-        <w:rPr>
-          <w:sz w:val="28"/>
-          <w:szCs w:val="28"/>
-          <w:lang w:val="en-US"/>
-        </w:rPr>
-        <w:t xml:space="preserve">, </w:t>
-      </w:r>
-      <w:proofErr w:type="spellStart"/>
-      <w:r>
-        <w:rPr>
-          <w:sz w:val="28"/>
-          <w:szCs w:val="28"/>
-          <w:lang w:val="en-US"/>
-        </w:rPr>
-        <w:t>nx</w:t>
-      </w:r>
-      <w:proofErr w:type="spellEnd"/>
-      <w:r>
-        <w:rPr>
-          <w:sz w:val="28"/>
-          <w:szCs w:val="28"/>
-          <w:lang w:val="en-US"/>
-        </w:rPr>
-        <w:t>))</w:t>
-      </w:r>
-    </w:p>
-    <w:p>
-      <w:pPr>
-        <w:rPr>
-          <w:sz w:val="28"/>
-          <w:szCs w:val="28"/>
-          <w:lang w:val="en-US"/>
-        </w:rPr>
-      </w:pPr>
-      <w:proofErr w:type="spellStart"/>
-      <w:r>
-        <w:rPr>
-          <w:sz w:val="28"/>
-          <w:szCs w:val="28"/>
-          <w:lang w:val="en-US"/>
-        </w:rPr>
-        <w:t>U_</w:t>
-      </w:r>
-      <w:proofErr w:type="gramStart"/>
-      <w:r>
-        <w:rPr>
-          <w:sz w:val="28"/>
-          <w:szCs w:val="28"/>
-          <w:lang w:val="en-US"/>
-        </w:rPr>
-        <w:t>visc</w:t>
-      </w:r>
-      <w:proofErr w:type="spellEnd"/>
-      <w:r>
-        <w:rPr>
-          <w:sz w:val="28"/>
-          <w:szCs w:val="28"/>
-          <w:lang w:val="en-US"/>
-        </w:rPr>
-        <w:t>[</w:t>
-      </w:r>
-      <w:proofErr w:type="gramEnd"/>
-      <w:r>
-        <w:rPr>
-          <w:sz w:val="28"/>
-          <w:szCs w:val="28"/>
-          <w:lang w:val="en-US"/>
-        </w:rPr>
-        <w:t xml:space="preserve">0, :] = </w:t>
-      </w:r>
-      <w:proofErr w:type="spellStart"/>
-      <w:r>
-        <w:rPr>
-          <w:sz w:val="28"/>
-          <w:szCs w:val="28"/>
-          <w:lang w:val="en-US"/>
-        </w:rPr>
-        <w:t>get_initial_u</w:t>
-      </w:r>
-      <w:proofErr w:type="spellEnd"/>
-      <w:r>
-        <w:rPr>
-          <w:sz w:val="28"/>
-          <w:szCs w:val="28"/>
-          <w:lang w:val="en-US"/>
-        </w:rPr>
-        <w:t>(x)</w:t>
-      </w:r>
-    </w:p>
-    <w:p>
-      <w:pPr>
-        <w:rPr>
-          <w:sz w:val="28"/>
-          <w:szCs w:val="28"/>
-          <w:lang w:val="en-US"/>
-        </w:rPr>
-      </w:pPr>
-    </w:p>
-    <w:p>
-      <w:pPr>
-        <w:rPr>
-          <w:sz w:val="28"/>
-          <w:szCs w:val="28"/>
-          <w:lang w:val="en-US"/>
-        </w:rPr>
-      </w:pPr>
-      <w:r>
-        <w:rPr>
-          <w:sz w:val="28"/>
-          <w:szCs w:val="28"/>
-          <w:lang w:val="en-US"/>
-        </w:rPr>
-        <w:t xml:space="preserve">for j in </w:t>
-      </w:r>
-      <w:proofErr w:type="gramStart"/>
-      <w:r>
-        <w:rPr>
-          <w:sz w:val="28"/>
-          <w:szCs w:val="28"/>
-          <w:lang w:val="en-US"/>
-        </w:rPr>
-        <w:t>range(</w:t>
-      </w:r>
-      <w:proofErr w:type="gramEnd"/>
-      <w:r>
-        <w:rPr>
-          <w:sz w:val="28"/>
-          <w:szCs w:val="28"/>
-          <w:lang w:val="en-US"/>
-        </w:rPr>
-        <w:t xml:space="preserve">0, </w:t>
-      </w:r>
-      <w:proofErr w:type="spellStart"/>
-      <w:r>
-        <w:rPr>
-          <w:sz w:val="28"/>
-          <w:szCs w:val="28"/>
-          <w:lang w:val="en-US"/>
-        </w:rPr>
-        <w:t>nt</w:t>
-      </w:r>
-      <w:proofErr w:type="spellEnd"/>
-      <w:r>
-        <w:rPr>
-          <w:sz w:val="28"/>
-          <w:szCs w:val="28"/>
-          <w:lang w:val="en-US"/>
-        </w:rPr>
-        <w:t xml:space="preserve"> - 1):</w:t>
-      </w:r>
-    </w:p>
-    <w:p>
-      <w:pPr>
-        <w:rPr>
-          <w:sz w:val="28"/>
-          <w:szCs w:val="28"/>
-          <w:lang w:val="en-US"/>
-        </w:rPr>
-      </w:pPr>
-      <w:r>
-        <w:rPr>
-          <w:sz w:val="28"/>
-          <w:szCs w:val="28"/>
-          <w:lang w:val="en-US"/>
-        </w:rPr>
-        <w:t xml:space="preserve">    </w:t>
-      </w:r>
-      <w:proofErr w:type="spellStart"/>
-      <w:r>
-        <w:rPr>
-          <w:sz w:val="28"/>
-          <w:szCs w:val="28"/>
-          <w:lang w:val="en-US"/>
-        </w:rPr>
-        <w:t>U_</w:t>
-      </w:r>
-      <w:proofErr w:type="gramStart"/>
-      <w:r>
-        <w:rPr>
-          <w:sz w:val="28"/>
-          <w:szCs w:val="28"/>
-          <w:lang w:val="en-US"/>
-        </w:rPr>
-        <w:t>visc</w:t>
-      </w:r>
-      <w:proofErr w:type="spellEnd"/>
-      <w:r>
-        <w:rPr>
-          <w:sz w:val="28"/>
-          <w:szCs w:val="28"/>
-          <w:lang w:val="en-US"/>
-        </w:rPr>
-        <w:t>[</w:t>
-      </w:r>
-      <w:proofErr w:type="gramEnd"/>
-      <w:r>
-        <w:rPr>
-          <w:sz w:val="28"/>
-          <w:szCs w:val="28"/>
-          <w:lang w:val="en-US"/>
-        </w:rPr>
-        <w:t>j + 1, 0] = 3.0</w:t>
-      </w:r>
-    </w:p>
-    <w:p>
-      <w:pPr>
-        <w:rPr>
-          <w:sz w:val="28"/>
-          <w:szCs w:val="28"/>
-          <w:lang w:val="en-US"/>
-        </w:rPr>
-      </w:pPr>
-      <w:r>
-        <w:rPr>
-          <w:sz w:val="28"/>
-          <w:szCs w:val="28"/>
-          <w:lang w:val="en-US"/>
-        </w:rPr>
-        <w:t xml:space="preserve">    for </w:t>
-      </w:r>
-      <w:proofErr w:type="spellStart"/>
-      <w:r>
-        <w:rPr>
-          <w:sz w:val="28"/>
-          <w:szCs w:val="28"/>
-          <w:lang w:val="en-US"/>
-        </w:rPr>
-        <w:t>i</w:t>
-      </w:r>
-      <w:proofErr w:type="spellEnd"/>
-      <w:r>
-        <w:rPr>
-          <w:sz w:val="28"/>
-          <w:szCs w:val="28"/>
-          <w:lang w:val="en-US"/>
-        </w:rPr>
-        <w:t xml:space="preserve"> in </w:t>
-      </w:r>
-      <w:proofErr w:type="gramStart"/>
-      <w:r>
-        <w:rPr>
-          <w:sz w:val="28"/>
-          <w:szCs w:val="28"/>
-          <w:lang w:val="en-US"/>
-        </w:rPr>
-        <w:t>range(</w:t>
-      </w:r>
-      <w:proofErr w:type="gramEnd"/>
-      <w:r>
-        <w:rPr>
-          <w:sz w:val="28"/>
-          <w:szCs w:val="28"/>
-          <w:lang w:val="en-US"/>
-        </w:rPr>
-        <w:t xml:space="preserve">1, </w:t>
-      </w:r>
-      <w:proofErr w:type="spellStart"/>
-      <w:r>
-        <w:rPr>
-          <w:sz w:val="28"/>
-          <w:szCs w:val="28"/>
-          <w:lang w:val="en-US"/>
-        </w:rPr>
-        <w:t>nx</w:t>
-      </w:r>
-      <w:proofErr w:type="spellEnd"/>
-      <w:r>
-        <w:rPr>
-          <w:sz w:val="28"/>
-          <w:szCs w:val="28"/>
-          <w:lang w:val="en-US"/>
-        </w:rPr>
-        <w:t xml:space="preserve"> - 1):</w:t>
-      </w:r>
-    </w:p>
-    <w:p>
-      <w:pPr>
-        <w:rPr>
-          <w:sz w:val="28"/>
-          <w:szCs w:val="28"/>
-          <w:lang w:val="en-US"/>
-        </w:rPr>
-      </w:pPr>
-      <w:r>
-        <w:rPr>
-          <w:sz w:val="28"/>
-          <w:szCs w:val="28"/>
-          <w:lang w:val="en-US"/>
-        </w:rPr>
-        <w:t xml:space="preserve">        advection = (tau / h) * </w:t>
-      </w:r>
-      <w:proofErr w:type="spellStart"/>
-      <w:r>
-        <w:rPr>
-          <w:sz w:val="28"/>
-          <w:szCs w:val="28"/>
-          <w:lang w:val="en-US"/>
-        </w:rPr>
-        <w:t>U_</w:t>
-      </w:r>
-      <w:proofErr w:type="gramStart"/>
-      <w:r>
-        <w:rPr>
-          <w:sz w:val="28"/>
-          <w:szCs w:val="28"/>
-          <w:lang w:val="en-US"/>
-        </w:rPr>
-        <w:t>visc</w:t>
-      </w:r>
-      <w:proofErr w:type="spellEnd"/>
-      <w:r>
-        <w:rPr>
-          <w:sz w:val="28"/>
-          <w:szCs w:val="28"/>
-          <w:lang w:val="en-US"/>
-        </w:rPr>
-        <w:t>[</w:t>
-      </w:r>
-      <w:proofErr w:type="gramEnd"/>
-      <w:r>
-        <w:rPr>
-          <w:sz w:val="28"/>
-          <w:szCs w:val="28"/>
-          <w:lang w:val="en-US"/>
-        </w:rPr>
-        <w:t xml:space="preserve">j, </w:t>
-      </w:r>
-      <w:proofErr w:type="spellStart"/>
-      <w:r>
-        <w:rPr>
-          <w:sz w:val="28"/>
-          <w:szCs w:val="28"/>
-          <w:lang w:val="en-US"/>
-        </w:rPr>
-        <w:t>i</w:t>
-      </w:r>
-      <w:proofErr w:type="spellEnd"/>
-      <w:r>
-        <w:rPr>
-          <w:sz w:val="28"/>
-          <w:szCs w:val="28"/>
-          <w:lang w:val="en-US"/>
-        </w:rPr>
-        <w:t>] * (</w:t>
-      </w:r>
-      <w:proofErr w:type="spellStart"/>
-      <w:r>
-        <w:rPr>
-          <w:sz w:val="28"/>
-          <w:szCs w:val="28"/>
-          <w:lang w:val="en-US"/>
-        </w:rPr>
-        <w:t>U_visc</w:t>
-      </w:r>
-      <w:proofErr w:type="spellEnd"/>
-      <w:r>
-        <w:rPr>
-          <w:sz w:val="28"/>
-          <w:szCs w:val="28"/>
-          <w:lang w:val="en-US"/>
-        </w:rPr>
-        <w:t xml:space="preserve">[j, </w:t>
-      </w:r>
-      <w:proofErr w:type="spellStart"/>
-      <w:r>
-        <w:rPr>
-          <w:sz w:val="28"/>
-          <w:szCs w:val="28"/>
-          <w:lang w:val="en-US"/>
-        </w:rPr>
-        <w:t>i</w:t>
-      </w:r>
-      <w:proofErr w:type="spellEnd"/>
-      <w:r>
-        <w:rPr>
-          <w:sz w:val="28"/>
-          <w:szCs w:val="28"/>
-          <w:lang w:val="en-US"/>
-        </w:rPr>
-        <w:t xml:space="preserve">] - </w:t>
-      </w:r>
-      <w:proofErr w:type="spellStart"/>
-      <w:r>
-        <w:rPr>
-          <w:sz w:val="28"/>
-          <w:szCs w:val="28"/>
-          <w:lang w:val="en-US"/>
-        </w:rPr>
-        <w:t>U_visc</w:t>
-      </w:r>
-      <w:proofErr w:type="spellEnd"/>
-      <w:r>
-        <w:rPr>
-          <w:sz w:val="28"/>
-          <w:szCs w:val="28"/>
-          <w:lang w:val="en-US"/>
-        </w:rPr>
-        <w:t xml:space="preserve">[j, </w:t>
-      </w:r>
-      <w:proofErr w:type="spellStart"/>
-      <w:r>
-        <w:rPr>
-          <w:sz w:val="28"/>
-          <w:szCs w:val="28"/>
-          <w:lang w:val="en-US"/>
-        </w:rPr>
-        <w:t>i</w:t>
-      </w:r>
-      <w:proofErr w:type="spellEnd"/>
-      <w:r>
-        <w:rPr>
-          <w:sz w:val="28"/>
-          <w:szCs w:val="28"/>
-          <w:lang w:val="en-US"/>
-        </w:rPr>
-        <w:t xml:space="preserve"> - 1])</w:t>
-      </w:r>
-    </w:p>
-    <w:p>
-      <w:pPr>
-        <w:rPr>
-          <w:sz w:val="28"/>
-          <w:szCs w:val="28"/>
-          <w:lang w:val="en-US"/>
-        </w:rPr>
-      </w:pPr>
-      <w:r>
-        <w:rPr>
-          <w:sz w:val="28"/>
-          <w:szCs w:val="28"/>
-          <w:lang w:val="en-US"/>
-        </w:rPr>
-        <w:t xml:space="preserve">        </w:t>
-      </w:r>
-      <w:proofErr w:type="spellStart"/>
-      <w:r>
-        <w:rPr>
-          <w:sz w:val="28"/>
-          <w:szCs w:val="28"/>
-          <w:lang w:val="en-US"/>
-        </w:rPr>
-        <w:t>diff_right</w:t>
-      </w:r>
-      <w:proofErr w:type="spellEnd"/>
-      <w:r>
-        <w:rPr>
-          <w:sz w:val="28"/>
-          <w:szCs w:val="28"/>
-          <w:lang w:val="en-US"/>
-        </w:rPr>
-        <w:t xml:space="preserve"> = (</w:t>
-      </w:r>
-      <w:proofErr w:type="spellStart"/>
-      <w:r>
-        <w:rPr>
-          <w:sz w:val="28"/>
-          <w:szCs w:val="28"/>
-          <w:lang w:val="en-US"/>
-        </w:rPr>
-        <w:t>U_</w:t>
-      </w:r>
-      <w:proofErr w:type="gramStart"/>
-      <w:r>
-        <w:rPr>
-          <w:sz w:val="28"/>
-          <w:szCs w:val="28"/>
-          <w:lang w:val="en-US"/>
-        </w:rPr>
-        <w:t>visc</w:t>
-      </w:r>
-      <w:proofErr w:type="spellEnd"/>
-      <w:r>
-        <w:rPr>
-          <w:sz w:val="28"/>
-          <w:szCs w:val="28"/>
-          <w:lang w:val="en-US"/>
-        </w:rPr>
-        <w:t>[</w:t>
-      </w:r>
-      <w:proofErr w:type="gramEnd"/>
-      <w:r>
-        <w:rPr>
-          <w:sz w:val="28"/>
-          <w:szCs w:val="28"/>
-          <w:lang w:val="en-US"/>
-        </w:rPr>
-        <w:t xml:space="preserve">j, </w:t>
-      </w:r>
-      <w:proofErr w:type="spellStart"/>
-      <w:r>
-        <w:rPr>
-          <w:sz w:val="28"/>
-          <w:szCs w:val="28"/>
-          <w:lang w:val="en-US"/>
-        </w:rPr>
-        <w:t>i</w:t>
-      </w:r>
-      <w:proofErr w:type="spellEnd"/>
-      <w:r>
-        <w:rPr>
-          <w:sz w:val="28"/>
-          <w:szCs w:val="28"/>
-          <w:lang w:val="en-US"/>
-        </w:rPr>
-        <w:t xml:space="preserve"> + 1] - </w:t>
-      </w:r>
-      <w:proofErr w:type="spellStart"/>
-      <w:r>
-        <w:rPr>
-          <w:sz w:val="28"/>
-          <w:szCs w:val="28"/>
-          <w:lang w:val="en-US"/>
-        </w:rPr>
-        <w:t>U_visc</w:t>
-      </w:r>
-      <w:proofErr w:type="spellEnd"/>
-      <w:r>
-        <w:rPr>
-          <w:sz w:val="28"/>
-          <w:szCs w:val="28"/>
-          <w:lang w:val="en-US"/>
-        </w:rPr>
-        <w:t xml:space="preserve">[j, </w:t>
-      </w:r>
-      <w:proofErr w:type="spellStart"/>
-      <w:r>
-        <w:rPr>
-          <w:sz w:val="28"/>
-          <w:szCs w:val="28"/>
-          <w:lang w:val="en-US"/>
-        </w:rPr>
-        <w:t>i</w:t>
-      </w:r>
-      <w:proofErr w:type="spellEnd"/>
-      <w:r>
-        <w:rPr>
-          <w:sz w:val="28"/>
-          <w:szCs w:val="28"/>
-          <w:lang w:val="en-US"/>
-        </w:rPr>
-        <w:t>]) ** 2</w:t>
-      </w:r>
-    </w:p>
-    <w:p>
-      <w:pPr>
-        <w:rPr>
-          <w:sz w:val="28"/>
-          <w:szCs w:val="28"/>
-          <w:lang w:val="en-US"/>
-        </w:rPr>
-      </w:pPr>
-      <w:r>
-        <w:rPr>
-          <w:sz w:val="28"/>
-          <w:szCs w:val="28"/>
-          <w:lang w:val="en-US"/>
-        </w:rPr>
-        <w:t xml:space="preserve">        </w:t>
-      </w:r>
-      <w:proofErr w:type="spellStart"/>
-      <w:r>
-        <w:rPr>
-          <w:sz w:val="28"/>
-          <w:szCs w:val="28"/>
-          <w:lang w:val="en-US"/>
-        </w:rPr>
-        <w:t>diff_left</w:t>
-      </w:r>
-      <w:proofErr w:type="spellEnd"/>
-      <w:r>
-        <w:rPr>
-          <w:sz w:val="28"/>
-          <w:szCs w:val="28"/>
-          <w:lang w:val="en-US"/>
-        </w:rPr>
-        <w:t xml:space="preserve"> = (</w:t>
-      </w:r>
-      <w:proofErr w:type="spellStart"/>
-      <w:r>
-        <w:rPr>
-          <w:sz w:val="28"/>
-          <w:szCs w:val="28"/>
-          <w:lang w:val="en-US"/>
-        </w:rPr>
-        <w:t>U_</w:t>
-      </w:r>
-      <w:proofErr w:type="gramStart"/>
-      <w:r>
-        <w:rPr>
-          <w:sz w:val="28"/>
-          <w:szCs w:val="28"/>
-          <w:lang w:val="en-US"/>
-        </w:rPr>
-        <w:t>visc</w:t>
-      </w:r>
-      <w:proofErr w:type="spellEnd"/>
-      <w:r>
-        <w:rPr>
-          <w:sz w:val="28"/>
-          <w:szCs w:val="28"/>
-          <w:lang w:val="en-US"/>
-        </w:rPr>
-        <w:t>[</w:t>
-      </w:r>
-      <w:proofErr w:type="gramEnd"/>
-      <w:r>
-        <w:rPr>
-          <w:sz w:val="28"/>
-          <w:szCs w:val="28"/>
-          <w:lang w:val="en-US"/>
-        </w:rPr>
-        <w:t xml:space="preserve">j, </w:t>
-      </w:r>
-      <w:proofErr w:type="spellStart"/>
-      <w:r>
-        <w:rPr>
-          <w:sz w:val="28"/>
-          <w:szCs w:val="28"/>
-          <w:lang w:val="en-US"/>
-        </w:rPr>
-        <w:t>i</w:t>
-      </w:r>
-      <w:proofErr w:type="spellEnd"/>
-      <w:r>
-        <w:rPr>
-          <w:sz w:val="28"/>
-          <w:szCs w:val="28"/>
-          <w:lang w:val="en-US"/>
-        </w:rPr>
-        <w:t xml:space="preserve">] - </w:t>
-      </w:r>
-      <w:proofErr w:type="spellStart"/>
-      <w:r>
-        <w:rPr>
-          <w:sz w:val="28"/>
-          <w:szCs w:val="28"/>
-          <w:lang w:val="en-US"/>
-        </w:rPr>
-        <w:t>U_visc</w:t>
-      </w:r>
-      <w:proofErr w:type="spellEnd"/>
-      <w:r>
-        <w:rPr>
-          <w:sz w:val="28"/>
-          <w:szCs w:val="28"/>
-          <w:lang w:val="en-US"/>
-        </w:rPr>
-        <w:t xml:space="preserve">[j, </w:t>
-      </w:r>
-      <w:proofErr w:type="spellStart"/>
-      <w:r>
-        <w:rPr>
-          <w:sz w:val="28"/>
-          <w:szCs w:val="28"/>
-          <w:lang w:val="en-US"/>
-        </w:rPr>
-        <w:t>i</w:t>
-      </w:r>
-      <w:proofErr w:type="spellEnd"/>
-      <w:r>
-        <w:rPr>
-          <w:sz w:val="28"/>
-          <w:szCs w:val="28"/>
-          <w:lang w:val="en-US"/>
-        </w:rPr>
-        <w:t xml:space="preserve"> - 1]) ** 2</w:t>
-      </w:r>
-    </w:p>
-    <w:p>
-      <w:pPr>
-        <w:rPr>
-          <w:sz w:val="28"/>
-          <w:szCs w:val="28"/>
-          <w:lang w:val="en-US"/>
-        </w:rPr>
-      </w:pPr>
-      <w:r>
-        <w:rPr>
-          <w:sz w:val="28"/>
-          <w:szCs w:val="28"/>
-          <w:lang w:val="en-US"/>
-        </w:rPr>
-        <w:t xml:space="preserve">        viscosity = (eps * tau / (2 * h ** 3)) * (</w:t>
-      </w:r>
-      <w:proofErr w:type="spellStart"/>
-      <w:r>
-        <w:rPr>
-          <w:sz w:val="28"/>
-          <w:szCs w:val="28"/>
-          <w:lang w:val="en-US"/>
-        </w:rPr>
-        <w:t>diff_right</w:t>
-      </w:r>
-      <w:proofErr w:type="spellEnd"/>
-      <w:r>
-        <w:rPr>
-          <w:sz w:val="28"/>
-          <w:szCs w:val="28"/>
-          <w:lang w:val="en-US"/>
-        </w:rPr>
-        <w:t xml:space="preserve"> - </w:t>
-      </w:r>
-      <w:proofErr w:type="spellStart"/>
-      <w:r>
-        <w:rPr>
-          <w:sz w:val="28"/>
-          <w:szCs w:val="28"/>
-          <w:lang w:val="en-US"/>
-        </w:rPr>
-        <w:t>diff_left</w:t>
-      </w:r>
-      <w:proofErr w:type="spellEnd"/>
-      <w:r>
-        <w:rPr>
-          <w:sz w:val="28"/>
-          <w:szCs w:val="28"/>
-          <w:lang w:val="en-US"/>
-        </w:rPr>
-        <w:t>)</w:t>
-      </w:r>
-    </w:p>
-    <w:p>
-      <w:pPr>
-        <w:rPr>
-          <w:sz w:val="28"/>
-          <w:szCs w:val="28"/>
-          <w:lang w:val="en-US"/>
-        </w:rPr>
-      </w:pPr>
-      <w:r>
-        <w:rPr>
-          <w:sz w:val="28"/>
-          <w:szCs w:val="28"/>
-          <w:lang w:val="en-US"/>
-        </w:rPr>
-        <w:t xml:space="preserve">        </w:t>
-      </w:r>
-      <w:proofErr w:type="spellStart"/>
-      <w:r>
-        <w:rPr>
-          <w:sz w:val="28"/>
-          <w:szCs w:val="28"/>
-          <w:lang w:val="en-US"/>
-        </w:rPr>
-        <w:t>U_</w:t>
-      </w:r>
-      <w:proofErr w:type="gramStart"/>
-      <w:r>
-        <w:rPr>
-          <w:sz w:val="28"/>
-          <w:szCs w:val="28"/>
-          <w:lang w:val="en-US"/>
-        </w:rPr>
-        <w:t>visc</w:t>
-      </w:r>
-      <w:proofErr w:type="spellEnd"/>
-      <w:r>
-        <w:rPr>
-          <w:sz w:val="28"/>
-          <w:szCs w:val="28"/>
-          <w:lang w:val="en-US"/>
-        </w:rPr>
-        <w:t>[</w:t>
-      </w:r>
-      <w:proofErr w:type="gramEnd"/>
-      <w:r>
-        <w:rPr>
-          <w:sz w:val="28"/>
-          <w:szCs w:val="28"/>
-          <w:lang w:val="en-US"/>
-        </w:rPr>
-        <w:t xml:space="preserve">j + 1, </w:t>
-      </w:r>
-      <w:proofErr w:type="spellStart"/>
-      <w:r>
-        <w:rPr>
-          <w:sz w:val="28"/>
-          <w:szCs w:val="28"/>
-          <w:lang w:val="en-US"/>
-        </w:rPr>
-        <w:t>i</w:t>
-      </w:r>
-      <w:proofErr w:type="spellEnd"/>
-      <w:r>
-        <w:rPr>
-          <w:sz w:val="28"/>
-          <w:szCs w:val="28"/>
-          <w:lang w:val="en-US"/>
-        </w:rPr>
-        <w:t xml:space="preserve">] = </w:t>
-      </w:r>
-      <w:proofErr w:type="spellStart"/>
-      <w:r>
-        <w:rPr>
-          <w:sz w:val="28"/>
-          <w:szCs w:val="28"/>
-          <w:lang w:val="en-US"/>
-        </w:rPr>
-        <w:t>U_visc</w:t>
-      </w:r>
-      <w:proofErr w:type="spellEnd"/>
-      <w:r>
-        <w:rPr>
-          <w:sz w:val="28"/>
-          <w:szCs w:val="28"/>
-          <w:lang w:val="en-US"/>
-        </w:rPr>
-        <w:t xml:space="preserve">[j, </w:t>
-      </w:r>
-      <w:proofErr w:type="spellStart"/>
-      <w:r>
-        <w:rPr>
-          <w:sz w:val="28"/>
-          <w:szCs w:val="28"/>
-          <w:lang w:val="en-US"/>
-        </w:rPr>
-        <w:t>i</w:t>
-      </w:r>
-      <w:proofErr w:type="spellEnd"/>
-      <w:r>
-        <w:rPr>
-          <w:sz w:val="28"/>
-          <w:szCs w:val="28"/>
-          <w:lang w:val="en-US"/>
-        </w:rPr>
-        <w:t>] - advection - viscosity</w:t>
-      </w:r>
-    </w:p>
-    <w:p>
-      <w:pPr>
-        <w:rPr>
-          <w:sz w:val="28"/>
-          <w:szCs w:val="28"/>
-          <w:lang w:val="en-US"/>
-        </w:rPr>
-      </w:pPr>
-      <w:r>
-        <w:rPr>
-          <w:sz w:val="28"/>
-          <w:szCs w:val="28"/>
-          <w:lang w:val="en-US"/>
-        </w:rPr>
-        <w:t xml:space="preserve">    </w:t>
-      </w:r>
-      <w:proofErr w:type="spellStart"/>
-      <w:r>
-        <w:rPr>
-          <w:sz w:val="28"/>
-          <w:szCs w:val="28"/>
-          <w:lang w:val="en-US"/>
-        </w:rPr>
-        <w:t>U_</w:t>
-      </w:r>
-      <w:proofErr w:type="gramStart"/>
-      <w:r>
-        <w:rPr>
-          <w:sz w:val="28"/>
-          <w:szCs w:val="28"/>
-          <w:lang w:val="en-US"/>
-        </w:rPr>
-        <w:t>visc</w:t>
-      </w:r>
-      <w:proofErr w:type="spellEnd"/>
-      <w:r>
-        <w:rPr>
-          <w:sz w:val="28"/>
-          <w:szCs w:val="28"/>
-          <w:lang w:val="en-US"/>
-        </w:rPr>
-        <w:t>[</w:t>
-      </w:r>
-      <w:proofErr w:type="gramEnd"/>
-      <w:r>
-        <w:rPr>
-          <w:sz w:val="28"/>
-          <w:szCs w:val="28"/>
-          <w:lang w:val="en-US"/>
-        </w:rPr>
-        <w:t xml:space="preserve">j + 1, -1] = </w:t>
-      </w:r>
-      <w:proofErr w:type="spellStart"/>
-      <w:r>
-        <w:rPr>
-          <w:sz w:val="28"/>
-          <w:szCs w:val="28"/>
-          <w:lang w:val="en-US"/>
-        </w:rPr>
-        <w:t>U_visc</w:t>
-      </w:r>
-      <w:proofErr w:type="spellEnd"/>
-      <w:r>
-        <w:rPr>
-          <w:sz w:val="28"/>
-          <w:szCs w:val="28"/>
-          <w:lang w:val="en-US"/>
-        </w:rPr>
-        <w:t>[j + 1, -2]</w:t>
-      </w:r>
-    </w:p>
-    <w:p>
-      <w:pPr>
-        <w:rPr>
-          <w:sz w:val="28"/>
-          <w:szCs w:val="28"/>
-          <w:lang w:val="en-US"/>
-        </w:rPr>
-      </w:pPr>
-    </w:p>
-    <w:p>
-      <w:pPr>
-        <w:rPr>
-          <w:sz w:val="28"/>
-          <w:szCs w:val="28"/>
-          <w:lang w:val="en-US"/>
-        </w:rPr>
-      </w:pPr>
-      <w:proofErr w:type="spellStart"/>
-      <w:r>
-        <w:rPr>
-          <w:sz w:val="28"/>
-          <w:szCs w:val="28"/>
-          <w:lang w:val="en-US"/>
-        </w:rPr>
-        <w:t>U_cons</w:t>
-      </w:r>
-      <w:proofErr w:type="spellEnd"/>
-      <w:r>
-        <w:rPr>
-          <w:sz w:val="28"/>
-          <w:szCs w:val="28"/>
-          <w:lang w:val="en-US"/>
-        </w:rPr>
-        <w:t xml:space="preserve"> = </w:t>
-      </w:r>
-      <w:proofErr w:type="spellStart"/>
-      <w:proofErr w:type="gramStart"/>
-      <w:r>
-        <w:rPr>
-          <w:sz w:val="28"/>
-          <w:szCs w:val="28"/>
-          <w:lang w:val="en-US"/>
-        </w:rPr>
-        <w:t>np.zeros</w:t>
-      </w:r>
-      <w:proofErr w:type="spellEnd"/>
-      <w:proofErr w:type="gramEnd"/>
-      <w:r>
-        <w:rPr>
-          <w:sz w:val="28"/>
-          <w:szCs w:val="28"/>
-          <w:lang w:val="en-US"/>
-        </w:rPr>
-        <w:t>((</w:t>
-      </w:r>
-      <w:proofErr w:type="spellStart"/>
-      <w:r>
-        <w:rPr>
-          <w:sz w:val="28"/>
-          <w:szCs w:val="28"/>
-          <w:lang w:val="en-US"/>
-        </w:rPr>
-        <w:t>nt</w:t>
-      </w:r>
-      <w:proofErr w:type="spellEnd"/>
-      <w:r>
-        <w:rPr>
-          <w:sz w:val="28"/>
-          <w:szCs w:val="28"/>
-          <w:lang w:val="en-US"/>
-        </w:rPr>
-        <w:t xml:space="preserve">, </w:t>
-      </w:r>
-      <w:proofErr w:type="spellStart"/>
-      <w:r>
-        <w:rPr>
-          <w:sz w:val="28"/>
-          <w:szCs w:val="28"/>
-          <w:lang w:val="en-US"/>
-        </w:rPr>
-        <w:t>nx</w:t>
-      </w:r>
-      <w:proofErr w:type="spellEnd"/>
-      <w:r>
-        <w:rPr>
-          <w:sz w:val="28"/>
-          <w:szCs w:val="28"/>
-          <w:lang w:val="en-US"/>
-        </w:rPr>
-        <w:t>))</w:t>
-      </w:r>
-    </w:p>
-    <w:p>
-      <w:pPr>
-        <w:rPr>
-          <w:sz w:val="28"/>
-          <w:szCs w:val="28"/>
-          <w:lang w:val="en-US"/>
-        </w:rPr>
-      </w:pPr>
-      <w:proofErr w:type="spellStart"/>
-      <w:r>
-        <w:rPr>
-          <w:sz w:val="28"/>
-          <w:szCs w:val="28"/>
-          <w:lang w:val="en-US"/>
-        </w:rPr>
-        <w:t>U_</w:t>
-      </w:r>
-      <w:proofErr w:type="gramStart"/>
-      <w:r>
-        <w:rPr>
-          <w:sz w:val="28"/>
-          <w:szCs w:val="28"/>
-          <w:lang w:val="en-US"/>
-        </w:rPr>
-        <w:t>cons</w:t>
-      </w:r>
-      <w:proofErr w:type="spellEnd"/>
-      <w:r>
-        <w:rPr>
-          <w:sz w:val="28"/>
-          <w:szCs w:val="28"/>
-          <w:lang w:val="en-US"/>
-        </w:rPr>
-        <w:t>[</w:t>
-      </w:r>
-      <w:proofErr w:type="gramEnd"/>
-      <w:r>
-        <w:rPr>
-          <w:sz w:val="28"/>
-          <w:szCs w:val="28"/>
-          <w:lang w:val="en-US"/>
-        </w:rPr>
-        <w:t xml:space="preserve">0, :] = </w:t>
-      </w:r>
-      <w:proofErr w:type="spellStart"/>
-      <w:r>
-        <w:rPr>
-          <w:sz w:val="28"/>
-          <w:szCs w:val="28"/>
-          <w:lang w:val="en-US"/>
-        </w:rPr>
-        <w:t>get_initial_u</w:t>
-      </w:r>
-      <w:proofErr w:type="spellEnd"/>
-      <w:r>
-        <w:rPr>
-          <w:sz w:val="28"/>
-          <w:szCs w:val="28"/>
-          <w:lang w:val="en-US"/>
-        </w:rPr>
-        <w:t>(x)</w:t>
-      </w:r>
-    </w:p>
-    <w:p>
-      <w:pPr>
-        <w:rPr>
-          <w:sz w:val="28"/>
-          <w:szCs w:val="28"/>
-          <w:lang w:val="en-US"/>
-        </w:rPr>
-      </w:pPr>
-    </w:p>
-    <w:p>
-      <w:pPr>
-        <w:rPr>
-          <w:sz w:val="28"/>
-          <w:szCs w:val="28"/>
-          <w:lang w:val="en-US"/>
-        </w:rPr>
-      </w:pPr>
-      <w:r>
-        <w:rPr>
-          <w:sz w:val="28"/>
-          <w:szCs w:val="28"/>
-          <w:lang w:val="en-US"/>
-        </w:rPr>
-        <w:t xml:space="preserve">for j in </w:t>
-      </w:r>
-      <w:proofErr w:type="gramStart"/>
-      <w:r>
-        <w:rPr>
-          <w:sz w:val="28"/>
-          <w:szCs w:val="28"/>
-          <w:lang w:val="en-US"/>
-        </w:rPr>
-        <w:t>range(</w:t>
-      </w:r>
-      <w:proofErr w:type="gramEnd"/>
-      <w:r>
-        <w:rPr>
-          <w:sz w:val="28"/>
-          <w:szCs w:val="28"/>
-          <w:lang w:val="en-US"/>
-        </w:rPr>
-        <w:t xml:space="preserve">0, </w:t>
-      </w:r>
-      <w:proofErr w:type="spellStart"/>
-      <w:r>
-        <w:rPr>
-          <w:sz w:val="28"/>
-          <w:szCs w:val="28"/>
-          <w:lang w:val="en-US"/>
-        </w:rPr>
-        <w:t>nt</w:t>
-      </w:r>
-      <w:proofErr w:type="spellEnd"/>
-      <w:r>
-        <w:rPr>
-          <w:sz w:val="28"/>
-          <w:szCs w:val="28"/>
-          <w:lang w:val="en-US"/>
-        </w:rPr>
-        <w:t xml:space="preserve"> - 1):</w:t>
-      </w:r>
-    </w:p>
-    <w:p>
-      <w:pPr>
-        <w:rPr>
-          <w:sz w:val="28"/>
-          <w:szCs w:val="28"/>
-          <w:lang w:val="en-US"/>
-        </w:rPr>
-      </w:pPr>
-      <w:r>
-        <w:rPr>
-          <w:sz w:val="28"/>
-          <w:szCs w:val="28"/>
-          <w:lang w:val="en-US"/>
-        </w:rPr>
-        <w:t xml:space="preserve">    </w:t>
-      </w:r>
-      <w:proofErr w:type="spellStart"/>
-      <w:r>
-        <w:rPr>
-          <w:sz w:val="28"/>
-          <w:szCs w:val="28"/>
-          <w:lang w:val="en-US"/>
-        </w:rPr>
-        <w:t>U_</w:t>
-      </w:r>
-      <w:proofErr w:type="gramStart"/>
-      <w:r>
-        <w:rPr>
-          <w:sz w:val="28"/>
-          <w:szCs w:val="28"/>
-          <w:lang w:val="en-US"/>
-        </w:rPr>
-        <w:t>cons</w:t>
-      </w:r>
-      <w:proofErr w:type="spellEnd"/>
-      <w:r>
-        <w:rPr>
-          <w:sz w:val="28"/>
-          <w:szCs w:val="28"/>
-          <w:lang w:val="en-US"/>
-        </w:rPr>
-        <w:t>[</w:t>
-      </w:r>
-      <w:proofErr w:type="gramEnd"/>
-      <w:r>
-        <w:rPr>
-          <w:sz w:val="28"/>
-          <w:szCs w:val="28"/>
-          <w:lang w:val="en-US"/>
-        </w:rPr>
-        <w:t>j + 1, 0] = 3.0</w:t>
-      </w:r>
-    </w:p>
-    <w:p>
-      <w:pPr>
-        <w:rPr>
-          <w:sz w:val="28"/>
-          <w:szCs w:val="28"/>
-          <w:lang w:val="en-US"/>
-        </w:rPr>
-      </w:pPr>
-      <w:r>
-        <w:rPr>
-          <w:sz w:val="28"/>
-          <w:szCs w:val="28"/>
-          <w:lang w:val="en-US"/>
-        </w:rPr>
-        <w:lastRenderedPageBreak/>
-        <w:t xml:space="preserve">    for </w:t>
-      </w:r>
-      <w:proofErr w:type="spellStart"/>
-      <w:r>
-        <w:rPr>
-          <w:sz w:val="28"/>
-          <w:szCs w:val="28"/>
-          <w:lang w:val="en-US"/>
-        </w:rPr>
-        <w:t>i</w:t>
-      </w:r>
-      <w:proofErr w:type="spellEnd"/>
-      <w:r>
-        <w:rPr>
-          <w:sz w:val="28"/>
-          <w:szCs w:val="28"/>
-          <w:lang w:val="en-US"/>
-        </w:rPr>
-        <w:t xml:space="preserve"> in </w:t>
-      </w:r>
-      <w:proofErr w:type="gramStart"/>
-      <w:r>
-        <w:rPr>
-          <w:sz w:val="28"/>
-          <w:szCs w:val="28"/>
-          <w:lang w:val="en-US"/>
-        </w:rPr>
-        <w:t>range(</w:t>
-      </w:r>
-      <w:proofErr w:type="gramEnd"/>
-      <w:r>
-        <w:rPr>
-          <w:sz w:val="28"/>
-          <w:szCs w:val="28"/>
-          <w:lang w:val="en-US"/>
-        </w:rPr>
-        <w:t xml:space="preserve">1, </w:t>
-      </w:r>
-      <w:proofErr w:type="spellStart"/>
-      <w:r>
-        <w:rPr>
-          <w:sz w:val="28"/>
-          <w:szCs w:val="28"/>
-          <w:lang w:val="en-US"/>
-        </w:rPr>
-        <w:t>nx</w:t>
-      </w:r>
-      <w:proofErr w:type="spellEnd"/>
-      <w:r>
-        <w:rPr>
-          <w:sz w:val="28"/>
-          <w:szCs w:val="28"/>
-          <w:lang w:val="en-US"/>
-        </w:rPr>
-        <w:t>):</w:t>
-      </w:r>
-    </w:p>
-    <w:p>
-      <w:pPr>
-        <w:rPr>
-          <w:sz w:val="28"/>
-          <w:szCs w:val="28"/>
-          <w:lang w:val="en-US"/>
-        </w:rPr>
-      </w:pPr>
-      <w:r>
-        <w:rPr>
-          <w:sz w:val="28"/>
-          <w:szCs w:val="28"/>
-          <w:lang w:val="en-US"/>
-        </w:rPr>
-        <w:t xml:space="preserve">        </w:t>
-      </w:r>
-      <w:proofErr w:type="spellStart"/>
-      <w:r>
-        <w:rPr>
-          <w:sz w:val="28"/>
-          <w:szCs w:val="28"/>
-          <w:lang w:val="en-US"/>
-        </w:rPr>
-        <w:t>flux_term</w:t>
-      </w:r>
-      <w:proofErr w:type="spellEnd"/>
-      <w:r>
-        <w:rPr>
-          <w:sz w:val="28"/>
-          <w:szCs w:val="28"/>
-          <w:lang w:val="en-US"/>
-        </w:rPr>
-        <w:t xml:space="preserve"> = (tau / (2 * h)) * (</w:t>
-      </w:r>
-      <w:proofErr w:type="spellStart"/>
-      <w:r>
-        <w:rPr>
-          <w:sz w:val="28"/>
-          <w:szCs w:val="28"/>
-          <w:lang w:val="en-US"/>
-        </w:rPr>
-        <w:t>U_</w:t>
-      </w:r>
-      <w:proofErr w:type="gramStart"/>
-      <w:r>
-        <w:rPr>
-          <w:sz w:val="28"/>
-          <w:szCs w:val="28"/>
-          <w:lang w:val="en-US"/>
-        </w:rPr>
-        <w:t>cons</w:t>
-      </w:r>
-      <w:proofErr w:type="spellEnd"/>
-      <w:r>
-        <w:rPr>
-          <w:sz w:val="28"/>
-          <w:szCs w:val="28"/>
-          <w:lang w:val="en-US"/>
-        </w:rPr>
-        <w:t>[</w:t>
-      </w:r>
-      <w:proofErr w:type="gramEnd"/>
-      <w:r>
-        <w:rPr>
-          <w:sz w:val="28"/>
-          <w:szCs w:val="28"/>
-          <w:lang w:val="en-US"/>
-        </w:rPr>
-        <w:t xml:space="preserve">j, </w:t>
-      </w:r>
-      <w:proofErr w:type="spellStart"/>
-      <w:r>
-        <w:rPr>
-          <w:sz w:val="28"/>
-          <w:szCs w:val="28"/>
-          <w:lang w:val="en-US"/>
-        </w:rPr>
-        <w:t>i</w:t>
-      </w:r>
-      <w:proofErr w:type="spellEnd"/>
-      <w:r>
-        <w:rPr>
-          <w:sz w:val="28"/>
-          <w:szCs w:val="28"/>
-          <w:lang w:val="en-US"/>
-        </w:rPr>
-        <w:t xml:space="preserve">] ** 2 - </w:t>
-      </w:r>
-      <w:proofErr w:type="spellStart"/>
-      <w:r>
-        <w:rPr>
-          <w:sz w:val="28"/>
-          <w:szCs w:val="28"/>
-          <w:lang w:val="en-US"/>
-        </w:rPr>
-        <w:t>U_cons</w:t>
-      </w:r>
-      <w:proofErr w:type="spellEnd"/>
-      <w:r>
-        <w:rPr>
-          <w:sz w:val="28"/>
-          <w:szCs w:val="28"/>
-          <w:lang w:val="en-US"/>
-        </w:rPr>
-        <w:t xml:space="preserve">[j, </w:t>
-      </w:r>
-      <w:proofErr w:type="spellStart"/>
-      <w:r>
-        <w:rPr>
-          <w:sz w:val="28"/>
-          <w:szCs w:val="28"/>
-          <w:lang w:val="en-US"/>
-        </w:rPr>
-        <w:t>i</w:t>
-      </w:r>
-      <w:proofErr w:type="spellEnd"/>
-      <w:r>
-        <w:rPr>
-          <w:sz w:val="28"/>
-          <w:szCs w:val="28"/>
-          <w:lang w:val="en-US"/>
-        </w:rPr>
-        <w:t xml:space="preserve"> - 1] ** 2)</w:t>
-      </w:r>
-    </w:p>
-    <w:p>
-      <w:pPr>
-        <w:rPr>
-          <w:sz w:val="28"/>
-          <w:szCs w:val="28"/>
-          <w:lang w:val="en-US"/>
-        </w:rPr>
-      </w:pPr>
-      <w:r>
-        <w:rPr>
-          <w:sz w:val="28"/>
-          <w:szCs w:val="28"/>
-          <w:lang w:val="en-US"/>
-        </w:rPr>
-        <w:t xml:space="preserve">        </w:t>
-      </w:r>
-      <w:proofErr w:type="spellStart"/>
-      <w:r>
-        <w:rPr>
-          <w:sz w:val="28"/>
-          <w:szCs w:val="28"/>
-          <w:lang w:val="en-US"/>
-        </w:rPr>
-        <w:t>U_</w:t>
-      </w:r>
-      <w:proofErr w:type="gramStart"/>
-      <w:r>
-        <w:rPr>
-          <w:sz w:val="28"/>
-          <w:szCs w:val="28"/>
-          <w:lang w:val="en-US"/>
-        </w:rPr>
-        <w:t>cons</w:t>
-      </w:r>
-      <w:proofErr w:type="spellEnd"/>
-      <w:r>
-        <w:rPr>
-          <w:sz w:val="28"/>
-          <w:szCs w:val="28"/>
-          <w:lang w:val="en-US"/>
-        </w:rPr>
-        <w:t>[</w:t>
-      </w:r>
-      <w:proofErr w:type="gramEnd"/>
-      <w:r>
-        <w:rPr>
-          <w:sz w:val="28"/>
-          <w:szCs w:val="28"/>
-          <w:lang w:val="en-US"/>
-        </w:rPr>
-        <w:t xml:space="preserve">j + 1, </w:t>
-      </w:r>
-      <w:proofErr w:type="spellStart"/>
-      <w:r>
-        <w:rPr>
-          <w:sz w:val="28"/>
-          <w:szCs w:val="28"/>
-          <w:lang w:val="en-US"/>
-        </w:rPr>
-        <w:t>i</w:t>
-      </w:r>
-      <w:proofErr w:type="spellEnd"/>
-      <w:r>
-        <w:rPr>
-          <w:sz w:val="28"/>
-          <w:szCs w:val="28"/>
-          <w:lang w:val="en-US"/>
-        </w:rPr>
-        <w:t xml:space="preserve">] = </w:t>
-      </w:r>
-      <w:proofErr w:type="spellStart"/>
-      <w:r>
-        <w:rPr>
-          <w:sz w:val="28"/>
-          <w:szCs w:val="28"/>
-          <w:lang w:val="en-US"/>
-        </w:rPr>
-        <w:t>U_cons</w:t>
-      </w:r>
-      <w:proofErr w:type="spellEnd"/>
-      <w:r>
-        <w:rPr>
-          <w:sz w:val="28"/>
-          <w:szCs w:val="28"/>
-          <w:lang w:val="en-US"/>
-        </w:rPr>
-        <w:t xml:space="preserve">[j, </w:t>
-      </w:r>
-      <w:proofErr w:type="spellStart"/>
-      <w:r>
-        <w:rPr>
-          <w:sz w:val="28"/>
-          <w:szCs w:val="28"/>
-          <w:lang w:val="en-US"/>
-        </w:rPr>
-        <w:t>i</w:t>
-      </w:r>
-      <w:proofErr w:type="spellEnd"/>
-      <w:r>
-        <w:rPr>
-          <w:sz w:val="28"/>
-          <w:szCs w:val="28"/>
-          <w:lang w:val="en-US"/>
-        </w:rPr>
-        <w:t xml:space="preserve">] - </w:t>
-      </w:r>
-      <w:proofErr w:type="spellStart"/>
-      <w:r>
-        <w:rPr>
-          <w:sz w:val="28"/>
-          <w:szCs w:val="28"/>
-          <w:lang w:val="en-US"/>
-        </w:rPr>
-        <w:t>flux_term</w:t>
-      </w:r>
-      <w:proofErr w:type="spellEnd"/>
-    </w:p>
-    <w:p>
-      <w:pPr>
-        <w:rPr>
-          <w:sz w:val="28"/>
-          <w:szCs w:val="28"/>
-          <w:lang w:val="en-US"/>
-        </w:rPr>
-      </w:pPr>
-    </w:p>
-    <w:p>
-      <w:pPr>
-        <w:rPr>
-          <w:sz w:val="28"/>
-          <w:szCs w:val="28"/>
-          <w:lang w:val="en-US"/>
-        </w:rPr>
-      </w:pPr>
-    </w:p>
-    <w:p>
-      <w:pPr>
-        <w:rPr>
-          <w:sz w:val="28"/>
-          <w:szCs w:val="28"/>
-          <w:lang w:val="en-US"/>
-        </w:rPr>
-      </w:pPr>
-      <w:r>
-        <w:rPr>
-          <w:sz w:val="28"/>
-          <w:szCs w:val="28"/>
-          <w:lang w:val="en-US"/>
-        </w:rPr>
-        <w:t xml:space="preserve">def </w:t>
-      </w:r>
-      <w:proofErr w:type="spellStart"/>
-      <w:r>
-        <w:rPr>
-          <w:sz w:val="28"/>
-          <w:szCs w:val="28"/>
-          <w:lang w:val="en-US"/>
-        </w:rPr>
-        <w:t>save_</w:t>
-      </w:r>
-      <w:proofErr w:type="gramStart"/>
-      <w:r>
-        <w:rPr>
-          <w:sz w:val="28"/>
-          <w:szCs w:val="28"/>
-          <w:lang w:val="en-US"/>
-        </w:rPr>
-        <w:t>results</w:t>
-      </w:r>
-      <w:proofErr w:type="spellEnd"/>
-      <w:r>
-        <w:rPr>
-          <w:sz w:val="28"/>
-          <w:szCs w:val="28"/>
-          <w:lang w:val="en-US"/>
-        </w:rPr>
-        <w:t>(</w:t>
-      </w:r>
-      <w:proofErr w:type="gramEnd"/>
-      <w:r>
-        <w:rPr>
-          <w:sz w:val="28"/>
-          <w:szCs w:val="28"/>
-          <w:lang w:val="en-US"/>
-        </w:rPr>
-        <w:t>filename, data):</w:t>
-      </w:r>
-    </w:p>
-    <w:p>
-      <w:pPr>
-        <w:rPr>
-          <w:sz w:val="28"/>
-          <w:szCs w:val="28"/>
-          <w:lang w:val="en-US"/>
-        </w:rPr>
-      </w:pPr>
-      <w:r>
-        <w:rPr>
-          <w:sz w:val="28"/>
-          <w:szCs w:val="28"/>
-          <w:lang w:val="en-US"/>
-        </w:rPr>
-        <w:t xml:space="preserve">    </w:t>
-      </w:r>
-      <w:proofErr w:type="spellStart"/>
-      <w:r>
-        <w:rPr>
-          <w:sz w:val="28"/>
-          <w:szCs w:val="28"/>
-          <w:lang w:val="en-US"/>
-        </w:rPr>
-        <w:t>file_path</w:t>
-      </w:r>
-      <w:proofErr w:type="spellEnd"/>
-      <w:r>
-        <w:rPr>
-          <w:sz w:val="28"/>
-          <w:szCs w:val="28"/>
-          <w:lang w:val="en-US"/>
-        </w:rPr>
-        <w:t xml:space="preserve"> = </w:t>
-      </w:r>
-      <w:proofErr w:type="spellStart"/>
-      <w:proofErr w:type="gramStart"/>
-      <w:r>
-        <w:rPr>
-          <w:sz w:val="28"/>
-          <w:szCs w:val="28"/>
-          <w:lang w:val="en-US"/>
-        </w:rPr>
-        <w:t>os.path</w:t>
-      </w:r>
-      <w:proofErr w:type="gramEnd"/>
-      <w:r>
-        <w:rPr>
-          <w:sz w:val="28"/>
-          <w:szCs w:val="28"/>
-          <w:lang w:val="en-US"/>
-        </w:rPr>
-        <w:t>.join</w:t>
-      </w:r>
-      <w:proofErr w:type="spellEnd"/>
-      <w:r>
-        <w:rPr>
-          <w:sz w:val="28"/>
-          <w:szCs w:val="28"/>
-          <w:lang w:val="en-US"/>
-        </w:rPr>
-        <w:t>(</w:t>
-      </w:r>
-      <w:proofErr w:type="spellStart"/>
-      <w:r>
-        <w:rPr>
-          <w:sz w:val="28"/>
-          <w:szCs w:val="28"/>
-          <w:lang w:val="en-US"/>
-        </w:rPr>
-        <w:t>output_dir</w:t>
-      </w:r>
-      <w:proofErr w:type="spellEnd"/>
-      <w:r>
-        <w:rPr>
-          <w:sz w:val="28"/>
-          <w:szCs w:val="28"/>
-          <w:lang w:val="en-US"/>
-        </w:rPr>
-        <w:t>, filename)</w:t>
-      </w:r>
-    </w:p>
-    <w:p>
-      <w:pPr>
-        <w:rPr>
-          <w:sz w:val="28"/>
-          <w:szCs w:val="28"/>
-          <w:lang w:val="en-US"/>
-        </w:rPr>
-      </w:pPr>
-      <w:r>
-        <w:rPr>
-          <w:sz w:val="28"/>
-          <w:szCs w:val="28"/>
-          <w:lang w:val="en-US"/>
-        </w:rPr>
-        <w:t xml:space="preserve">    with </w:t>
-      </w:r>
-      <w:proofErr w:type="gramStart"/>
-      <w:r>
-        <w:rPr>
-          <w:sz w:val="28"/>
-          <w:szCs w:val="28"/>
-          <w:lang w:val="en-US"/>
-        </w:rPr>
-        <w:t>open(</w:t>
-      </w:r>
-      <w:proofErr w:type="spellStart"/>
-      <w:proofErr w:type="gramEnd"/>
-      <w:r>
-        <w:rPr>
-          <w:sz w:val="28"/>
-          <w:szCs w:val="28"/>
-          <w:lang w:val="en-US"/>
-        </w:rPr>
-        <w:t>file_path</w:t>
-      </w:r>
-      <w:proofErr w:type="spellEnd"/>
-      <w:r>
-        <w:rPr>
-          <w:sz w:val="28"/>
-          <w:szCs w:val="28"/>
-          <w:lang w:val="en-US"/>
-        </w:rPr>
-        <w:t>, 'w', newline='', encoding='utf-8') as f:</w:t>
-      </w:r>
-    </w:p>
-    <w:p>
-      <w:pPr>
-        <w:rPr>
-          <w:sz w:val="28"/>
-          <w:szCs w:val="28"/>
-          <w:lang w:val="en-US"/>
-        </w:rPr>
-      </w:pPr>
-      <w:r>
-        <w:rPr>
-          <w:sz w:val="28"/>
-          <w:szCs w:val="28"/>
-          <w:lang w:val="en-US"/>
-        </w:rPr>
-        <w:t xml:space="preserve">        writer = </w:t>
-      </w:r>
-      <w:proofErr w:type="spellStart"/>
-      <w:proofErr w:type="gramStart"/>
-      <w:r>
-        <w:rPr>
-          <w:sz w:val="28"/>
-          <w:szCs w:val="28"/>
-          <w:lang w:val="en-US"/>
-        </w:rPr>
-        <w:t>csv.writer</w:t>
-      </w:r>
-      <w:proofErr w:type="spellEnd"/>
-      <w:proofErr w:type="gramEnd"/>
-      <w:r>
-        <w:rPr>
-          <w:sz w:val="28"/>
-          <w:szCs w:val="28"/>
-          <w:lang w:val="en-US"/>
-        </w:rPr>
-        <w:t>(f, delimiter=';')</w:t>
-      </w:r>
-    </w:p>
-    <w:p>
-      <w:pPr>
-        <w:rPr>
-          <w:sz w:val="28"/>
-          <w:szCs w:val="28"/>
-          <w:lang w:val="en-US"/>
-        </w:rPr>
-      </w:pPr>
-      <w:r>
-        <w:rPr>
-          <w:sz w:val="28"/>
-          <w:szCs w:val="28"/>
-          <w:lang w:val="en-US"/>
-        </w:rPr>
-        <w:t xml:space="preserve">        </w:t>
-      </w:r>
-      <w:proofErr w:type="spellStart"/>
-      <w:proofErr w:type="gramStart"/>
-      <w:r>
-        <w:rPr>
-          <w:sz w:val="28"/>
-          <w:szCs w:val="28"/>
-          <w:lang w:val="en-US"/>
-        </w:rPr>
-        <w:t>writer.writerow</w:t>
-      </w:r>
-      <w:proofErr w:type="spellEnd"/>
-      <w:proofErr w:type="gramEnd"/>
-      <w:r>
-        <w:rPr>
-          <w:sz w:val="28"/>
-          <w:szCs w:val="28"/>
-          <w:lang w:val="en-US"/>
-        </w:rPr>
-        <w:t>(['t/x'] + [round(</w:t>
-      </w:r>
-      <w:proofErr w:type="spellStart"/>
-      <w:r>
-        <w:rPr>
-          <w:sz w:val="28"/>
-          <w:szCs w:val="28"/>
-          <w:lang w:val="en-US"/>
-        </w:rPr>
-        <w:t>val</w:t>
-      </w:r>
-      <w:proofErr w:type="spellEnd"/>
-      <w:r>
-        <w:rPr>
-          <w:sz w:val="28"/>
-          <w:szCs w:val="28"/>
-          <w:lang w:val="en-US"/>
-        </w:rPr>
-        <w:t xml:space="preserve">, 2) for </w:t>
-      </w:r>
-      <w:proofErr w:type="spellStart"/>
-      <w:r>
-        <w:rPr>
-          <w:sz w:val="28"/>
-          <w:szCs w:val="28"/>
-          <w:lang w:val="en-US"/>
-        </w:rPr>
-        <w:t>val</w:t>
-      </w:r>
-      <w:proofErr w:type="spellEnd"/>
-      <w:r>
-        <w:rPr>
-          <w:sz w:val="28"/>
-          <w:szCs w:val="28"/>
-          <w:lang w:val="en-US"/>
-        </w:rPr>
-        <w:t xml:space="preserve"> in x[::10]])</w:t>
-      </w:r>
-    </w:p>
-    <w:p>
-      <w:pPr>
-        <w:rPr>
-          <w:sz w:val="28"/>
-          <w:szCs w:val="28"/>
-          <w:lang w:val="en-US"/>
-        </w:rPr>
-      </w:pPr>
-      <w:r>
-        <w:rPr>
-          <w:sz w:val="28"/>
-          <w:szCs w:val="28"/>
-          <w:lang w:val="en-US"/>
-        </w:rPr>
-        <w:t xml:space="preserve">        for </w:t>
-      </w:r>
-      <w:proofErr w:type="spellStart"/>
-      <w:r>
-        <w:rPr>
-          <w:sz w:val="28"/>
-          <w:szCs w:val="28"/>
-          <w:lang w:val="en-US"/>
-        </w:rPr>
-        <w:t>i</w:t>
-      </w:r>
-      <w:proofErr w:type="spellEnd"/>
-      <w:r>
-        <w:rPr>
-          <w:sz w:val="28"/>
-          <w:szCs w:val="28"/>
-          <w:lang w:val="en-US"/>
-        </w:rPr>
-        <w:t xml:space="preserve"> in </w:t>
-      </w:r>
-      <w:proofErr w:type="gramStart"/>
-      <w:r>
-        <w:rPr>
-          <w:sz w:val="28"/>
-          <w:szCs w:val="28"/>
-          <w:lang w:val="en-US"/>
-        </w:rPr>
-        <w:t>range(</w:t>
-      </w:r>
-      <w:proofErr w:type="gramEnd"/>
-      <w:r>
-        <w:rPr>
-          <w:sz w:val="28"/>
-          <w:szCs w:val="28"/>
-          <w:lang w:val="en-US"/>
-        </w:rPr>
-        <w:t xml:space="preserve">0, </w:t>
-      </w:r>
-      <w:proofErr w:type="spellStart"/>
-      <w:r>
-        <w:rPr>
-          <w:sz w:val="28"/>
-          <w:szCs w:val="28"/>
-          <w:lang w:val="en-US"/>
-        </w:rPr>
-        <w:t>nt</w:t>
-      </w:r>
-      <w:proofErr w:type="spellEnd"/>
-      <w:r>
-        <w:rPr>
-          <w:sz w:val="28"/>
-          <w:szCs w:val="28"/>
-          <w:lang w:val="en-US"/>
-        </w:rPr>
-        <w:t>, 1000):</w:t>
-      </w:r>
-    </w:p>
-    <w:p>
-      <w:pPr>
-        <w:rPr>
-          <w:sz w:val="28"/>
-          <w:szCs w:val="28"/>
-          <w:lang w:val="en-US"/>
-        </w:rPr>
-      </w:pPr>
-      <w:r>
-        <w:rPr>
-          <w:sz w:val="28"/>
-          <w:szCs w:val="28"/>
-          <w:lang w:val="en-US"/>
-        </w:rPr>
-        <w:t xml:space="preserve">            row = [round(t[</w:t>
-      </w:r>
-      <w:proofErr w:type="spellStart"/>
-      <w:r>
-        <w:rPr>
-          <w:sz w:val="28"/>
-          <w:szCs w:val="28"/>
-          <w:lang w:val="en-US"/>
-        </w:rPr>
-        <w:t>i</w:t>
-      </w:r>
-      <w:proofErr w:type="spellEnd"/>
-      <w:r>
-        <w:rPr>
-          <w:sz w:val="28"/>
-          <w:szCs w:val="28"/>
-          <w:lang w:val="en-US"/>
-        </w:rPr>
-        <w:t>], 2)] + [</w:t>
-      </w:r>
-      <w:proofErr w:type="gramStart"/>
-      <w:r>
-        <w:rPr>
-          <w:sz w:val="28"/>
-          <w:szCs w:val="28"/>
-          <w:lang w:val="en-US"/>
-        </w:rPr>
-        <w:t>round(</w:t>
-      </w:r>
-      <w:proofErr w:type="spellStart"/>
-      <w:proofErr w:type="gramEnd"/>
-      <w:r>
-        <w:rPr>
-          <w:sz w:val="28"/>
-          <w:szCs w:val="28"/>
-          <w:lang w:val="en-US"/>
-        </w:rPr>
-        <w:t>val</w:t>
-      </w:r>
-      <w:proofErr w:type="spellEnd"/>
-      <w:r>
-        <w:rPr>
-          <w:sz w:val="28"/>
-          <w:szCs w:val="28"/>
-          <w:lang w:val="en-US"/>
-        </w:rPr>
-        <w:t xml:space="preserve">, 4) for </w:t>
-      </w:r>
-      <w:proofErr w:type="spellStart"/>
-      <w:r>
-        <w:rPr>
-          <w:sz w:val="28"/>
-          <w:szCs w:val="28"/>
-          <w:lang w:val="en-US"/>
-        </w:rPr>
-        <w:t>val</w:t>
-      </w:r>
-      <w:proofErr w:type="spellEnd"/>
-      <w:r>
-        <w:rPr>
-          <w:sz w:val="28"/>
-          <w:szCs w:val="28"/>
-          <w:lang w:val="en-US"/>
-        </w:rPr>
-        <w:t xml:space="preserve"> in data[</w:t>
-      </w:r>
-      <w:proofErr w:type="spellStart"/>
-      <w:r>
-        <w:rPr>
-          <w:sz w:val="28"/>
-          <w:szCs w:val="28"/>
-          <w:lang w:val="en-US"/>
-        </w:rPr>
-        <w:t>i</w:t>
-      </w:r>
-      <w:proofErr w:type="spellEnd"/>
-      <w:r>
-        <w:rPr>
-          <w:sz w:val="28"/>
-          <w:szCs w:val="28"/>
-          <w:lang w:val="en-US"/>
-        </w:rPr>
-        <w:t>, ::10]]</w:t>
-      </w:r>
-    </w:p>
-    <w:p>
-      <w:pPr>
-        <w:rPr>
-          <w:sz w:val="28"/>
-          <w:szCs w:val="28"/>
-          <w:lang w:val="en-US"/>
-        </w:rPr>
-      </w:pPr>
-      <w:r>
-        <w:rPr>
-          <w:sz w:val="28"/>
-          <w:szCs w:val="28"/>
-          <w:lang w:val="en-US"/>
-        </w:rPr>
-        <w:t xml:space="preserve">            </w:t>
-      </w:r>
-      <w:proofErr w:type="spellStart"/>
-      <w:proofErr w:type="gramStart"/>
-      <w:r>
-        <w:rPr>
-          <w:sz w:val="28"/>
-          <w:szCs w:val="28"/>
-          <w:lang w:val="en-US"/>
-        </w:rPr>
-        <w:t>writer.writerow</w:t>
-      </w:r>
-      <w:proofErr w:type="spellEnd"/>
-      <w:proofErr w:type="gramEnd"/>
-      <w:r>
-        <w:rPr>
-          <w:sz w:val="28"/>
-          <w:szCs w:val="28"/>
-          <w:lang w:val="en-US"/>
-        </w:rPr>
-        <w:t>(row)</w:t>
-      </w:r>
-    </w:p>
-    <w:p>
-      <w:pPr>
-        <w:rPr>
-          <w:sz w:val="28"/>
-          <w:szCs w:val="28"/>
-          <w:lang w:val="en-US"/>
-        </w:rPr>
-      </w:pPr>
-    </w:p>
-    <w:p>
-      <w:pPr>
-        <w:rPr>
-          <w:sz w:val="28"/>
-          <w:szCs w:val="28"/>
-          <w:lang w:val="en-US"/>
-        </w:rPr>
-      </w:pPr>
-      <w:proofErr w:type="spellStart"/>
-      <w:r>
-        <w:rPr>
-          <w:sz w:val="28"/>
-          <w:szCs w:val="28"/>
-          <w:lang w:val="en-US"/>
-        </w:rPr>
-        <w:t>save_</w:t>
-      </w:r>
-      <w:proofErr w:type="gramStart"/>
-      <w:r>
-        <w:rPr>
-          <w:sz w:val="28"/>
-          <w:szCs w:val="28"/>
-          <w:lang w:val="en-US"/>
-        </w:rPr>
-        <w:t>results</w:t>
-      </w:r>
-      <w:proofErr w:type="spellEnd"/>
-      <w:r>
-        <w:rPr>
-          <w:sz w:val="28"/>
-          <w:szCs w:val="28"/>
-          <w:lang w:val="en-US"/>
-        </w:rPr>
-        <w:t>(</w:t>
-      </w:r>
-      <w:proofErr w:type="gramEnd"/>
-      <w:r>
-        <w:rPr>
-          <w:sz w:val="28"/>
-          <w:szCs w:val="28"/>
-          <w:lang w:val="en-US"/>
-        </w:rPr>
-        <w:t xml:space="preserve">'viscosity_method.csv', </w:t>
-      </w:r>
-      <w:proofErr w:type="spellStart"/>
-      <w:r>
-        <w:rPr>
-          <w:sz w:val="28"/>
-          <w:szCs w:val="28"/>
-          <w:lang w:val="en-US"/>
-        </w:rPr>
-        <w:t>U_visc</w:t>
-      </w:r>
-      <w:proofErr w:type="spellEnd"/>
-      <w:r>
-        <w:rPr>
-          <w:sz w:val="28"/>
-          <w:szCs w:val="28"/>
-          <w:lang w:val="en-US"/>
-        </w:rPr>
-        <w:t>)</w:t>
-      </w:r>
-    </w:p>
-    <w:p>
-      <w:pPr>
-        <w:rPr>
-          <w:sz w:val="28"/>
-          <w:szCs w:val="28"/>
-          <w:lang w:val="en-US"/>
-        </w:rPr>
-      </w:pPr>
-      <w:proofErr w:type="spellStart"/>
-      <w:r>
-        <w:rPr>
-          <w:sz w:val="28"/>
-          <w:szCs w:val="28"/>
-          <w:lang w:val="en-US"/>
-        </w:rPr>
-        <w:t>save_</w:t>
-      </w:r>
-      <w:proofErr w:type="gramStart"/>
-      <w:r>
-        <w:rPr>
-          <w:sz w:val="28"/>
-          <w:szCs w:val="28"/>
-          <w:lang w:val="en-US"/>
-        </w:rPr>
-        <w:t>results</w:t>
-      </w:r>
-      <w:proofErr w:type="spellEnd"/>
-      <w:r>
-        <w:rPr>
-          <w:sz w:val="28"/>
-          <w:szCs w:val="28"/>
-          <w:lang w:val="en-US"/>
-        </w:rPr>
-        <w:t>(</w:t>
-      </w:r>
-      <w:proofErr w:type="gramEnd"/>
-      <w:r>
-        <w:rPr>
-          <w:sz w:val="28"/>
-          <w:szCs w:val="28"/>
-          <w:lang w:val="en-US"/>
-        </w:rPr>
-        <w:t xml:space="preserve">'conservative_method.csv', </w:t>
-      </w:r>
-      <w:proofErr w:type="spellStart"/>
-      <w:r>
-        <w:rPr>
-          <w:sz w:val="28"/>
-          <w:szCs w:val="28"/>
-          <w:lang w:val="en-US"/>
-        </w:rPr>
-        <w:t>U_cons</w:t>
-      </w:r>
-      <w:proofErr w:type="spellEnd"/>
-      <w:r>
-        <w:rPr>
-          <w:sz w:val="28"/>
-          <w:szCs w:val="28"/>
-          <w:lang w:val="en-US"/>
-        </w:rPr>
-        <w:t>)</w:t>
-      </w:r>
-    </w:p>
-    <w:p>
-      <w:pPr>
-        <w:rPr>
-          <w:sz w:val="28"/>
-          <w:szCs w:val="28"/>
-          <w:lang w:val="en-US"/>
-        </w:rPr>
-      </w:pPr>
-    </w:p>
-    <w:p>
-      <w:pPr>
-        <w:rPr>
-          <w:sz w:val="28"/>
-          <w:szCs w:val="28"/>
-          <w:lang w:val="en-US"/>
-        </w:rPr>
-      </w:pPr>
-      <w:proofErr w:type="gramStart"/>
-      <w:r>
-        <w:rPr>
-          <w:sz w:val="28"/>
-          <w:szCs w:val="28"/>
-          <w:lang w:val="en-US"/>
-        </w:rPr>
-        <w:t>print(</w:t>
-      </w:r>
-      <w:proofErr w:type="gramEnd"/>
-      <w:r>
-        <w:rPr>
-          <w:sz w:val="28"/>
-          <w:szCs w:val="28"/>
-          <w:lang w:val="en-US"/>
-        </w:rPr>
-        <w:t>f"</w:t>
-      </w:r>
-      <w:r>
-        <w:rPr>
-          <w:sz w:val="28"/>
-          <w:szCs w:val="28"/>
-        </w:rPr>
-        <w:t>Результаты</w:t>
-      </w:r>
-      <w:r>
-        <w:rPr>
-          <w:sz w:val="28"/>
-          <w:szCs w:val="28"/>
-          <w:lang w:val="en-US"/>
-        </w:rPr>
-        <w:t xml:space="preserve"> </w:t>
-      </w:r>
-      <w:r>
-        <w:rPr>
-          <w:sz w:val="28"/>
-          <w:szCs w:val="28"/>
-        </w:rPr>
-        <w:t>сохранены</w:t>
-      </w:r>
-      <w:r>
-        <w:rPr>
-          <w:sz w:val="28"/>
-          <w:szCs w:val="28"/>
-          <w:lang w:val="en-US"/>
-        </w:rPr>
-        <w:t xml:space="preserve"> </w:t>
-      </w:r>
-      <w:r>
-        <w:rPr>
-          <w:sz w:val="28"/>
-          <w:szCs w:val="28"/>
-        </w:rPr>
-        <w:t>в</w:t>
-      </w:r>
-      <w:r>
-        <w:rPr>
-          <w:sz w:val="28"/>
-          <w:szCs w:val="28"/>
-          <w:lang w:val="en-US"/>
-        </w:rPr>
-        <w:t xml:space="preserve"> </w:t>
-      </w:r>
-      <w:r>
-        <w:rPr>
-          <w:sz w:val="28"/>
-          <w:szCs w:val="28"/>
-        </w:rPr>
-        <w:t>папку</w:t>
-      </w:r>
-      <w:r>
-        <w:rPr>
-          <w:sz w:val="28"/>
-          <w:szCs w:val="28"/>
-          <w:lang w:val="en-US"/>
-        </w:rPr>
-        <w:t>: {</w:t>
-      </w:r>
-      <w:proofErr w:type="spellStart"/>
-      <w:r>
-        <w:rPr>
-          <w:sz w:val="28"/>
-          <w:szCs w:val="28"/>
-          <w:lang w:val="en-US"/>
-        </w:rPr>
-        <w:t>os.path.abspath</w:t>
-      </w:r>
-      <w:proofErr w:type="spellEnd"/>
-      <w:r>
-        <w:rPr>
-          <w:sz w:val="28"/>
-          <w:szCs w:val="28"/>
-          <w:lang w:val="en-US"/>
-        </w:rPr>
-        <w:t>(</w:t>
-      </w:r>
-      <w:proofErr w:type="spellStart"/>
-      <w:r>
-        <w:rPr>
-          <w:sz w:val="28"/>
-          <w:szCs w:val="28"/>
-          <w:lang w:val="en-US"/>
-        </w:rPr>
-        <w:t>output_dir</w:t>
-      </w:r>
-      <w:proofErr w:type="spellEnd"/>
-      <w:r>
-        <w:rPr>
-          <w:sz w:val="28"/>
-          <w:szCs w:val="28"/>
-          <w:lang w:val="en-US"/>
-        </w:rPr>
-        <w:t>)}")</w:t>
+        <w:t>()</w:t>
       </w:r>
     </w:p>
     <w:sectPr>
-      <w:footerReference w:type="default" r:id="rId7"/>
+      <w:footerReference w:type="default" r:id="rId8"/>
       <w:pgSz w:w="11906" w:h="16838"/>
       <w:pgMar w:top="1134" w:right="850" w:bottom="1134" w:left="1701" w:header="708" w:footer="708" w:gutter="0"/>
       <w:cols w:space="708"/>
@@ -14955,6 +15771,7 @@
         <w:docPartUnique/>
       </w:docPartObj>
     </w:sdtPr>
+    <w:sdtEndPr/>
     <w:sdtContent>
       <w:p>
         <w:pPr>
